--- a/ejemplo_maestro.docx
+++ b/ejemplo_maestro.docx
@@ -1,6 +1,6 @@
 
 <file path=word/document.xml><?xml version="1.0" encoding="utf-8"?>
-<w:document xmlns:wpc="http://schemas.microsoft.com/office/word/2010/wordprocessingCanvas" xmlns:mc="http://schemas.openxmlformats.org/markup-compatibility/2006" xmlns:o="urn:schemas-microsoft-com:office:office" xmlns:r="http://schemas.openxmlformats.org/officeDocument/2006/relationships" xmlns:m="http://schemas.openxmlformats.org/officeDocument/2006/math" xmlns:v="urn:schemas-microsoft-com:vml" xmlns:wp14="http://schemas.microsoft.com/office/word/2010/wordprocessingDrawing" xmlns:wp="http://schemas.openxmlformats.org/drawingml/2006/wordprocessingDrawing" xmlns:w10="urn:schemas-microsoft-com:office:word" xmlns:w="http://schemas.openxmlformats.org/wordprocessingml/2006/main" xmlns:w14="http://schemas.microsoft.com/office/word/2010/wordml" xmlns:wpg="http://schemas.microsoft.com/office/word/2010/wordprocessingGroup" xmlns:wpi="http://schemas.microsoft.com/office/word/2010/wordprocessingInk" xmlns:wne="http://schemas.microsoft.com/office/word/2006/wordml" xmlns:wps="http://schemas.microsoft.com/office/word/2010/wordprocessingShape" mc:Ignorable="w14 wp14">
+<w:document xmlns:wpc="http://schemas.microsoft.com/office/word/2010/wordprocessingCanvas" xmlns:cx="http://schemas.microsoft.com/office/drawing/2014/chartex" xmlns:cx1="http://schemas.microsoft.com/office/drawing/2015/9/8/chartex" xmlns:cx2="http://schemas.microsoft.com/office/drawing/2015/10/21/chartex" xmlns:cx3="http://schemas.microsoft.com/office/drawing/2016/5/9/chartex" xmlns:cx4="http://schemas.microsoft.com/office/drawing/2016/5/10/chartex" xmlns:cx5="http://schemas.microsoft.com/office/drawing/2016/5/11/chartex" xmlns:cx6="http://schemas.microsoft.com/office/drawing/2016/5/12/chartex" xmlns:cx7="http://schemas.microsoft.com/office/drawing/2016/5/13/chartex" xmlns:cx8="http://schemas.microsoft.com/office/drawing/2016/5/14/chartex" xmlns:mc="http://schemas.openxmlformats.org/markup-compatibility/2006" xmlns:aink="http://schemas.microsoft.com/office/drawing/2016/ink" xmlns:am3d="http://schemas.microsoft.com/office/drawing/2017/model3d" xmlns:o="urn:schemas-microsoft-com:office:office" xmlns:oel="http://schemas.microsoft.com/office/2019/extlst" xmlns:r="http://schemas.openxmlformats.org/officeDocument/2006/relationships" xmlns:m="http://schemas.openxmlformats.org/officeDocument/2006/math" xmlns:v="urn:schemas-microsoft-com:vml" xmlns:wp14="http://schemas.microsoft.com/office/word/2010/wordprocessingDrawing" xmlns:wp="http://schemas.openxmlformats.org/drawingml/2006/wordprocessingDrawing" xmlns:w10="urn:schemas-microsoft-com:office:word" xmlns:w="http://schemas.openxmlformats.org/wordprocessingml/2006/main" xmlns:w14="http://schemas.microsoft.com/office/word/2010/wordml" xmlns:w15="http://schemas.microsoft.com/office/word/2012/wordml" xmlns:w16cex="http://schemas.microsoft.com/office/word/2018/wordml/cex" xmlns:w16cid="http://schemas.microsoft.com/office/word/2016/wordml/cid" xmlns:w16="http://schemas.microsoft.com/office/word/2018/wordml" xmlns:w16du="http://schemas.microsoft.com/office/word/2023/wordml/word16du" xmlns:w16sdtdh="http://schemas.microsoft.com/office/word/2020/wordml/sdtdatahash" xmlns:w16sdtfl="http://schemas.microsoft.com/office/word/2024/wordml/sdtformatlock" xmlns:w16se="http://schemas.microsoft.com/office/word/2015/wordml/symex" xmlns:wpg="http://schemas.microsoft.com/office/word/2010/wordprocessingGroup" xmlns:wpi="http://schemas.microsoft.com/office/word/2010/wordprocessingInk" xmlns:wne="http://schemas.microsoft.com/office/word/2006/wordml" xmlns:wps="http://schemas.microsoft.com/office/word/2010/wordprocessingShape" mc:Ignorable="w14 w15 w16se w16cid w16 w16cex w16sdtdh w16sdtfl w16du wp14">
   <w:body>
     <w:tbl>
       <w:tblPr>
@@ -23,7 +23,6 @@
         <w:tc>
           <w:tcPr>
             <w:tcW w:w="9985" w:type="dxa"/>
-            <w:shd w:val="clear" w:color="auto" w:fill="auto"/>
             <w:noWrap/>
             <w:vAlign w:val="center"/>
           </w:tcPr>
@@ -55,8 +54,8 @@
       <w:tblGrid>
         <w:gridCol w:w="1913"/>
         <w:gridCol w:w="2835"/>
-        <w:gridCol w:w="2162"/>
-        <w:gridCol w:w="2700"/>
+        <w:gridCol w:w="2175"/>
+        <w:gridCol w:w="2687"/>
       </w:tblGrid>
       <w:tr>
         <w:trPr>
@@ -71,7 +70,6 @@
               <w:left w:val="nil"/>
               <w:bottom w:val="nil"/>
             </w:tcBorders>
-            <w:shd w:val="clear" w:color="auto" w:fill="auto"/>
             <w:noWrap/>
             <w:vAlign w:val="bottom"/>
           </w:tcPr>
@@ -190,7 +188,7 @@
                 </mc:Choice>
                 <mc:Fallback>
                   <w:pict>
-                    <v:line id="10 Conector recto" o:spid="_x0000_s1026" style="position:absolute;z-index:251659264;visibility:visible;mso-wrap-style:square;mso-width-percent:0;mso-height-percent:0;mso-wrap-distance-left:9pt;mso-wrap-distance-top:0;mso-wrap-distance-right:9pt;mso-wrap-distance-bottom:0;mso-position-horizontal:absolute;mso-position-horizontal-relative:text;mso-position-vertical:absolute;mso-position-vertical-relative:text;mso-width-percent:0;mso-height-percent:0;mso-width-relative:margin;mso-height-relative:margin" from="118.4pt,20.95pt" to="353.4pt,20.95pt" o:gfxdata="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" strokecolor="#4579b8 [3044]"/>
+                    <v:line w14:anchorId="1165C0AF" id="10 Conector recto" o:spid="_x0000_s1026" style="position:absolute;z-index:251659264;visibility:visible;mso-wrap-style:square;mso-width-percent:0;mso-height-percent:0;mso-wrap-distance-left:9pt;mso-wrap-distance-top:0;mso-wrap-distance-right:9pt;mso-wrap-distance-bottom:0;mso-position-horizontal:absolute;mso-position-horizontal-relative:text;mso-position-vertical:absolute;mso-position-vertical-relative:text;mso-width-percent:0;mso-height-percent:0;mso-width-relative:margin;mso-height-relative:margin" from="118.4pt,20.95pt" to="353.4pt,20.95pt" o:gfxdata="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" strokecolor="#4579b8 [3044]"/>
                   </w:pict>
                 </mc:Fallback>
               </mc:AlternateContent>
@@ -206,7 +204,33 @@
                 <w:szCs w:val="24"/>
                 <w:lang w:eastAsia="es-MX"/>
               </w:rPr>
-              <w:t>BURGUEÑO RIVAS ABELARDO</w:t>
+              <w:t>{{Nombre_</w:t>
+            </w:r>
+            <w:r>
+              <w:rPr>
+                <w:rFonts w:ascii="Segoe UI Black" w:eastAsia="Times New Roman" w:hAnsi="Segoe UI Black" w:cs="Arial"/>
+                <w:b/>
+                <w:bCs/>
+                <w:noProof/>
+                <w:color w:val="0070C0"/>
+                <w:sz w:val="32"/>
+                <w:szCs w:val="24"/>
+                <w:lang w:eastAsia="es-MX"/>
+              </w:rPr>
+              <w:t>Cliente</w:t>
+            </w:r>
+            <w:r>
+              <w:rPr>
+                <w:rFonts w:ascii="Segoe UI Black" w:eastAsia="Times New Roman" w:hAnsi="Segoe UI Black" w:cs="Arial"/>
+                <w:b/>
+                <w:bCs/>
+                <w:noProof/>
+                <w:color w:val="0070C0"/>
+                <w:sz w:val="32"/>
+                <w:szCs w:val="24"/>
+                <w:lang w:eastAsia="es-MX"/>
+              </w:rPr>
+              <w:t>}}</w:t>
             </w:r>
           </w:p>
           <w:p>
@@ -245,7 +269,33 @@
                 <w:szCs w:val="24"/>
                 <w:lang w:eastAsia="es-MX"/>
               </w:rPr>
-              <w:t>2026</w:t>
+              <w:t>{{</w:t>
+            </w:r>
+            <w:proofErr w:type="spellStart"/>
+            <w:r>
+              <w:rPr>
+                <w:rFonts w:ascii="Bahnschrift" w:eastAsia="Times New Roman" w:hAnsi="Bahnschrift" w:cs="Arial"/>
+                <w:b/>
+                <w:bCs/>
+                <w:color w:val="E36C0A" w:themeColor="accent6" w:themeShade="BF"/>
+                <w:sz w:val="32"/>
+                <w:szCs w:val="24"/>
+                <w:lang w:eastAsia="es-MX"/>
+              </w:rPr>
+              <w:t>Año_Actual</w:t>
+            </w:r>
+            <w:proofErr w:type="spellEnd"/>
+            <w:r>
+              <w:rPr>
+                <w:rFonts w:ascii="Bahnschrift" w:eastAsia="Times New Roman" w:hAnsi="Bahnschrift" w:cs="Arial"/>
+                <w:b/>
+                <w:bCs/>
+                <w:color w:val="E36C0A" w:themeColor="accent6" w:themeShade="BF"/>
+                <w:sz w:val="32"/>
+                <w:szCs w:val="24"/>
+                <w:lang w:eastAsia="es-MX"/>
+              </w:rPr>
+              <w:t>}}</w:t>
             </w:r>
           </w:p>
           <w:p>
@@ -279,66 +329,48 @@
             </w:pPr>
             <w:r>
               <w:rPr>
-                <w:rFonts w:ascii="Segoe UI Light" w:eastAsia="Times New Roman" w:hAnsi="Segoe UI Light" w:cs="Segoe UI Light"/>
-                <w:bCs/>
-                <w:lang w:eastAsia="es-MX"/>
-              </w:rPr>
-              <w:t>Viernes</w:t>
-            </w:r>
-            <w:r>
-              <w:rPr>
-                <w:rFonts w:ascii="Segoe UI Light" w:eastAsia="Times New Roman" w:hAnsi="Segoe UI Light" w:cs="Segoe UI Light"/>
-                <w:bCs/>
-                <w:lang w:eastAsia="es-MX"/>
-              </w:rPr>
-              <w:t xml:space="preserve"> </w:t>
-            </w:r>
-            <w:r>
-              <w:rPr>
-                <w:rFonts w:ascii="Segoe UI Light" w:eastAsia="Times New Roman" w:hAnsi="Segoe UI Light" w:cs="Segoe UI Light"/>
-                <w:bCs/>
-                <w:lang w:eastAsia="es-MX"/>
-              </w:rPr>
-              <w:t>19</w:t>
-            </w:r>
-            <w:r>
-              <w:rPr>
-                <w:rFonts w:ascii="Segoe UI Light" w:eastAsia="Times New Roman" w:hAnsi="Segoe UI Light" w:cs="Segoe UI Light"/>
-                <w:bCs/>
-                <w:lang w:eastAsia="es-MX"/>
-              </w:rPr>
-              <w:t xml:space="preserve"> de </w:t>
-            </w:r>
-            <w:r>
-              <w:rPr>
-                <w:rFonts w:ascii="Segoe UI Light" w:eastAsia="Times New Roman" w:hAnsi="Segoe UI Light" w:cs="Segoe UI Light"/>
-                <w:bCs/>
-                <w:lang w:eastAsia="es-MX"/>
-              </w:rPr>
-              <w:t>Junio</w:t>
-            </w:r>
-            <w:r>
-              <w:rPr>
-                <w:rFonts w:ascii="Segoe UI Light" w:eastAsia="Times New Roman" w:hAnsi="Segoe UI Light" w:cs="Segoe UI Light"/>
-                <w:bCs/>
-                <w:lang w:eastAsia="es-MX"/>
-              </w:rPr>
-              <w:t xml:space="preserve"> de </w:t>
-            </w:r>
-            <w:r>
-              <w:rPr>
-                <w:rFonts w:ascii="Segoe UI Light" w:eastAsia="Times New Roman" w:hAnsi="Segoe UI Light" w:cs="Segoe UI Light"/>
-                <w:bCs/>
-                <w:lang w:eastAsia="es-MX"/>
-              </w:rPr>
-              <w:t>2026</w:t>
+                <w:rFonts w:ascii="Segoe UI Black" w:eastAsia="Times New Roman" w:hAnsi="Segoe UI Black" w:cs="Arial"/>
+                <w:b/>
+                <w:bCs/>
+                <w:color w:val="1F497D" w:themeColor="text2"/>
+                <w:sz w:val="32"/>
+                <w:szCs w:val="24"/>
+                <w:lang w:eastAsia="es-MX"/>
+              </w:rPr>
+              <w:t>{{</w:t>
+            </w:r>
+            <w:proofErr w:type="spellStart"/>
+            <w:r>
+              <w:rPr>
+                <w:rFonts w:ascii="Segoe UI Black" w:eastAsia="Times New Roman" w:hAnsi="Segoe UI Black" w:cs="Arial"/>
+                <w:b/>
+                <w:bCs/>
+                <w:color w:val="1F497D" w:themeColor="text2"/>
+                <w:sz w:val="32"/>
+                <w:szCs w:val="24"/>
+                <w:lang w:eastAsia="es-MX"/>
+              </w:rPr>
+              <w:t>fecha_actual</w:t>
+            </w:r>
+            <w:proofErr w:type="spellEnd"/>
+            <w:r>
+              <w:rPr>
+                <w:rFonts w:ascii="Segoe UI Black" w:eastAsia="Times New Roman" w:hAnsi="Segoe UI Black" w:cs="Arial"/>
+                <w:b/>
+                <w:bCs/>
+                <w:color w:val="1F497D" w:themeColor="text2"/>
+                <w:sz w:val="32"/>
+                <w:szCs w:val="24"/>
+                <w:lang w:eastAsia="es-MX"/>
+              </w:rPr>
+              <w:t>}}</w:t>
             </w:r>
           </w:p>
         </w:tc>
       </w:tr>
       <w:tr>
         <w:trPr>
-          <w:trHeight w:val="297"/>
+          <w:trHeight w:val="509"/>
         </w:trPr>
         <w:tc>
           <w:tcPr>
@@ -498,7 +530,7 @@
       </w:tr>
       <w:tr>
         <w:trPr>
-          <w:trHeight w:val="296"/>
+          <w:trHeight w:val="509"/>
         </w:trPr>
         <w:tc>
           <w:tcPr>
@@ -662,7 +694,6 @@
               <w:bottom w:val="single" w:sz="2" w:space="0" w:color="548DD4" w:themeColor="text2" w:themeTint="99"/>
               <w:right w:val="single" w:sz="2" w:space="0" w:color="548DD4" w:themeColor="text2" w:themeTint="99"/>
             </w:tcBorders>
-            <w:shd w:val="clear" w:color="auto" w:fill="auto"/>
             <w:vAlign w:val="center"/>
           </w:tcPr>
           <w:p>
@@ -743,7 +774,49 @@
                 <w:szCs w:val="20"/>
                 <w:lang w:eastAsia="es-MX"/>
               </w:rPr>
-              <w:t>2026</w:t>
+              <w:t>{{</w:t>
+            </w:r>
+            <w:proofErr w:type="spellStart"/>
+            <w:r>
+              <w:rPr>
+                <w:rFonts w:ascii="Franklin Gothic Book" w:eastAsia="Times New Roman" w:hAnsi="Franklin Gothic Book" w:cs="Tahoma"/>
+                <w:szCs w:val="20"/>
+                <w:lang w:eastAsia="es-MX"/>
+              </w:rPr>
+              <w:t>año</w:t>
+            </w:r>
+            <w:r>
+              <w:rPr>
+                <w:rFonts w:ascii="Franklin Gothic Book" w:eastAsia="Times New Roman" w:hAnsi="Franklin Gothic Book" w:cs="Tahoma"/>
+                <w:szCs w:val="20"/>
+                <w:lang w:eastAsia="es-MX"/>
+              </w:rPr>
+              <w:t>_</w:t>
+            </w:r>
+            <w:r>
+              <w:rPr>
+                <w:rFonts w:ascii="Franklin Gothic Book" w:eastAsia="Times New Roman" w:hAnsi="Franklin Gothic Book" w:cs="Tahoma"/>
+                <w:szCs w:val="20"/>
+                <w:lang w:eastAsia="es-MX"/>
+              </w:rPr>
+              <w:t>m</w:t>
+            </w:r>
+            <w:r>
+              <w:rPr>
+                <w:rFonts w:ascii="Franklin Gothic Book" w:eastAsia="Times New Roman" w:hAnsi="Franklin Gothic Book" w:cs="Tahoma"/>
+                <w:szCs w:val="20"/>
+                <w:lang w:eastAsia="es-MX"/>
+              </w:rPr>
+              <w:t>unicipio</w:t>
+            </w:r>
+            <w:proofErr w:type="spellEnd"/>
+            <w:r>
+              <w:rPr>
+                <w:rFonts w:ascii="Franklin Gothic Book" w:eastAsia="Times New Roman" w:hAnsi="Franklin Gothic Book" w:cs="Tahoma"/>
+                <w:szCs w:val="20"/>
+                <w:lang w:eastAsia="es-MX"/>
+              </w:rPr>
+              <w:t>}}</w:t>
             </w:r>
           </w:p>
         </w:tc>
@@ -764,6 +837,25 @@
               <w:spacing w:after="0" w:line="240" w:lineRule="auto"/>
               <w:jc w:val="center"/>
               <w:rPr>
+                <w:rFonts w:ascii="Franklin Gothic Book" w:hAnsi="Franklin Gothic Book" w:cs="Tahoma"/>
+                <w:sz w:val="20"/>
+                <w:szCs w:val="20"/>
+              </w:rPr>
+            </w:pPr>
+            <w:r>
+              <w:rPr>
+                <w:rFonts w:ascii="Franklin Gothic Book" w:hAnsi="Franklin Gothic Book" w:cs="Tahoma"/>
+                <w:sz w:val="20"/>
+                <w:szCs w:val="20"/>
+              </w:rPr>
+              <w:t xml:space="preserve">Refrendo realizado el </w:t>
+            </w:r>
+          </w:p>
+          <w:p>
+            <w:pPr>
+              <w:spacing w:after="0" w:line="240" w:lineRule="auto"/>
+              <w:jc w:val="center"/>
+              <w:rPr>
                 <w:rFonts w:ascii="Franklin Gothic Book" w:eastAsia="Times New Roman" w:hAnsi="Franklin Gothic Book" w:cs="Segoe UI"/>
                 <w:sz w:val="20"/>
                 <w:szCs w:val="20"/>
@@ -772,11 +864,32 @@
             </w:pPr>
             <w:r>
               <w:rPr>
-                <w:rFonts w:ascii="Franklin Gothic Book" w:hAnsi="Franklin Gothic Book" w:cs="Tahoma"/>
-                <w:sz w:val="20"/>
-                <w:szCs w:val="20"/>
-              </w:rPr>
-              <w:t>Refrendo realizado el 21.05.2026</w:t>
+                <w:rFonts w:ascii="Franklin Gothic Book" w:eastAsia="Times New Roman" w:hAnsi="Franklin Gothic Book" w:cs="Tahoma"/>
+                <w:sz w:val="20"/>
+                <w:szCs w:val="20"/>
+                <w:lang w:eastAsia="es-MX"/>
+              </w:rPr>
+              <w:t>{{</w:t>
+            </w:r>
+            <w:proofErr w:type="spellStart"/>
+            <w:r>
+              <w:rPr>
+                <w:rFonts w:ascii="Franklin Gothic Book" w:eastAsia="Times New Roman" w:hAnsi="Franklin Gothic Book" w:cs="Tahoma"/>
+                <w:sz w:val="20"/>
+                <w:szCs w:val="20"/>
+                <w:lang w:eastAsia="es-MX"/>
+              </w:rPr>
+              <w:t>fecha_municipio</w:t>
+            </w:r>
+            <w:proofErr w:type="spellEnd"/>
+            <w:r>
+              <w:rPr>
+                <w:rFonts w:ascii="Franklin Gothic Book" w:eastAsia="Times New Roman" w:hAnsi="Franklin Gothic Book" w:cs="Tahoma"/>
+                <w:sz w:val="20"/>
+                <w:szCs w:val="20"/>
+                <w:lang w:eastAsia="es-MX"/>
+              </w:rPr>
+              <w:t>}}</w:t>
             </w:r>
           </w:p>
         </w:tc>
@@ -824,7 +937,6 @@
               <w:bottom w:val="single" w:sz="2" w:space="0" w:color="548DD4" w:themeColor="text2" w:themeTint="99"/>
               <w:right w:val="single" w:sz="2" w:space="0" w:color="548DD4" w:themeColor="text2" w:themeTint="99"/>
             </w:tcBorders>
-            <w:shd w:val="clear" w:color="auto" w:fill="auto"/>
             <w:vAlign w:val="center"/>
           </w:tcPr>
           <w:p>
@@ -923,7 +1035,25 @@
                 <w:szCs w:val="20"/>
                 <w:lang w:eastAsia="es-MX"/>
               </w:rPr>
-              <w:t>2026</w:t>
+              <w:t>{{</w:t>
+            </w:r>
+            <w:proofErr w:type="spellStart"/>
+            <w:r>
+              <w:rPr>
+                <w:rFonts w:ascii="Franklin Gothic Book" w:eastAsia="Times New Roman" w:hAnsi="Franklin Gothic Book" w:cs="Tahoma"/>
+                <w:szCs w:val="20"/>
+                <w:lang w:eastAsia="es-MX"/>
+              </w:rPr>
+              <w:t>año_inegi</w:t>
+            </w:r>
+            <w:proofErr w:type="spellEnd"/>
+            <w:r>
+              <w:rPr>
+                <w:rFonts w:ascii="Franklin Gothic Book" w:eastAsia="Times New Roman" w:hAnsi="Franklin Gothic Book" w:cs="Tahoma"/>
+                <w:szCs w:val="20"/>
+                <w:lang w:eastAsia="es-MX"/>
+              </w:rPr>
+              <w:t>}}</w:t>
             </w:r>
           </w:p>
         </w:tc>
@@ -955,7 +1085,44 @@
                 <w:sz w:val="20"/>
                 <w:szCs w:val="20"/>
               </w:rPr>
-              <w:t>Registro efectuado el día 02.05.2024</w:t>
+              <w:t xml:space="preserve">Registro efectuado el día </w:t>
+            </w:r>
+          </w:p>
+          <w:p>
+            <w:pPr>
+              <w:spacing w:after="0" w:line="240" w:lineRule="auto"/>
+              <w:jc w:val="center"/>
+              <w:rPr>
+                <w:rFonts w:ascii="Franklin Gothic Book" w:hAnsi="Franklin Gothic Book" w:cs="Tahoma"/>
+                <w:sz w:val="20"/>
+                <w:szCs w:val="20"/>
+              </w:rPr>
+            </w:pPr>
+            <w:r>
+              <w:rPr>
+                <w:rFonts w:ascii="Franklin Gothic Book" w:hAnsi="Franklin Gothic Book" w:cs="Tahoma"/>
+                <w:sz w:val="20"/>
+                <w:szCs w:val="20"/>
+              </w:rPr>
+              <w:t>{{</w:t>
+            </w:r>
+            <w:proofErr w:type="spellStart"/>
+            <w:r>
+              <w:rPr>
+                <w:rFonts w:ascii="Franklin Gothic Book" w:hAnsi="Franklin Gothic Book" w:cs="Tahoma"/>
+                <w:sz w:val="20"/>
+                <w:szCs w:val="20"/>
+              </w:rPr>
+              <w:t>fecha_inegi</w:t>
+            </w:r>
+            <w:proofErr w:type="spellEnd"/>
+            <w:r>
+              <w:rPr>
+                <w:rFonts w:ascii="Franklin Gothic Book" w:hAnsi="Franklin Gothic Book" w:cs="Tahoma"/>
+                <w:sz w:val="20"/>
+                <w:szCs w:val="20"/>
+              </w:rPr>
+              <w:t>}}</w:t>
             </w:r>
           </w:p>
         </w:tc>
@@ -1011,7 +1178,6 @@
               <w:bottom w:val="single" w:sz="2" w:space="0" w:color="548DD4" w:themeColor="text2" w:themeTint="99"/>
               <w:right w:val="single" w:sz="2" w:space="0" w:color="548DD4" w:themeColor="text2" w:themeTint="99"/>
             </w:tcBorders>
-            <w:shd w:val="clear" w:color="auto" w:fill="auto"/>
             <w:vAlign w:val="center"/>
           </w:tcPr>
           <w:p>
@@ -1083,7 +1249,25 @@
                 <w:szCs w:val="20"/>
                 <w:lang w:eastAsia="es-MX"/>
               </w:rPr>
-              <w:t>2026</w:t>
+              <w:t>{{</w:t>
+            </w:r>
+            <w:proofErr w:type="spellStart"/>
+            <w:r>
+              <w:rPr>
+                <w:rFonts w:ascii="Franklin Gothic Book" w:eastAsia="Times New Roman" w:hAnsi="Franklin Gothic Book" w:cs="Tahoma"/>
+                <w:szCs w:val="20"/>
+                <w:lang w:eastAsia="es-MX"/>
+              </w:rPr>
+              <w:t>año_ssa</w:t>
+            </w:r>
+            <w:proofErr w:type="spellEnd"/>
+            <w:r>
+              <w:rPr>
+                <w:rFonts w:ascii="Franklin Gothic Book" w:eastAsia="Times New Roman" w:hAnsi="Franklin Gothic Book" w:cs="Tahoma"/>
+                <w:szCs w:val="20"/>
+                <w:lang w:eastAsia="es-MX"/>
+              </w:rPr>
+              <w:t>}}</w:t>
             </w:r>
           </w:p>
         </w:tc>
@@ -1104,19 +1288,31 @@
               <w:spacing w:after="0" w:line="240" w:lineRule="auto"/>
               <w:jc w:val="center"/>
               <w:rPr>
+                <w:rFonts w:ascii="Franklin Gothic Book" w:eastAsia="Times New Roman" w:hAnsi="Franklin Gothic Book" w:cs="Segoe UI"/>
+                <w:sz w:val="20"/>
+                <w:szCs w:val="20"/>
+                <w:lang w:eastAsia="es-MX"/>
+              </w:rPr>
+            </w:pPr>
+            <w:r>
+              <w:rPr>
                 <w:rFonts w:ascii="Franklin Gothic Book" w:hAnsi="Franklin Gothic Book" w:cs="Tahoma"/>
                 <w:sz w:val="20"/>
                 <w:szCs w:val="20"/>
               </w:rPr>
-            </w:pPr>
-            <w:r>
+              <w:t xml:space="preserve">Aviso presentado el día </w:t>
+            </w:r>
+          </w:p>
+          <w:p>
+            <w:pPr>
+              <w:spacing w:after="0" w:line="240" w:lineRule="auto"/>
+              <w:jc w:val="center"/>
               <w:rPr>
                 <w:rFonts w:ascii="Franklin Gothic Book" w:hAnsi="Franklin Gothic Book" w:cs="Tahoma"/>
                 <w:sz w:val="20"/>
                 <w:szCs w:val="20"/>
               </w:rPr>
-              <w:t xml:space="preserve">Aviso presentado el día </w:t>
-            </w:r>
+            </w:pPr>
             <w:r>
               <w:rPr>
                 <w:rFonts w:ascii="Franklin Gothic Book" w:eastAsia="Times New Roman" w:hAnsi="Franklin Gothic Book" w:cs="Segoe UI"/>
@@ -1124,7 +1320,27 @@
                 <w:szCs w:val="20"/>
                 <w:lang w:eastAsia="es-MX"/>
               </w:rPr>
-              <w:t>21.11.2017</w:t>
+              <w:t>{{</w:t>
+            </w:r>
+            <w:proofErr w:type="spellStart"/>
+            <w:r>
+              <w:rPr>
+                <w:rFonts w:ascii="Franklin Gothic Book" w:eastAsia="Times New Roman" w:hAnsi="Franklin Gothic Book" w:cs="Segoe UI"/>
+                <w:sz w:val="20"/>
+                <w:szCs w:val="20"/>
+                <w:lang w:eastAsia="es-MX"/>
+              </w:rPr>
+              <w:t>fecha_ssa</w:t>
+            </w:r>
+            <w:proofErr w:type="spellEnd"/>
+            <w:r>
+              <w:rPr>
+                <w:rFonts w:ascii="Franklin Gothic Book" w:eastAsia="Times New Roman" w:hAnsi="Franklin Gothic Book" w:cs="Segoe UI"/>
+                <w:sz w:val="20"/>
+                <w:szCs w:val="20"/>
+                <w:lang w:eastAsia="es-MX"/>
+              </w:rPr>
+              <w:t>}}</w:t>
             </w:r>
           </w:p>
         </w:tc>
@@ -1180,7 +1396,6 @@
               <w:bottom w:val="single" w:sz="2" w:space="0" w:color="548DD4" w:themeColor="text2" w:themeTint="99"/>
               <w:right w:val="single" w:sz="2" w:space="0" w:color="548DD4" w:themeColor="text2" w:themeTint="99"/>
             </w:tcBorders>
-            <w:shd w:val="clear" w:color="auto" w:fill="auto"/>
             <w:vAlign w:val="center"/>
           </w:tcPr>
           <w:p>
@@ -1270,7 +1485,25 @@
                 <w:szCs w:val="20"/>
                 <w:lang w:eastAsia="es-MX"/>
               </w:rPr>
-              <w:t>2026</w:t>
+              <w:t>{{</w:t>
+            </w:r>
+            <w:proofErr w:type="spellStart"/>
+            <w:r>
+              <w:rPr>
+                <w:rFonts w:ascii="Franklin Gothic Book" w:eastAsia="Times New Roman" w:hAnsi="Franklin Gothic Book" w:cs="Tahoma"/>
+                <w:szCs w:val="20"/>
+                <w:lang w:eastAsia="es-MX"/>
+              </w:rPr>
+              <w:t>año_ovh</w:t>
+            </w:r>
+            <w:proofErr w:type="spellEnd"/>
+            <w:r>
+              <w:rPr>
+                <w:rFonts w:ascii="Franklin Gothic Book" w:eastAsia="Times New Roman" w:hAnsi="Franklin Gothic Book" w:cs="Tahoma"/>
+                <w:szCs w:val="20"/>
+                <w:lang w:eastAsia="es-MX"/>
+              </w:rPr>
+              <w:t>}}</w:t>
             </w:r>
           </w:p>
         </w:tc>
@@ -1309,14 +1542,55 @@
             <w:r>
               <w:t xml:space="preserve"> </w:t>
             </w:r>
-            <w:r>
+          </w:p>
+          <w:p>
+            <w:pPr>
+              <w:spacing w:after="0" w:line="240" w:lineRule="auto"/>
+              <w:jc w:val="center"/>
               <w:rPr>
                 <w:rFonts w:ascii="Franklin Gothic Book" w:eastAsia="Times New Roman" w:hAnsi="Franklin Gothic Book" w:cs="Segoe UI"/>
                 <w:sz w:val="20"/>
                 <w:szCs w:val="20"/>
                 <w:lang w:eastAsia="es-MX"/>
               </w:rPr>
-              <w:t>14.06.2001</w:t>
+            </w:pPr>
+            <w:r>
+              <w:rPr>
+                <w:rFonts w:ascii="Franklin Gothic Book" w:eastAsia="Times New Roman" w:hAnsi="Franklin Gothic Book" w:cs="Segoe UI"/>
+                <w:sz w:val="20"/>
+                <w:szCs w:val="20"/>
+                <w:lang w:eastAsia="es-MX"/>
+              </w:rPr>
+              <w:t>{{</w:t>
+            </w:r>
+            <w:proofErr w:type="spellStart"/>
+            <w:r>
+              <w:rPr>
+                <w:rFonts w:ascii="Franklin Gothic Book" w:eastAsia="Times New Roman" w:hAnsi="Franklin Gothic Book" w:cs="Segoe UI"/>
+                <w:sz w:val="20"/>
+                <w:szCs w:val="20"/>
+                <w:lang w:eastAsia="es-MX"/>
+              </w:rPr>
+              <w:t>fecha_</w:t>
+            </w:r>
+            <w:r>
+              <w:rPr>
+                <w:rFonts w:ascii="Franklin Gothic Book" w:eastAsia="Times New Roman" w:hAnsi="Franklin Gothic Book" w:cs="Segoe UI"/>
+                <w:sz w:val="20"/>
+                <w:szCs w:val="20"/>
+                <w:lang w:eastAsia="es-MX"/>
+              </w:rPr>
+              <w:t>ovh</w:t>
+            </w:r>
+            <w:proofErr w:type="spellEnd"/>
+            <w:r>
+              <w:rPr>
+                <w:rFonts w:ascii="Franklin Gothic Book" w:eastAsia="Times New Roman" w:hAnsi="Franklin Gothic Book" w:cs="Segoe UI"/>
+                <w:sz w:val="20"/>
+                <w:szCs w:val="20"/>
+                <w:lang w:eastAsia="es-MX"/>
+              </w:rPr>
+              <w:t>}}</w:t>
             </w:r>
           </w:p>
         </w:tc>
@@ -1372,7 +1646,6 @@
               <w:bottom w:val="single" w:sz="2" w:space="0" w:color="548DD4" w:themeColor="text2" w:themeTint="99"/>
               <w:right w:val="single" w:sz="2" w:space="0" w:color="548DD4" w:themeColor="text2" w:themeTint="99"/>
             </w:tcBorders>
-            <w:shd w:val="clear" w:color="auto" w:fill="auto"/>
             <w:vAlign w:val="center"/>
           </w:tcPr>
           <w:p>
@@ -1413,7 +1686,7 @@
                 <w:szCs w:val="20"/>
                 <w:lang w:eastAsia="es-MX"/>
               </w:rPr>
-              <w:t xml:space="preserve"> (2025)</w:t>
+              <w:t xml:space="preserve"> </w:t>
             </w:r>
           </w:p>
         </w:tc>
@@ -1464,7 +1737,33 @@
                 <w:szCs w:val="20"/>
                 <w:lang w:eastAsia="es-MX"/>
               </w:rPr>
-              <w:t>2026</w:t>
+              <w:t>{{</w:t>
+            </w:r>
+            <w:proofErr w:type="spellStart"/>
+            <w:r>
+              <w:rPr>
+                <w:rFonts w:ascii="Franklin Gothic Book" w:eastAsia="Times New Roman" w:hAnsi="Franklin Gothic Book" w:cs="Tahoma"/>
+                <w:szCs w:val="20"/>
+                <w:lang w:eastAsia="es-MX"/>
+              </w:rPr>
+              <w:t>año_stps</w:t>
+            </w:r>
+            <w:r>
+              <w:rPr>
+                <w:rFonts w:ascii="Franklin Gothic Book" w:eastAsia="Times New Roman" w:hAnsi="Franklin Gothic Book" w:cs="Tahoma"/>
+                <w:szCs w:val="20"/>
+                <w:lang w:eastAsia="es-MX"/>
+              </w:rPr>
+              <w:t>_act</w:t>
+            </w:r>
+            <w:proofErr w:type="spellEnd"/>
+            <w:r>
+              <w:rPr>
+                <w:rFonts w:ascii="Franklin Gothic Book" w:eastAsia="Times New Roman" w:hAnsi="Franklin Gothic Book" w:cs="Tahoma"/>
+                <w:szCs w:val="20"/>
+                <w:lang w:eastAsia="es-MX"/>
+              </w:rPr>
+              <w:t>}}</w:t>
             </w:r>
           </w:p>
         </w:tc>
@@ -1496,7 +1795,33 @@
                 <w:sz w:val="20"/>
                 <w:lang w:eastAsia="es-MX"/>
               </w:rPr>
-              <w:t>Documentación recibida el 22.05.2026</w:t>
+              <w:t>Documentación recibida el</w:t>
+            </w:r>
+            <w:r>
+              <w:rPr>
+                <w:rFonts w:ascii="Franklin Gothic Book" w:hAnsi="Franklin Gothic Book" w:cs="Segoe UI"/>
+                <w:sz w:val="20"/>
+                <w:lang w:eastAsia="es-MX"/>
+              </w:rPr>
+              <w:t xml:space="preserve"> {{</w:t>
+            </w:r>
+            <w:proofErr w:type="spellStart"/>
+            <w:r>
+              <w:rPr>
+                <w:rFonts w:ascii="Franklin Gothic Book" w:hAnsi="Franklin Gothic Book" w:cs="Segoe UI"/>
+                <w:sz w:val="20"/>
+                <w:lang w:eastAsia="es-MX"/>
+              </w:rPr>
+              <w:t>fecha_stps_act</w:t>
+            </w:r>
+            <w:proofErr w:type="spellEnd"/>
+            <w:r>
+              <w:rPr>
+                <w:rFonts w:ascii="Franklin Gothic Book" w:hAnsi="Franklin Gothic Book" w:cs="Segoe UI"/>
+                <w:sz w:val="20"/>
+                <w:lang w:eastAsia="es-MX"/>
+              </w:rPr>
+              <w:t>}}</w:t>
             </w:r>
           </w:p>
         </w:tc>
@@ -1540,7 +1865,6 @@
               <w:bottom w:val="single" w:sz="2" w:space="0" w:color="548DD4" w:themeColor="text2" w:themeTint="99"/>
               <w:right w:val="single" w:sz="2" w:space="0" w:color="548DD4" w:themeColor="text2" w:themeTint="99"/>
             </w:tcBorders>
-            <w:shd w:val="clear" w:color="auto" w:fill="auto"/>
             <w:vAlign w:val="center"/>
           </w:tcPr>
           <w:p>
@@ -1601,7 +1925,7 @@
               <w:jc w:val="center"/>
               <w:rPr>
                 <w:rFonts w:ascii="Franklin Gothic Book" w:eastAsia="Times New Roman" w:hAnsi="Franklin Gothic Book" w:cs="Tahoma"/>
-                <w:b/>
+                <w:bCs/>
                 <w:sz w:val="20"/>
                 <w:szCs w:val="20"/>
                 <w:highlight w:val="yellow"/>
@@ -1611,12 +1935,44 @@
             <w:r>
               <w:rPr>
                 <w:rFonts w:ascii="Franklin Gothic Book" w:eastAsia="Times New Roman" w:hAnsi="Franklin Gothic Book" w:cs="Tahoma"/>
-                <w:b/>
-                <w:sz w:val="20"/>
-                <w:szCs w:val="20"/>
-                <w:lang w:eastAsia="es-MX"/>
-              </w:rPr>
-              <w:t>PENDIENTE</w:t>
+                <w:bCs/>
+                <w:lang w:eastAsia="es-MX"/>
+              </w:rPr>
+              <w:t>{{</w:t>
+            </w:r>
+            <w:proofErr w:type="gramStart"/>
+            <w:r>
+              <w:rPr>
+                <w:rFonts w:ascii="Franklin Gothic Book" w:eastAsia="Times New Roman" w:hAnsi="Franklin Gothic Book" w:cs="Tahoma"/>
+                <w:bCs/>
+                <w:lang w:eastAsia="es-MX"/>
+              </w:rPr>
+              <w:t>status</w:t>
+            </w:r>
+            <w:proofErr w:type="gramEnd"/>
+            <w:r>
+              <w:rPr>
+                <w:rFonts w:ascii="Franklin Gothic Book" w:eastAsia="Times New Roman" w:hAnsi="Franklin Gothic Book" w:cs="Tahoma"/>
+                <w:bCs/>
+                <w:lang w:eastAsia="es-MX"/>
+              </w:rPr>
+              <w:t>_stps</w:t>
+            </w:r>
+            <w:r>
+              <w:rPr>
+                <w:rFonts w:ascii="Franklin Gothic Book" w:eastAsia="Times New Roman" w:hAnsi="Franklin Gothic Book" w:cs="Tahoma"/>
+                <w:bCs/>
+                <w:lang w:eastAsia="es-MX"/>
+              </w:rPr>
+              <w:t>_cap</w:t>
+            </w:r>
+            <w:r>
+              <w:rPr>
+                <w:rFonts w:ascii="Franklin Gothic Book" w:eastAsia="Times New Roman" w:hAnsi="Franklin Gothic Book" w:cs="Tahoma"/>
+                <w:bCs/>
+                <w:lang w:eastAsia="es-MX"/>
+              </w:rPr>
+              <w:t>}}</w:t>
             </w:r>
           </w:p>
         </w:tc>
@@ -1637,17 +1993,70 @@
               <w:spacing w:after="0" w:line="240" w:lineRule="auto"/>
               <w:jc w:val="center"/>
               <w:rPr>
-                <w:rFonts w:ascii="Franklin Gothic Book" w:eastAsia="Times New Roman" w:hAnsi="Franklin Gothic Book" w:cs="Tahoma"/>
-                <w:szCs w:val="20"/>
-                <w:lang w:eastAsia="es-MX"/>
-              </w:rPr>
-            </w:pPr>
-            <w:r>
-              <w:rPr>
                 <w:rFonts w:ascii="Franklin Gothic Book" w:hAnsi="Franklin Gothic Book" w:cs="Segoe UI"/>
-                <w:lang w:eastAsia="es-MX"/>
-              </w:rPr>
-              <w:t>Documentación en proceso de elaboración</w:t>
+                <w:sz w:val="20"/>
+                <w:szCs w:val="20"/>
+                <w:lang w:eastAsia="es-MX"/>
+              </w:rPr>
+            </w:pPr>
+            <w:r>
+              <w:rPr>
+                <w:rFonts w:ascii="Franklin Gothic Book" w:hAnsi="Franklin Gothic Book" w:cs="Segoe UI"/>
+                <w:sz w:val="20"/>
+                <w:szCs w:val="20"/>
+                <w:lang w:eastAsia="es-MX"/>
+              </w:rPr>
+              <w:t xml:space="preserve">Documentación </w:t>
+            </w:r>
+            <w:r>
+              <w:rPr>
+                <w:rFonts w:ascii="Franklin Gothic Book" w:hAnsi="Franklin Gothic Book" w:cs="Segoe UI"/>
+                <w:sz w:val="20"/>
+                <w:szCs w:val="20"/>
+                <w:lang w:eastAsia="es-MX"/>
+              </w:rPr>
+              <w:t>recibida el</w:t>
+            </w:r>
+          </w:p>
+          <w:p>
+            <w:pPr>
+              <w:spacing w:after="0" w:line="240" w:lineRule="auto"/>
+              <w:jc w:val="center"/>
+              <w:rPr>
+                <w:rFonts w:ascii="Franklin Gothic Book" w:eastAsia="Times New Roman" w:hAnsi="Franklin Gothic Book" w:cs="Tahoma"/>
+                <w:szCs w:val="20"/>
+                <w:u w:val="single"/>
+                <w:lang w:eastAsia="es-MX"/>
+              </w:rPr>
+            </w:pPr>
+            <w:r>
+              <w:rPr>
+                <w:rFonts w:ascii="Franklin Gothic Book" w:eastAsia="Times New Roman" w:hAnsi="Franklin Gothic Book" w:cs="Tahoma"/>
+                <w:szCs w:val="20"/>
+                <w:u w:val="single"/>
+                <w:lang w:eastAsia="es-MX"/>
+              </w:rPr>
+              <w:t>{{</w:t>
+            </w:r>
+            <w:proofErr w:type="spellStart"/>
+            <w:r>
+              <w:rPr>
+                <w:rFonts w:ascii="Franklin Gothic Book" w:eastAsia="Times New Roman" w:hAnsi="Franklin Gothic Book" w:cs="Tahoma"/>
+                <w:szCs w:val="20"/>
+                <w:u w:val="single"/>
+                <w:lang w:eastAsia="es-MX"/>
+              </w:rPr>
+              <w:t>fecha_stps_cap</w:t>
+            </w:r>
+            <w:proofErr w:type="spellEnd"/>
+            <w:r>
+              <w:rPr>
+                <w:rFonts w:ascii="Franklin Gothic Book" w:eastAsia="Times New Roman" w:hAnsi="Franklin Gothic Book" w:cs="Tahoma"/>
+                <w:szCs w:val="20"/>
+                <w:u w:val="single"/>
+                <w:lang w:eastAsia="es-MX"/>
+              </w:rPr>
+              <w:t>}}</w:t>
             </w:r>
           </w:p>
         </w:tc>
@@ -1691,7 +2100,6 @@
               <w:bottom w:val="single" w:sz="2" w:space="0" w:color="548DD4" w:themeColor="text2" w:themeTint="99"/>
               <w:right w:val="single" w:sz="2" w:space="0" w:color="548DD4" w:themeColor="text2" w:themeTint="99"/>
             </w:tcBorders>
-            <w:shd w:val="clear" w:color="auto" w:fill="auto"/>
             <w:vAlign w:val="center"/>
           </w:tcPr>
           <w:p>
@@ -1783,7 +2191,43 @@
                 <w:szCs w:val="20"/>
                 <w:lang w:eastAsia="es-MX"/>
               </w:rPr>
-              <w:t>2026</w:t>
+              <w:t>{{</w:t>
+            </w:r>
+            <w:proofErr w:type="spellStart"/>
+            <w:proofErr w:type="gramStart"/>
+            <w:r>
+              <w:rPr>
+                <w:rFonts w:ascii="Franklin Gothic Book" w:eastAsia="Times New Roman" w:hAnsi="Franklin Gothic Book" w:cs="Tahoma"/>
+                <w:szCs w:val="20"/>
+                <w:lang w:eastAsia="es-MX"/>
+              </w:rPr>
+              <w:t>status</w:t>
+            </w:r>
+            <w:proofErr w:type="gramEnd"/>
+            <w:r>
+              <w:rPr>
+                <w:rFonts w:ascii="Franklin Gothic Book" w:eastAsia="Times New Roman" w:hAnsi="Franklin Gothic Book" w:cs="Tahoma"/>
+                <w:szCs w:val="20"/>
+                <w:lang w:eastAsia="es-MX"/>
+              </w:rPr>
+              <w:t>_stps</w:t>
+            </w:r>
+            <w:r>
+              <w:rPr>
+                <w:rFonts w:ascii="Franklin Gothic Book" w:eastAsia="Times New Roman" w:hAnsi="Franklin Gothic Book" w:cs="Tahoma"/>
+                <w:szCs w:val="20"/>
+                <w:lang w:eastAsia="es-MX"/>
+              </w:rPr>
+              <w:t>_acta</w:t>
+            </w:r>
+            <w:proofErr w:type="spellEnd"/>
+            <w:r>
+              <w:rPr>
+                <w:rFonts w:ascii="Franklin Gothic Book" w:eastAsia="Times New Roman" w:hAnsi="Franklin Gothic Book" w:cs="Tahoma"/>
+                <w:szCs w:val="20"/>
+                <w:lang w:eastAsia="es-MX"/>
+              </w:rPr>
+              <w:t>}}</w:t>
             </w:r>
           </w:p>
         </w:tc>
@@ -1816,7 +2260,33 @@
                 <w:sz w:val="20"/>
                 <w:lang w:eastAsia="es-MX"/>
               </w:rPr>
-              <w:t>Documentación recibida el 26.02.2026</w:t>
+              <w:t xml:space="preserve">Documentación recibida el </w:t>
+            </w:r>
+            <w:r>
+              <w:rPr>
+                <w:rFonts w:ascii="Franklin Gothic Book" w:hAnsi="Franklin Gothic Book" w:cs="Segoe UI"/>
+                <w:sz w:val="20"/>
+                <w:lang w:eastAsia="es-MX"/>
+              </w:rPr>
+              <w:t>{{</w:t>
+            </w:r>
+            <w:proofErr w:type="spellStart"/>
+            <w:r>
+              <w:rPr>
+                <w:rFonts w:ascii="Franklin Gothic Book" w:hAnsi="Franklin Gothic Book" w:cs="Segoe UI"/>
+                <w:sz w:val="20"/>
+                <w:lang w:eastAsia="es-MX"/>
+              </w:rPr>
+              <w:t>fecha_stps_acta</w:t>
+            </w:r>
+            <w:proofErr w:type="spellEnd"/>
+            <w:r>
+              <w:rPr>
+                <w:rFonts w:ascii="Franklin Gothic Book" w:hAnsi="Franklin Gothic Book" w:cs="Segoe UI"/>
+                <w:sz w:val="20"/>
+                <w:lang w:eastAsia="es-MX"/>
+              </w:rPr>
+              <w:t>}}</w:t>
             </w:r>
           </w:p>
         </w:tc>
@@ -1860,7 +2330,6 @@
               <w:bottom w:val="single" w:sz="2" w:space="0" w:color="548DD4" w:themeColor="text2" w:themeTint="99"/>
               <w:right w:val="single" w:sz="2" w:space="0" w:color="548DD4" w:themeColor="text2" w:themeTint="99"/>
             </w:tcBorders>
-            <w:shd w:val="clear" w:color="auto" w:fill="auto"/>
             <w:vAlign w:val="center"/>
           </w:tcPr>
           <w:p>
@@ -1881,7 +2350,36 @@
                 <w:szCs w:val="20"/>
                 <w:lang w:eastAsia="es-MX"/>
               </w:rPr>
-              <w:t>Acuerdos vacacionales 2026</w:t>
+              <w:t xml:space="preserve">Acuerdos vacacionales </w:t>
+            </w:r>
+            <w:r>
+              <w:rPr>
+                <w:rFonts w:ascii="Franklin Gothic Book" w:eastAsia="Times New Roman" w:hAnsi="Franklin Gothic Book" w:cs="Segoe UI"/>
+                <w:sz w:val="20"/>
+                <w:szCs w:val="20"/>
+                <w:lang w:eastAsia="es-MX"/>
+              </w:rPr>
+              <w:t>{{</w:t>
+            </w:r>
+            <w:proofErr w:type="spellStart"/>
+            <w:r>
+              <w:rPr>
+                <w:rFonts w:ascii="Franklin Gothic Book" w:eastAsia="Times New Roman" w:hAnsi="Franklin Gothic Book" w:cs="Segoe UI"/>
+                <w:sz w:val="20"/>
+                <w:szCs w:val="20"/>
+                <w:lang w:eastAsia="es-MX"/>
+              </w:rPr>
+              <w:t>año_actual</w:t>
+            </w:r>
+            <w:proofErr w:type="spellEnd"/>
+            <w:r>
+              <w:rPr>
+                <w:rFonts w:ascii="Franklin Gothic Book" w:eastAsia="Times New Roman" w:hAnsi="Franklin Gothic Book" w:cs="Segoe UI"/>
+                <w:sz w:val="20"/>
+                <w:szCs w:val="20"/>
+                <w:lang w:eastAsia="es-MX"/>
+              </w:rPr>
+              <w:t>}}</w:t>
             </w:r>
           </w:p>
         </w:tc>
@@ -1932,7 +2430,35 @@
                 <w:szCs w:val="20"/>
                 <w:lang w:eastAsia="es-MX"/>
               </w:rPr>
-              <w:t>2026</w:t>
+              <w:t>{{</w:t>
+            </w:r>
+            <w:proofErr w:type="spellStart"/>
+            <w:proofErr w:type="gramStart"/>
+            <w:r>
+              <w:rPr>
+                <w:rFonts w:ascii="Franklin Gothic Book" w:eastAsia="Times New Roman" w:hAnsi="Franklin Gothic Book" w:cs="Tahoma"/>
+                <w:szCs w:val="20"/>
+                <w:lang w:eastAsia="es-MX"/>
+              </w:rPr>
+              <w:t>status</w:t>
+            </w:r>
+            <w:proofErr w:type="gramEnd"/>
+            <w:r>
+              <w:rPr>
+                <w:rFonts w:ascii="Franklin Gothic Book" w:eastAsia="Times New Roman" w:hAnsi="Franklin Gothic Book" w:cs="Tahoma"/>
+                <w:szCs w:val="20"/>
+                <w:lang w:eastAsia="es-MX"/>
+              </w:rPr>
+              <w:t>_stps_vaca</w:t>
+            </w:r>
+            <w:proofErr w:type="spellEnd"/>
+            <w:r>
+              <w:rPr>
+                <w:rFonts w:ascii="Franklin Gothic Book" w:eastAsia="Times New Roman" w:hAnsi="Franklin Gothic Book" w:cs="Tahoma"/>
+                <w:szCs w:val="20"/>
+                <w:lang w:eastAsia="es-MX"/>
+              </w:rPr>
+              <w:t>}}</w:t>
             </w:r>
           </w:p>
         </w:tc>
@@ -1955,7 +2481,7 @@
               <w:rPr>
                 <w:rFonts w:ascii="Franklin Gothic Book" w:hAnsi="Franklin Gothic Book" w:cs="Segoe UI"/>
                 <w:sz w:val="20"/>
-                <w:lang w:eastAsia="es-MX"/>
+                <w:lang w:val="es-ES" w:eastAsia="es-MX"/>
               </w:rPr>
             </w:pPr>
             <w:r>
@@ -1964,7 +2490,33 @@
                 <w:sz w:val="20"/>
                 <w:lang w:eastAsia="es-MX"/>
               </w:rPr>
-              <w:t>Documentación recibida el 23.04.2026</w:t>
+              <w:t xml:space="preserve">Documentación recibida el </w:t>
+            </w:r>
+            <w:r>
+              <w:rPr>
+                <w:rFonts w:ascii="Franklin Gothic Book" w:hAnsi="Franklin Gothic Book" w:cs="Segoe UI"/>
+                <w:sz w:val="20"/>
+                <w:lang w:eastAsia="es-MX"/>
+              </w:rPr>
+              <w:t>{{</w:t>
+            </w:r>
+            <w:proofErr w:type="spellStart"/>
+            <w:r>
+              <w:rPr>
+                <w:rFonts w:ascii="Franklin Gothic Book" w:hAnsi="Franklin Gothic Book" w:cs="Segoe UI"/>
+                <w:sz w:val="20"/>
+                <w:lang w:eastAsia="es-MX"/>
+              </w:rPr>
+              <w:t>fecha_stps_vaca</w:t>
+            </w:r>
+            <w:proofErr w:type="spellEnd"/>
+            <w:r>
+              <w:rPr>
+                <w:rFonts w:ascii="Franklin Gothic Book" w:hAnsi="Franklin Gothic Book" w:cs="Segoe UI"/>
+                <w:sz w:val="20"/>
+                <w:lang w:eastAsia="es-MX"/>
+              </w:rPr>
+              <w:t>}}</w:t>
             </w:r>
           </w:p>
         </w:tc>
@@ -2008,7 +2560,6 @@
               <w:bottom w:val="single" w:sz="2" w:space="0" w:color="548DD4" w:themeColor="text2" w:themeTint="99"/>
               <w:right w:val="single" w:sz="2" w:space="0" w:color="548DD4" w:themeColor="text2" w:themeTint="99"/>
             </w:tcBorders>
-            <w:shd w:val="clear" w:color="auto" w:fill="auto"/>
             <w:vAlign w:val="center"/>
           </w:tcPr>
           <w:p>
@@ -2080,7 +2631,43 @@
                 <w:szCs w:val="20"/>
                 <w:lang w:eastAsia="es-MX"/>
               </w:rPr>
-              <w:t>2026</w:t>
+              <w:t>{{</w:t>
+            </w:r>
+            <w:proofErr w:type="spellStart"/>
+            <w:proofErr w:type="gramStart"/>
+            <w:r>
+              <w:rPr>
+                <w:rFonts w:ascii="Franklin Gothic Book" w:eastAsia="Times New Roman" w:hAnsi="Franklin Gothic Book" w:cs="Tahoma"/>
+                <w:szCs w:val="20"/>
+                <w:lang w:eastAsia="es-MX"/>
+              </w:rPr>
+              <w:t>status</w:t>
+            </w:r>
+            <w:proofErr w:type="gramEnd"/>
+            <w:r>
+              <w:rPr>
+                <w:rFonts w:ascii="Franklin Gothic Book" w:eastAsia="Times New Roman" w:hAnsi="Franklin Gothic Book" w:cs="Tahoma"/>
+                <w:szCs w:val="20"/>
+                <w:lang w:eastAsia="es-MX"/>
+              </w:rPr>
+              <w:t>_stps_</w:t>
+            </w:r>
+            <w:r>
+              <w:rPr>
+                <w:rFonts w:ascii="Franklin Gothic Book" w:eastAsia="Times New Roman" w:hAnsi="Franklin Gothic Book" w:cs="Tahoma"/>
+                <w:szCs w:val="20"/>
+                <w:lang w:eastAsia="es-MX"/>
+              </w:rPr>
+              <w:t>contra</w:t>
+            </w:r>
+            <w:proofErr w:type="spellEnd"/>
+            <w:r>
+              <w:rPr>
+                <w:rFonts w:ascii="Franklin Gothic Book" w:eastAsia="Times New Roman" w:hAnsi="Franklin Gothic Book" w:cs="Tahoma"/>
+                <w:szCs w:val="20"/>
+                <w:lang w:eastAsia="es-MX"/>
+              </w:rPr>
+              <w:t>}}</w:t>
             </w:r>
           </w:p>
         </w:tc>
@@ -2112,7 +2699,35 @@
                 <w:sz w:val="20"/>
                 <w:lang w:eastAsia="es-MX"/>
               </w:rPr>
-              <w:t>Si CUENTA con contratos laborales</w:t>
+              <w:t>{{</w:t>
+            </w:r>
+            <w:proofErr w:type="spellStart"/>
+            <w:proofErr w:type="gramStart"/>
+            <w:r>
+              <w:rPr>
+                <w:rFonts w:ascii="Franklin Gothic Book" w:hAnsi="Franklin Gothic Book" w:cs="Segoe UI"/>
+                <w:sz w:val="20"/>
+                <w:lang w:eastAsia="es-MX"/>
+              </w:rPr>
+              <w:t>status</w:t>
+            </w:r>
+            <w:proofErr w:type="gramEnd"/>
+            <w:r>
+              <w:rPr>
+                <w:rFonts w:ascii="Franklin Gothic Book" w:hAnsi="Franklin Gothic Book" w:cs="Segoe UI"/>
+                <w:sz w:val="20"/>
+                <w:lang w:eastAsia="es-MX"/>
+              </w:rPr>
+              <w:t>_stps_contra</w:t>
+            </w:r>
+            <w:proofErr w:type="spellEnd"/>
+            <w:r>
+              <w:rPr>
+                <w:rFonts w:ascii="Franklin Gothic Book" w:hAnsi="Franklin Gothic Book" w:cs="Segoe UI"/>
+                <w:sz w:val="20"/>
+                <w:lang w:eastAsia="es-MX"/>
+              </w:rPr>
+              <w:t>}}</w:t>
             </w:r>
           </w:p>
         </w:tc>
@@ -2168,7 +2783,6 @@
               <w:bottom w:val="single" w:sz="2" w:space="0" w:color="548DD4" w:themeColor="text2" w:themeTint="99"/>
               <w:right w:val="single" w:sz="2" w:space="0" w:color="548DD4" w:themeColor="text2" w:themeTint="99"/>
             </w:tcBorders>
-            <w:shd w:val="clear" w:color="auto" w:fill="auto"/>
             <w:vAlign w:val="center"/>
           </w:tcPr>
           <w:p>
@@ -2249,7 +2863,25 @@
                 <w:szCs w:val="20"/>
                 <w:lang w:eastAsia="es-MX"/>
               </w:rPr>
-              <w:t>2026</w:t>
+              <w:t>{{</w:t>
+            </w:r>
+            <w:proofErr w:type="spellStart"/>
+            <w:r>
+              <w:rPr>
+                <w:rFonts w:ascii="Franklin Gothic Book" w:eastAsia="Times New Roman" w:hAnsi="Franklin Gothic Book" w:cs="Tahoma"/>
+                <w:szCs w:val="20"/>
+                <w:lang w:eastAsia="es-MX"/>
+              </w:rPr>
+              <w:t>año_fonacot</w:t>
+            </w:r>
+            <w:proofErr w:type="spellEnd"/>
+            <w:r>
+              <w:rPr>
+                <w:rFonts w:ascii="Franklin Gothic Book" w:eastAsia="Times New Roman" w:hAnsi="Franklin Gothic Book" w:cs="Tahoma"/>
+                <w:szCs w:val="20"/>
+                <w:lang w:eastAsia="es-MX"/>
+              </w:rPr>
+              <w:t>}}</w:t>
             </w:r>
           </w:p>
         </w:tc>
@@ -2292,27 +2924,45 @@
                 <w:szCs w:val="20"/>
                 <w:lang w:eastAsia="es-MX"/>
               </w:rPr>
-              <w:t xml:space="preserve"> 18.12.2014</w:t>
-            </w:r>
-          </w:p>
-          <w:p>
-            <w:pPr>
-              <w:spacing w:after="0" w:line="240" w:lineRule="auto"/>
-              <w:jc w:val="center"/>
-              <w:rPr>
-                <w:rFonts w:ascii="Franklin Gothic Book" w:hAnsi="Franklin Gothic Book" w:cs="Tahoma"/>
-                <w:sz w:val="20"/>
-                <w:szCs w:val="20"/>
-              </w:rPr>
-            </w:pPr>
-            <w:r>
-              <w:rPr>
-                <w:rFonts w:ascii="Franklin Gothic Book" w:eastAsia="Times New Roman" w:hAnsi="Franklin Gothic Book" w:cs="Tahoma"/>
-                <w:sz w:val="20"/>
-                <w:szCs w:val="20"/>
-                <w:lang w:eastAsia="es-MX"/>
-              </w:rPr>
-              <w:t>Folio Afiliación: 1042784</w:t>
+              <w:t xml:space="preserve"> </w:t>
+            </w:r>
+            <w:r>
+              <w:rPr>
+                <w:rFonts w:ascii="Franklin Gothic Book" w:eastAsia="Times New Roman" w:hAnsi="Franklin Gothic Book" w:cs="Tahoma"/>
+                <w:sz w:val="20"/>
+                <w:szCs w:val="20"/>
+                <w:lang w:eastAsia="es-MX"/>
+              </w:rPr>
+              <w:t>{{</w:t>
+            </w:r>
+            <w:proofErr w:type="spellStart"/>
+            <w:r>
+              <w:rPr>
+                <w:rFonts w:ascii="Franklin Gothic Book" w:eastAsia="Times New Roman" w:hAnsi="Franklin Gothic Book" w:cs="Tahoma"/>
+                <w:sz w:val="20"/>
+                <w:szCs w:val="20"/>
+                <w:lang w:eastAsia="es-MX"/>
+              </w:rPr>
+              <w:t>fecha_</w:t>
+            </w:r>
+            <w:r>
+              <w:rPr>
+                <w:rFonts w:ascii="Franklin Gothic Book" w:eastAsia="Times New Roman" w:hAnsi="Franklin Gothic Book" w:cs="Tahoma"/>
+                <w:sz w:val="20"/>
+                <w:szCs w:val="20"/>
+                <w:lang w:eastAsia="es-MX"/>
+              </w:rPr>
+              <w:t>fonacot</w:t>
+            </w:r>
+            <w:proofErr w:type="spellEnd"/>
+            <w:r>
+              <w:rPr>
+                <w:rFonts w:ascii="Franklin Gothic Book" w:eastAsia="Times New Roman" w:hAnsi="Franklin Gothic Book" w:cs="Tahoma"/>
+                <w:sz w:val="20"/>
+                <w:szCs w:val="20"/>
+                <w:lang w:eastAsia="es-MX"/>
+              </w:rPr>
+              <w:t>}}</w:t>
             </w:r>
           </w:p>
         </w:tc>
@@ -2368,7 +3018,6 @@
               <w:bottom w:val="single" w:sz="2" w:space="0" w:color="548DD4" w:themeColor="text2" w:themeTint="99"/>
               <w:right w:val="single" w:sz="2" w:space="0" w:color="548DD4" w:themeColor="text2" w:themeTint="99"/>
             </w:tcBorders>
-            <w:shd w:val="clear" w:color="auto" w:fill="auto"/>
             <w:vAlign w:val="center"/>
           </w:tcPr>
           <w:p>
@@ -2430,19 +3079,50 @@
               <w:jc w:val="center"/>
               <w:rPr>
                 <w:rFonts w:ascii="Franklin Gothic Book" w:eastAsia="Times New Roman" w:hAnsi="Franklin Gothic Book" w:cs="Tahoma"/>
-                <w:b/>
-                <w:szCs w:val="20"/>
-                <w:lang w:eastAsia="es-MX"/>
-              </w:rPr>
-            </w:pPr>
-            <w:r>
-              <w:rPr>
-                <w:rFonts w:ascii="Franklin Gothic Book" w:eastAsia="Times New Roman" w:hAnsi="Franklin Gothic Book" w:cs="Tahoma"/>
-                <w:b/>
-                <w:szCs w:val="20"/>
-                <w:lang w:eastAsia="es-MX"/>
-              </w:rPr>
-              <w:t>POSITIVA</w:t>
+                <w:bCs/>
+                <w:szCs w:val="20"/>
+                <w:lang w:eastAsia="es-MX"/>
+              </w:rPr>
+            </w:pPr>
+            <w:r>
+              <w:rPr>
+                <w:rFonts w:ascii="Franklin Gothic Book" w:eastAsia="Times New Roman" w:hAnsi="Franklin Gothic Book" w:cs="Tahoma"/>
+                <w:bCs/>
+                <w:szCs w:val="20"/>
+                <w:lang w:eastAsia="es-MX"/>
+              </w:rPr>
+              <w:t>{{</w:t>
+            </w:r>
+            <w:proofErr w:type="spellStart"/>
+            <w:proofErr w:type="gramStart"/>
+            <w:r>
+              <w:rPr>
+                <w:rFonts w:ascii="Franklin Gothic Book" w:eastAsia="Times New Roman" w:hAnsi="Franklin Gothic Book" w:cs="Tahoma"/>
+                <w:bCs/>
+                <w:szCs w:val="20"/>
+                <w:lang w:eastAsia="es-MX"/>
+              </w:rPr>
+              <w:t>status</w:t>
+            </w:r>
+            <w:proofErr w:type="gramEnd"/>
+            <w:r>
+              <w:rPr>
+                <w:rFonts w:ascii="Franklin Gothic Book" w:eastAsia="Times New Roman" w:hAnsi="Franklin Gothic Book" w:cs="Tahoma"/>
+                <w:bCs/>
+                <w:szCs w:val="20"/>
+                <w:lang w:eastAsia="es-MX"/>
+              </w:rPr>
+              <w:t>_SAT</w:t>
+            </w:r>
+            <w:proofErr w:type="spellEnd"/>
+            <w:r>
+              <w:rPr>
+                <w:rFonts w:ascii="Franklin Gothic Book" w:eastAsia="Times New Roman" w:hAnsi="Franklin Gothic Book" w:cs="Tahoma"/>
+                <w:bCs/>
+                <w:szCs w:val="20"/>
+                <w:lang w:eastAsia="es-MX"/>
+              </w:rPr>
+              <w:t>}}</w:t>
             </w:r>
           </w:p>
         </w:tc>
@@ -2485,28 +3165,57 @@
                 <w:szCs w:val="20"/>
                 <w:lang w:eastAsia="es-MX"/>
               </w:rPr>
-              <w:t>el dia</w:t>
-            </w:r>
-          </w:p>
-          <w:p>
-            <w:pPr>
-              <w:spacing w:after="0" w:line="240" w:lineRule="auto"/>
-              <w:jc w:val="center"/>
-              <w:rPr>
-                <w:rFonts w:ascii="Franklin Gothic Book" w:eastAsia="Times New Roman" w:hAnsi="Franklin Gothic Book" w:cs="Tahoma"/>
-                <w:sz w:val="20"/>
-                <w:szCs w:val="20"/>
-                <w:lang w:eastAsia="es-MX"/>
-              </w:rPr>
-            </w:pPr>
-            <w:r>
-              <w:rPr>
-                <w:rFonts w:ascii="Franklin Gothic Book" w:eastAsia="Times New Roman" w:hAnsi="Franklin Gothic Book" w:cs="Tahoma"/>
-                <w:sz w:val="20"/>
-                <w:szCs w:val="20"/>
-                <w:lang w:eastAsia="es-MX"/>
-              </w:rPr>
-              <w:t>19.06.2026</w:t>
+              <w:t xml:space="preserve">el </w:t>
+            </w:r>
+            <w:r>
+              <w:rPr>
+                <w:rFonts w:ascii="Franklin Gothic Book" w:eastAsia="Times New Roman" w:hAnsi="Franklin Gothic Book" w:cs="Tahoma"/>
+                <w:sz w:val="20"/>
+                <w:szCs w:val="20"/>
+                <w:lang w:eastAsia="es-MX"/>
+              </w:rPr>
+              <w:t>día</w:t>
+            </w:r>
+          </w:p>
+          <w:p>
+            <w:pPr>
+              <w:spacing w:after="0" w:line="240" w:lineRule="auto"/>
+              <w:jc w:val="center"/>
+              <w:rPr>
+                <w:rFonts w:ascii="Franklin Gothic Book" w:eastAsia="Times New Roman" w:hAnsi="Franklin Gothic Book" w:cs="Tahoma"/>
+                <w:sz w:val="20"/>
+                <w:szCs w:val="20"/>
+                <w:lang w:eastAsia="es-MX"/>
+              </w:rPr>
+            </w:pPr>
+            <w:r>
+              <w:rPr>
+                <w:rFonts w:ascii="Franklin Gothic Book" w:eastAsia="Times New Roman" w:hAnsi="Franklin Gothic Book" w:cs="Tahoma"/>
+                <w:sz w:val="20"/>
+                <w:szCs w:val="20"/>
+                <w:lang w:eastAsia="es-MX"/>
+              </w:rPr>
+              <w:t>{{</w:t>
+            </w:r>
+            <w:proofErr w:type="spellStart"/>
+            <w:r>
+              <w:rPr>
+                <w:rFonts w:ascii="Franklin Gothic Book" w:eastAsia="Times New Roman" w:hAnsi="Franklin Gothic Book" w:cs="Tahoma"/>
+                <w:sz w:val="20"/>
+                <w:szCs w:val="20"/>
+                <w:lang w:eastAsia="es-MX"/>
+              </w:rPr>
+              <w:t>fecha_SAT</w:t>
+            </w:r>
+            <w:proofErr w:type="spellEnd"/>
+            <w:r>
+              <w:rPr>
+                <w:rFonts w:ascii="Franklin Gothic Book" w:eastAsia="Times New Roman" w:hAnsi="Franklin Gothic Book" w:cs="Tahoma"/>
+                <w:sz w:val="20"/>
+                <w:szCs w:val="20"/>
+                <w:lang w:eastAsia="es-MX"/>
+              </w:rPr>
+              <w:t>}}</w:t>
             </w:r>
           </w:p>
         </w:tc>
@@ -2562,7 +3271,6 @@
               <w:bottom w:val="single" w:sz="2" w:space="0" w:color="548DD4" w:themeColor="text2" w:themeTint="99"/>
               <w:right w:val="single" w:sz="2" w:space="0" w:color="548DD4" w:themeColor="text2" w:themeTint="99"/>
             </w:tcBorders>
-            <w:shd w:val="clear" w:color="auto" w:fill="auto"/>
             <w:vAlign w:val="center"/>
           </w:tcPr>
           <w:p>
@@ -2624,19 +3332,50 @@
               <w:jc w:val="center"/>
               <w:rPr>
                 <w:rFonts w:ascii="Franklin Gothic Book" w:eastAsia="Times New Roman" w:hAnsi="Franklin Gothic Book" w:cs="Tahoma"/>
-                <w:b/>
-                <w:szCs w:val="20"/>
-                <w:lang w:eastAsia="es-MX"/>
-              </w:rPr>
-            </w:pPr>
-            <w:r>
-              <w:rPr>
-                <w:rFonts w:ascii="Franklin Gothic Book" w:eastAsia="Times New Roman" w:hAnsi="Franklin Gothic Book" w:cs="Tahoma"/>
-                <w:b/>
-                <w:szCs w:val="20"/>
-                <w:lang w:eastAsia="es-MX"/>
-              </w:rPr>
-              <w:t>POSITIVA</w:t>
+                <w:bCs/>
+                <w:szCs w:val="20"/>
+                <w:lang w:eastAsia="es-MX"/>
+              </w:rPr>
+            </w:pPr>
+            <w:r>
+              <w:rPr>
+                <w:rFonts w:ascii="Franklin Gothic Book" w:eastAsia="Times New Roman" w:hAnsi="Franklin Gothic Book" w:cs="Tahoma"/>
+                <w:bCs/>
+                <w:szCs w:val="20"/>
+                <w:lang w:eastAsia="es-MX"/>
+              </w:rPr>
+              <w:t>{{</w:t>
+            </w:r>
+            <w:proofErr w:type="spellStart"/>
+            <w:proofErr w:type="gramStart"/>
+            <w:r>
+              <w:rPr>
+                <w:rFonts w:ascii="Franklin Gothic Book" w:eastAsia="Times New Roman" w:hAnsi="Franklin Gothic Book" w:cs="Tahoma"/>
+                <w:bCs/>
+                <w:szCs w:val="20"/>
+                <w:lang w:eastAsia="es-MX"/>
+              </w:rPr>
+              <w:t>status</w:t>
+            </w:r>
+            <w:proofErr w:type="gramEnd"/>
+            <w:r>
+              <w:rPr>
+                <w:rFonts w:ascii="Franklin Gothic Book" w:eastAsia="Times New Roman" w:hAnsi="Franklin Gothic Book" w:cs="Tahoma"/>
+                <w:bCs/>
+                <w:szCs w:val="20"/>
+                <w:lang w:eastAsia="es-MX"/>
+              </w:rPr>
+              <w:t>_IMSS</w:t>
+            </w:r>
+            <w:proofErr w:type="spellEnd"/>
+            <w:r>
+              <w:rPr>
+                <w:rFonts w:ascii="Franklin Gothic Book" w:eastAsia="Times New Roman" w:hAnsi="Franklin Gothic Book" w:cs="Tahoma"/>
+                <w:bCs/>
+                <w:szCs w:val="20"/>
+                <w:lang w:eastAsia="es-MX"/>
+              </w:rPr>
+              <w:t>}}</w:t>
             </w:r>
           </w:p>
         </w:tc>
@@ -2700,7 +3439,27 @@
                 <w:szCs w:val="20"/>
                 <w:lang w:eastAsia="es-MX"/>
               </w:rPr>
-              <w:t>19.06.2026</w:t>
+              <w:t>{{</w:t>
+            </w:r>
+            <w:proofErr w:type="spellStart"/>
+            <w:r>
+              <w:rPr>
+                <w:rFonts w:ascii="Franklin Gothic Book" w:eastAsia="Times New Roman" w:hAnsi="Franklin Gothic Book" w:cs="Tahoma"/>
+                <w:sz w:val="20"/>
+                <w:szCs w:val="20"/>
+                <w:lang w:eastAsia="es-MX"/>
+              </w:rPr>
+              <w:t>fecha_IMSS</w:t>
+            </w:r>
+            <w:proofErr w:type="spellEnd"/>
+            <w:r>
+              <w:rPr>
+                <w:rFonts w:ascii="Franklin Gothic Book" w:eastAsia="Times New Roman" w:hAnsi="Franklin Gothic Book" w:cs="Tahoma"/>
+                <w:sz w:val="20"/>
+                <w:szCs w:val="20"/>
+                <w:lang w:eastAsia="es-MX"/>
+              </w:rPr>
+              <w:t>}}</w:t>
             </w:r>
           </w:p>
         </w:tc>
@@ -2756,7 +3515,6 @@
               <w:bottom w:val="single" w:sz="2" w:space="0" w:color="548DD4" w:themeColor="text2" w:themeTint="99"/>
               <w:right w:val="single" w:sz="2" w:space="0" w:color="548DD4" w:themeColor="text2" w:themeTint="99"/>
             </w:tcBorders>
-            <w:shd w:val="clear" w:color="auto" w:fill="auto"/>
             <w:vAlign w:val="center"/>
           </w:tcPr>
           <w:p>
@@ -2818,19 +3576,50 @@
               <w:jc w:val="center"/>
               <w:rPr>
                 <w:rFonts w:ascii="Franklin Gothic Book" w:eastAsia="Times New Roman" w:hAnsi="Franklin Gothic Book" w:cs="Tahoma"/>
-                <w:b/>
-                <w:szCs w:val="20"/>
-                <w:lang w:eastAsia="es-MX"/>
-              </w:rPr>
-            </w:pPr>
-            <w:r>
-              <w:rPr>
-                <w:rFonts w:ascii="Franklin Gothic Book" w:eastAsia="Times New Roman" w:hAnsi="Franklin Gothic Book" w:cs="Tahoma"/>
-                <w:b/>
-                <w:szCs w:val="20"/>
-                <w:lang w:eastAsia="es-MX"/>
-              </w:rPr>
-              <w:t>POSITIVA</w:t>
+                <w:bCs/>
+                <w:szCs w:val="20"/>
+                <w:lang w:eastAsia="es-MX"/>
+              </w:rPr>
+            </w:pPr>
+            <w:r>
+              <w:rPr>
+                <w:rFonts w:ascii="Franklin Gothic Book" w:eastAsia="Times New Roman" w:hAnsi="Franklin Gothic Book" w:cs="Tahoma"/>
+                <w:bCs/>
+                <w:szCs w:val="20"/>
+                <w:lang w:eastAsia="es-MX"/>
+              </w:rPr>
+              <w:t>{{</w:t>
+            </w:r>
+            <w:proofErr w:type="spellStart"/>
+            <w:proofErr w:type="gramStart"/>
+            <w:r>
+              <w:rPr>
+                <w:rFonts w:ascii="Franklin Gothic Book" w:eastAsia="Times New Roman" w:hAnsi="Franklin Gothic Book" w:cs="Tahoma"/>
+                <w:bCs/>
+                <w:szCs w:val="20"/>
+                <w:lang w:eastAsia="es-MX"/>
+              </w:rPr>
+              <w:t>status</w:t>
+            </w:r>
+            <w:proofErr w:type="gramEnd"/>
+            <w:r>
+              <w:rPr>
+                <w:rFonts w:ascii="Franklin Gothic Book" w:eastAsia="Times New Roman" w:hAnsi="Franklin Gothic Book" w:cs="Tahoma"/>
+                <w:bCs/>
+                <w:szCs w:val="20"/>
+                <w:lang w:eastAsia="es-MX"/>
+              </w:rPr>
+              <w:t>_INFONAVIT</w:t>
+            </w:r>
+            <w:proofErr w:type="spellEnd"/>
+            <w:r>
+              <w:rPr>
+                <w:rFonts w:ascii="Franklin Gothic Book" w:eastAsia="Times New Roman" w:hAnsi="Franklin Gothic Book" w:cs="Tahoma"/>
+                <w:bCs/>
+                <w:szCs w:val="20"/>
+                <w:lang w:eastAsia="es-MX"/>
+              </w:rPr>
+              <w:t>}}</w:t>
             </w:r>
           </w:p>
         </w:tc>
@@ -2894,7 +3683,27 @@
                 <w:szCs w:val="20"/>
                 <w:lang w:eastAsia="es-MX"/>
               </w:rPr>
-              <w:t>19.06.2026</w:t>
+              <w:t>{{</w:t>
+            </w:r>
+            <w:proofErr w:type="spellStart"/>
+            <w:r>
+              <w:rPr>
+                <w:rFonts w:ascii="Franklin Gothic Book" w:eastAsia="Times New Roman" w:hAnsi="Franklin Gothic Book" w:cs="Tahoma"/>
+                <w:sz w:val="20"/>
+                <w:szCs w:val="20"/>
+                <w:lang w:eastAsia="es-MX"/>
+              </w:rPr>
+              <w:t>fecha_infonavit</w:t>
+            </w:r>
+            <w:proofErr w:type="spellEnd"/>
+            <w:r>
+              <w:rPr>
+                <w:rFonts w:ascii="Franklin Gothic Book" w:eastAsia="Times New Roman" w:hAnsi="Franklin Gothic Book" w:cs="Tahoma"/>
+                <w:sz w:val="20"/>
+                <w:szCs w:val="20"/>
+                <w:lang w:eastAsia="es-MX"/>
+              </w:rPr>
+              <w:t>}}</w:t>
             </w:r>
           </w:p>
         </w:tc>
@@ -2993,6 +3802,9 @@
     <w:p>
       <w:pPr>
         <w:pStyle w:val="Sinespaciado"/>
+        <w:rPr>
+          <w:u w:val="single"/>
+        </w:rPr>
       </w:pPr>
     </w:p>
     <w:p>
@@ -3123,6 +3935,66 @@
     <w:p>
       <w:pPr>
         <w:pStyle w:val="Sinespaciado"/>
+      </w:pPr>
+    </w:p>
+    <w:p>
+      <w:pPr>
+        <w:ind w:hanging="284"/>
+        <w:jc w:val="center"/>
+        <w:rPr>
+          <w:rFonts w:ascii="Franklin Gothic Book" w:hAnsi="Franklin Gothic Book"/>
+          <w:lang w:val="es-ES"/>
+        </w:rPr>
+      </w:pPr>
+    </w:p>
+    <w:p>
+      <w:pPr>
+        <w:ind w:hanging="284"/>
+        <w:jc w:val="center"/>
+        <w:rPr>
+          <w:rFonts w:ascii="Franklin Gothic Book" w:hAnsi="Franklin Gothic Book"/>
+          <w:lang w:val="es-ES"/>
+        </w:rPr>
+      </w:pPr>
+    </w:p>
+    <w:p>
+      <w:pPr>
+        <w:ind w:hanging="284"/>
+        <w:jc w:val="center"/>
+        <w:rPr>
+          <w:rFonts w:ascii="Franklin Gothic Book" w:hAnsi="Franklin Gothic Book"/>
+          <w:lang w:val="es-ES"/>
+        </w:rPr>
+      </w:pPr>
+    </w:p>
+    <w:p>
+      <w:pPr>
+        <w:ind w:hanging="284"/>
+        <w:jc w:val="center"/>
+        <w:rPr>
+          <w:rFonts w:ascii="Franklin Gothic Book" w:hAnsi="Franklin Gothic Book"/>
+          <w:lang w:val="es-ES"/>
+        </w:rPr>
+      </w:pPr>
+    </w:p>
+    <w:p>
+      <w:pPr>
+        <w:ind w:hanging="284"/>
+        <w:jc w:val="center"/>
+        <w:rPr>
+          <w:rFonts w:ascii="Franklin Gothic Book" w:hAnsi="Franklin Gothic Book"/>
+          <w:lang w:val="es-ES"/>
+        </w:rPr>
+      </w:pPr>
+    </w:p>
+    <w:p>
+      <w:pPr>
+        <w:ind w:hanging="284"/>
+        <w:jc w:val="center"/>
+        <w:rPr>
+          <w:rFonts w:ascii="Franklin Gothic Book" w:hAnsi="Franklin Gothic Book"/>
+          <w:lang w:val="es-ES"/>
+        </w:rPr>
       </w:pPr>
     </w:p>
     <w:p>
@@ -3281,11 +4153,11 @@
           </mc:Choice>
           <mc:Fallback>
             <w:pict>
-              <v:shapetype id="_x0000_t202" coordsize="21600,21600" o:spt="202" path="m,l,21600r21600,l21600,xe">
+              <v:shapetype w14:anchorId="5F3F33C8" id="_x0000_t202" coordsize="21600,21600" o:spt="202" path="m,l,21600r21600,l21600,xe">
                 <v:stroke joinstyle="miter"/>
                 <v:path gradientshapeok="t" o:connecttype="rect"/>
               </v:shapetype>
-              <v:shape id="2 Cuadro de texto" o:spid="_x0000_s1026" type="#_x0000_t202" style="position:absolute;margin-left:439.85pt;margin-top:64.3pt;width:65.65pt;height:20.7pt;z-index:251661312;visibility:visible;mso-wrap-style:square;mso-width-percent:0;mso-wrap-distance-left:9pt;mso-wrap-distance-top:0;mso-wrap-distance-right:9pt;mso-wrap-distance-bottom:0;mso-position-horizontal:absolute;mso-position-horizontal-relative:text;mso-position-vertical:absolute;mso-position-vertical-relative:text;mso-width-percent:0;mso-width-relative:margin;v-text-anchor:top" o:gfxdata="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" filled="f" stroked="f" strokeweight=".5pt">
+              <v:shape id="2 Cuadro de texto" o:spid="_x0000_s1026" type="#_x0000_t202" style="position:absolute;margin-left:439.85pt;margin-top:64.3pt;width:65.65pt;height:20.7pt;z-index:251661312;visibility:visible;mso-wrap-style:square;mso-width-percent:0;mso-wrap-distance-left:9pt;mso-wrap-distance-top:0;mso-wrap-distance-right:9pt;mso-wrap-distance-bottom:0;mso-position-horizontal:absolute;mso-position-horizontal-relative:text;mso-position-vertical:absolute;mso-position-vertical-relative:text;mso-width-percent:0;mso-width-relative:margin;v-text-anchor:top" o:gfxdata="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" filled="f" stroked="f" strokeweight=".5pt">
                 <v:textbox>
                   <w:txbxContent>
                     <w:p>
@@ -3774,11 +4646,7 @@
           </mc:Choice>
           <mc:Fallback>
             <w:pict>
-              <v:shapetype id="_x0000_t202" coordsize="21600,21600" o:spt="202" path="m,l,21600r21600,l21600,xe">
-                <v:stroke joinstyle="miter"/>
-                <v:path gradientshapeok="t" o:connecttype="rect"/>
-              </v:shapetype>
-              <v:shape id="11 Cuadro de texto" o:spid="_x0000_s1027" type="#_x0000_t202" style="position:absolute;margin-left:25.8pt;margin-top:2.65pt;width:492.1pt;height:260.15pt;z-index:251663360;visibility:visible;mso-wrap-style:square;mso-width-percent:0;mso-height-percent:0;mso-wrap-distance-left:9pt;mso-wrap-distance-top:0;mso-wrap-distance-right:9pt;mso-wrap-distance-bottom:0;mso-position-horizontal:absolute;mso-position-horizontal-relative:text;mso-position-vertical:absolute;mso-position-vertical-relative:text;mso-width-percent:0;mso-height-percent:0;mso-width-relative:margin;mso-height-relative:margin;v-text-anchor:top" o:gfxdata="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" filled="f" stroked="f" strokeweight=".5pt">
+              <v:shape w14:anchorId="4C2D1889" id="11 Cuadro de texto" o:spid="_x0000_s1027" type="#_x0000_t202" style="position:absolute;margin-left:25.8pt;margin-top:2.65pt;width:492.1pt;height:260.15pt;z-index:251663360;visibility:visible;mso-wrap-style:square;mso-width-percent:0;mso-height-percent:0;mso-wrap-distance-left:9pt;mso-wrap-distance-top:0;mso-wrap-distance-right:9pt;mso-wrap-distance-bottom:0;mso-position-horizontal:absolute;mso-position-horizontal-relative:text;mso-position-vertical:absolute;mso-position-vertical-relative:text;mso-width-percent:0;mso-height-percent:0;mso-width-relative:margin;mso-height-relative:margin;v-text-anchor:top" o:gfxdata="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" filled="f" stroked="f" strokeweight=".5pt">
                 <v:textbox>
                   <w:txbxContent>
                     <w:p>
@@ -4199,7 +5067,7 @@
           </mc:Choice>
           <mc:Fallback>
             <w:pict>
-              <v:shape id="5 Cuadro de texto" o:spid="_x0000_s1028" type="#_x0000_t202" style="position:absolute;margin-left:498.7pt;margin-top:580.15pt;width:65.65pt;height:20.7pt;z-index:251664384;visibility:visible;mso-wrap-style:square;mso-width-percent:0;mso-wrap-distance-left:9pt;mso-wrap-distance-top:0;mso-wrap-distance-right:9pt;mso-wrap-distance-bottom:0;mso-position-horizontal:absolute;mso-position-horizontal-relative:text;mso-position-vertical:absolute;mso-position-vertical-relative:text;mso-width-percent:0;mso-width-relative:margin;v-text-anchor:top" o:gfxdata="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" filled="f" stroked="f" strokeweight=".5pt">
+              <v:shape w14:anchorId="6B829616" id="5 Cuadro de texto" o:spid="_x0000_s1028" type="#_x0000_t202" style="position:absolute;margin-left:498.7pt;margin-top:580.15pt;width:65.65pt;height:20.7pt;z-index:251664384;visibility:visible;mso-wrap-style:square;mso-width-percent:0;mso-wrap-distance-left:9pt;mso-wrap-distance-top:0;mso-wrap-distance-right:9pt;mso-wrap-distance-bottom:0;mso-position-horizontal:absolute;mso-position-horizontal-relative:text;mso-position-vertical:absolute;mso-position-vertical-relative:text;mso-width-percent:0;mso-width-relative:margin;v-text-anchor:top" o:gfxdata="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" filled="f" stroked="f" strokeweight=".5pt">
                 <v:textbox>
                   <w:txbxContent>
                     <w:p>
@@ -4219,12 +5087,10 @@
       <w:pPr>
         <w:spacing w:after="0" w:line="240" w:lineRule="auto"/>
       </w:pPr>
-      <w:bookmarkStart w:id="0" w:name="_GoBack"/>
-      <w:bookmarkEnd w:id="0"/>
     </w:p>
     <w:sectPr>
-      <w:headerReference w:type="default" r:id="rId9"/>
-      <w:footerReference w:type="default" r:id="rId10"/>
+      <w:headerReference w:type="default" r:id="rId8"/>
+      <w:footerReference w:type="default" r:id="rId9"/>
       <w:pgSz w:w="12240" w:h="15840" w:code="1"/>
       <w:pgMar w:top="0" w:right="720" w:bottom="426" w:left="720" w:header="142" w:footer="709" w:gutter="0"/>
       <w:cols w:space="708"/>
@@ -4235,7 +5101,7 @@
 </file>
 
 <file path=word/endnotes.xml><?xml version="1.0" encoding="utf-8"?>
-<w:endnotes xmlns:wpc="http://schemas.microsoft.com/office/word/2010/wordprocessingCanvas" xmlns:mc="http://schemas.openxmlformats.org/markup-compatibility/2006" xmlns:o="urn:schemas-microsoft-com:office:office" xmlns:r="http://schemas.openxmlformats.org/officeDocument/2006/relationships" xmlns:m="http://schemas.openxmlformats.org/officeDocument/2006/math" xmlns:v="urn:schemas-microsoft-com:vml" xmlns:wp14="http://schemas.microsoft.com/office/word/2010/wordprocessingDrawing" xmlns:wp="http://schemas.openxmlformats.org/drawingml/2006/wordprocessingDrawing" xmlns:w10="urn:schemas-microsoft-com:office:word" xmlns:w="http://schemas.openxmlformats.org/wordprocessingml/2006/main" xmlns:w14="http://schemas.microsoft.com/office/word/2010/wordml" xmlns:wpg="http://schemas.microsoft.com/office/word/2010/wordprocessingGroup" xmlns:wpi="http://schemas.microsoft.com/office/word/2010/wordprocessingInk" xmlns:wne="http://schemas.microsoft.com/office/word/2006/wordml" xmlns:wps="http://schemas.microsoft.com/office/word/2010/wordprocessingShape" mc:Ignorable="w14 wp14">
+<w:endnotes xmlns:wpc="http://schemas.microsoft.com/office/word/2010/wordprocessingCanvas" xmlns:cx="http://schemas.microsoft.com/office/drawing/2014/chartex" xmlns:cx1="http://schemas.microsoft.com/office/drawing/2015/9/8/chartex" xmlns:cx2="http://schemas.microsoft.com/office/drawing/2015/10/21/chartex" xmlns:cx3="http://schemas.microsoft.com/office/drawing/2016/5/9/chartex" xmlns:cx4="http://schemas.microsoft.com/office/drawing/2016/5/10/chartex" xmlns:cx5="http://schemas.microsoft.com/office/drawing/2016/5/11/chartex" xmlns:cx6="http://schemas.microsoft.com/office/drawing/2016/5/12/chartex" xmlns:cx7="http://schemas.microsoft.com/office/drawing/2016/5/13/chartex" xmlns:cx8="http://schemas.microsoft.com/office/drawing/2016/5/14/chartex" xmlns:mc="http://schemas.openxmlformats.org/markup-compatibility/2006" xmlns:aink="http://schemas.microsoft.com/office/drawing/2016/ink" xmlns:am3d="http://schemas.microsoft.com/office/drawing/2017/model3d" xmlns:o="urn:schemas-microsoft-com:office:office" xmlns:oel="http://schemas.microsoft.com/office/2019/extlst" xmlns:r="http://schemas.openxmlformats.org/officeDocument/2006/relationships" xmlns:m="http://schemas.openxmlformats.org/officeDocument/2006/math" xmlns:v="urn:schemas-microsoft-com:vml" xmlns:wp14="http://schemas.microsoft.com/office/word/2010/wordprocessingDrawing" xmlns:wp="http://schemas.openxmlformats.org/drawingml/2006/wordprocessingDrawing" xmlns:w10="urn:schemas-microsoft-com:office:word" xmlns:w="http://schemas.openxmlformats.org/wordprocessingml/2006/main" xmlns:w14="http://schemas.microsoft.com/office/word/2010/wordml" xmlns:w15="http://schemas.microsoft.com/office/word/2012/wordml" xmlns:w16cex="http://schemas.microsoft.com/office/word/2018/wordml/cex" xmlns:w16cid="http://schemas.microsoft.com/office/word/2016/wordml/cid" xmlns:w16="http://schemas.microsoft.com/office/word/2018/wordml" xmlns:w16du="http://schemas.microsoft.com/office/word/2023/wordml/word16du" xmlns:w16sdtdh="http://schemas.microsoft.com/office/word/2020/wordml/sdtdatahash" xmlns:w16sdtfl="http://schemas.microsoft.com/office/word/2024/wordml/sdtformatlock" xmlns:w16se="http://schemas.microsoft.com/office/word/2015/wordml/symex" xmlns:wpg="http://schemas.microsoft.com/office/word/2010/wordprocessingGroup" xmlns:wpi="http://schemas.microsoft.com/office/word/2010/wordprocessingInk" xmlns:wne="http://schemas.microsoft.com/office/word/2006/wordml" xmlns:wps="http://schemas.microsoft.com/office/word/2010/wordprocessingShape" mc:Ignorable="w14 w15 w16se w16cid w16 w16cex w16sdtdh w16sdtfl w16du wp14">
   <w:endnote w:type="separator" w:id="-1">
     <w:p>
       <w:pPr>
@@ -4260,7 +5126,7 @@
 </file>
 
 <file path=word/footer1.xml><?xml version="1.0" encoding="utf-8"?>
-<w:ftr xmlns:wpc="http://schemas.microsoft.com/office/word/2010/wordprocessingCanvas" xmlns:mc="http://schemas.openxmlformats.org/markup-compatibility/2006" xmlns:o="urn:schemas-microsoft-com:office:office" xmlns:r="http://schemas.openxmlformats.org/officeDocument/2006/relationships" xmlns:m="http://schemas.openxmlformats.org/officeDocument/2006/math" xmlns:v="urn:schemas-microsoft-com:vml" xmlns:wp14="http://schemas.microsoft.com/office/word/2010/wordprocessingDrawing" xmlns:wp="http://schemas.openxmlformats.org/drawingml/2006/wordprocessingDrawing" xmlns:w10="urn:schemas-microsoft-com:office:word" xmlns:w="http://schemas.openxmlformats.org/wordprocessingml/2006/main" xmlns:w14="http://schemas.microsoft.com/office/word/2010/wordml" xmlns:wpg="http://schemas.microsoft.com/office/word/2010/wordprocessingGroup" xmlns:wpi="http://schemas.microsoft.com/office/word/2010/wordprocessingInk" xmlns:wne="http://schemas.microsoft.com/office/word/2006/wordml" xmlns:wps="http://schemas.microsoft.com/office/word/2010/wordprocessingShape" mc:Ignorable="w14 wp14">
+<w:ftr xmlns:wpc="http://schemas.microsoft.com/office/word/2010/wordprocessingCanvas" xmlns:cx="http://schemas.microsoft.com/office/drawing/2014/chartex" xmlns:cx1="http://schemas.microsoft.com/office/drawing/2015/9/8/chartex" xmlns:cx2="http://schemas.microsoft.com/office/drawing/2015/10/21/chartex" xmlns:cx3="http://schemas.microsoft.com/office/drawing/2016/5/9/chartex" xmlns:cx4="http://schemas.microsoft.com/office/drawing/2016/5/10/chartex" xmlns:cx5="http://schemas.microsoft.com/office/drawing/2016/5/11/chartex" xmlns:cx6="http://schemas.microsoft.com/office/drawing/2016/5/12/chartex" xmlns:cx7="http://schemas.microsoft.com/office/drawing/2016/5/13/chartex" xmlns:cx8="http://schemas.microsoft.com/office/drawing/2016/5/14/chartex" xmlns:mc="http://schemas.openxmlformats.org/markup-compatibility/2006" xmlns:aink="http://schemas.microsoft.com/office/drawing/2016/ink" xmlns:am3d="http://schemas.microsoft.com/office/drawing/2017/model3d" xmlns:o="urn:schemas-microsoft-com:office:office" xmlns:oel="http://schemas.microsoft.com/office/2019/extlst" xmlns:r="http://schemas.openxmlformats.org/officeDocument/2006/relationships" xmlns:m="http://schemas.openxmlformats.org/officeDocument/2006/math" xmlns:v="urn:schemas-microsoft-com:vml" xmlns:wp14="http://schemas.microsoft.com/office/word/2010/wordprocessingDrawing" xmlns:wp="http://schemas.openxmlformats.org/drawingml/2006/wordprocessingDrawing" xmlns:w10="urn:schemas-microsoft-com:office:word" xmlns:w="http://schemas.openxmlformats.org/wordprocessingml/2006/main" xmlns:w14="http://schemas.microsoft.com/office/word/2010/wordml" xmlns:w15="http://schemas.microsoft.com/office/word/2012/wordml" xmlns:w16cex="http://schemas.microsoft.com/office/word/2018/wordml/cex" xmlns:w16cid="http://schemas.microsoft.com/office/word/2016/wordml/cid" xmlns:w16="http://schemas.microsoft.com/office/word/2018/wordml" xmlns:w16du="http://schemas.microsoft.com/office/word/2023/wordml/word16du" xmlns:w16sdtdh="http://schemas.microsoft.com/office/word/2020/wordml/sdtdatahash" xmlns:w16sdtfl="http://schemas.microsoft.com/office/word/2024/wordml/sdtformatlock" xmlns:w16se="http://schemas.microsoft.com/office/word/2015/wordml/symex" xmlns:wpg="http://schemas.microsoft.com/office/word/2010/wordprocessingGroup" xmlns:wpi="http://schemas.microsoft.com/office/word/2010/wordprocessingInk" xmlns:wne="http://schemas.microsoft.com/office/word/2006/wordml" xmlns:wps="http://schemas.microsoft.com/office/word/2010/wordprocessingShape" mc:Ignorable="w14 w15 w16se w16cid w16 w16cex w16sdtdh w16sdtfl w16du wp14">
   <w:p>
     <w:pPr>
       <w:pStyle w:val="Piedepgina"/>
@@ -4344,7 +5210,7 @@
 </file>
 
 <file path=word/footnotes.xml><?xml version="1.0" encoding="utf-8"?>
-<w:footnotes xmlns:wpc="http://schemas.microsoft.com/office/word/2010/wordprocessingCanvas" xmlns:mc="http://schemas.openxmlformats.org/markup-compatibility/2006" xmlns:o="urn:schemas-microsoft-com:office:office" xmlns:r="http://schemas.openxmlformats.org/officeDocument/2006/relationships" xmlns:m="http://schemas.openxmlformats.org/officeDocument/2006/math" xmlns:v="urn:schemas-microsoft-com:vml" xmlns:wp14="http://schemas.microsoft.com/office/word/2010/wordprocessingDrawing" xmlns:wp="http://schemas.openxmlformats.org/drawingml/2006/wordprocessingDrawing" xmlns:w10="urn:schemas-microsoft-com:office:word" xmlns:w="http://schemas.openxmlformats.org/wordprocessingml/2006/main" xmlns:w14="http://schemas.microsoft.com/office/word/2010/wordml" xmlns:wpg="http://schemas.microsoft.com/office/word/2010/wordprocessingGroup" xmlns:wpi="http://schemas.microsoft.com/office/word/2010/wordprocessingInk" xmlns:wne="http://schemas.microsoft.com/office/word/2006/wordml" xmlns:wps="http://schemas.microsoft.com/office/word/2010/wordprocessingShape" mc:Ignorable="w14 wp14">
+<w:footnotes xmlns:wpc="http://schemas.microsoft.com/office/word/2010/wordprocessingCanvas" xmlns:cx="http://schemas.microsoft.com/office/drawing/2014/chartex" xmlns:cx1="http://schemas.microsoft.com/office/drawing/2015/9/8/chartex" xmlns:cx2="http://schemas.microsoft.com/office/drawing/2015/10/21/chartex" xmlns:cx3="http://schemas.microsoft.com/office/drawing/2016/5/9/chartex" xmlns:cx4="http://schemas.microsoft.com/office/drawing/2016/5/10/chartex" xmlns:cx5="http://schemas.microsoft.com/office/drawing/2016/5/11/chartex" xmlns:cx6="http://schemas.microsoft.com/office/drawing/2016/5/12/chartex" xmlns:cx7="http://schemas.microsoft.com/office/drawing/2016/5/13/chartex" xmlns:cx8="http://schemas.microsoft.com/office/drawing/2016/5/14/chartex" xmlns:mc="http://schemas.openxmlformats.org/markup-compatibility/2006" xmlns:aink="http://schemas.microsoft.com/office/drawing/2016/ink" xmlns:am3d="http://schemas.microsoft.com/office/drawing/2017/model3d" xmlns:o="urn:schemas-microsoft-com:office:office" xmlns:oel="http://schemas.microsoft.com/office/2019/extlst" xmlns:r="http://schemas.openxmlformats.org/officeDocument/2006/relationships" xmlns:m="http://schemas.openxmlformats.org/officeDocument/2006/math" xmlns:v="urn:schemas-microsoft-com:vml" xmlns:wp14="http://schemas.microsoft.com/office/word/2010/wordprocessingDrawing" xmlns:wp="http://schemas.openxmlformats.org/drawingml/2006/wordprocessingDrawing" xmlns:w10="urn:schemas-microsoft-com:office:word" xmlns:w="http://schemas.openxmlformats.org/wordprocessingml/2006/main" xmlns:w14="http://schemas.microsoft.com/office/word/2010/wordml" xmlns:w15="http://schemas.microsoft.com/office/word/2012/wordml" xmlns:w16cex="http://schemas.microsoft.com/office/word/2018/wordml/cex" xmlns:w16cid="http://schemas.microsoft.com/office/word/2016/wordml/cid" xmlns:w16="http://schemas.microsoft.com/office/word/2018/wordml" xmlns:w16du="http://schemas.microsoft.com/office/word/2023/wordml/word16du" xmlns:w16sdtdh="http://schemas.microsoft.com/office/word/2020/wordml/sdtdatahash" xmlns:w16sdtfl="http://schemas.microsoft.com/office/word/2024/wordml/sdtformatlock" xmlns:w16se="http://schemas.microsoft.com/office/word/2015/wordml/symex" xmlns:wpg="http://schemas.microsoft.com/office/word/2010/wordprocessingGroup" xmlns:wpi="http://schemas.microsoft.com/office/word/2010/wordprocessingInk" xmlns:wne="http://schemas.microsoft.com/office/word/2006/wordml" xmlns:wps="http://schemas.microsoft.com/office/word/2010/wordprocessingShape" mc:Ignorable="w14 w15 w16se w16cid w16 w16cex w16sdtdh w16sdtfl w16du wp14">
   <w:footnote w:type="separator" w:id="-1">
     <w:p>
       <w:pPr>
@@ -4369,80 +5235,19 @@
 </file>
 
 <file path=word/header1.xml><?xml version="1.0" encoding="utf-8"?>
-<w:hdr xmlns:wpc="http://schemas.microsoft.com/office/word/2010/wordprocessingCanvas" xmlns:mc="http://schemas.openxmlformats.org/markup-compatibility/2006" xmlns:o="urn:schemas-microsoft-com:office:office" xmlns:r="http://schemas.openxmlformats.org/officeDocument/2006/relationships" xmlns:m="http://schemas.openxmlformats.org/officeDocument/2006/math" xmlns:v="urn:schemas-microsoft-com:vml" xmlns:wp14="http://schemas.microsoft.com/office/word/2010/wordprocessingDrawing" xmlns:wp="http://schemas.openxmlformats.org/drawingml/2006/wordprocessingDrawing" xmlns:w10="urn:schemas-microsoft-com:office:word" xmlns:w="http://schemas.openxmlformats.org/wordprocessingml/2006/main" xmlns:w14="http://schemas.microsoft.com/office/word/2010/wordml" xmlns:wpg="http://schemas.microsoft.com/office/word/2010/wordprocessingGroup" xmlns:wpi="http://schemas.microsoft.com/office/word/2010/wordprocessingInk" xmlns:wne="http://schemas.microsoft.com/office/word/2006/wordml" xmlns:wps="http://schemas.microsoft.com/office/word/2010/wordprocessingShape" mc:Ignorable="w14 wp14">
+<w:hdr xmlns:wpc="http://schemas.microsoft.com/office/word/2010/wordprocessingCanvas" xmlns:cx="http://schemas.microsoft.com/office/drawing/2014/chartex" xmlns:cx1="http://schemas.microsoft.com/office/drawing/2015/9/8/chartex" xmlns:cx2="http://schemas.microsoft.com/office/drawing/2015/10/21/chartex" xmlns:cx3="http://schemas.microsoft.com/office/drawing/2016/5/9/chartex" xmlns:cx4="http://schemas.microsoft.com/office/drawing/2016/5/10/chartex" xmlns:cx5="http://schemas.microsoft.com/office/drawing/2016/5/11/chartex" xmlns:cx6="http://schemas.microsoft.com/office/drawing/2016/5/12/chartex" xmlns:cx7="http://schemas.microsoft.com/office/drawing/2016/5/13/chartex" xmlns:cx8="http://schemas.microsoft.com/office/drawing/2016/5/14/chartex" xmlns:mc="http://schemas.openxmlformats.org/markup-compatibility/2006" xmlns:aink="http://schemas.microsoft.com/office/drawing/2016/ink" xmlns:am3d="http://schemas.microsoft.com/office/drawing/2017/model3d" xmlns:o="urn:schemas-microsoft-com:office:office" xmlns:oel="http://schemas.microsoft.com/office/2019/extlst" xmlns:r="http://schemas.openxmlformats.org/officeDocument/2006/relationships" xmlns:m="http://schemas.openxmlformats.org/officeDocument/2006/math" xmlns:v="urn:schemas-microsoft-com:vml" xmlns:wp14="http://schemas.microsoft.com/office/word/2010/wordprocessingDrawing" xmlns:wp="http://schemas.openxmlformats.org/drawingml/2006/wordprocessingDrawing" xmlns:w10="urn:schemas-microsoft-com:office:word" xmlns:w="http://schemas.openxmlformats.org/wordprocessingml/2006/main" xmlns:w14="http://schemas.microsoft.com/office/word/2010/wordml" xmlns:w15="http://schemas.microsoft.com/office/word/2012/wordml" xmlns:w16cex="http://schemas.microsoft.com/office/word/2018/wordml/cex" xmlns:w16cid="http://schemas.microsoft.com/office/word/2016/wordml/cid" xmlns:w16="http://schemas.microsoft.com/office/word/2018/wordml" xmlns:w16du="http://schemas.microsoft.com/office/word/2023/wordml/word16du" xmlns:w16sdtdh="http://schemas.microsoft.com/office/word/2020/wordml/sdtdatahash" xmlns:w16sdtfl="http://schemas.microsoft.com/office/word/2024/wordml/sdtformatlock" xmlns:w16se="http://schemas.microsoft.com/office/word/2015/wordml/symex" xmlns:wpg="http://schemas.microsoft.com/office/word/2010/wordprocessingGroup" xmlns:wpi="http://schemas.microsoft.com/office/word/2010/wordprocessingInk" xmlns:wne="http://schemas.microsoft.com/office/word/2006/wordml" xmlns:wps="http://schemas.microsoft.com/office/word/2010/wordprocessingShape" mc:Ignorable="w14 w15 w16se w16cid w16 w16cex w16sdtdh w16sdtfl w16du wp14">
   <w:p>
     <w:pPr>
       <w:pStyle w:val="Encabezado"/>
       <w:jc w:val="center"/>
     </w:pPr>
-    <w:r>
-      <w:rPr>
-        <w:noProof/>
-        <w:lang w:eastAsia="es-MX"/>
-      </w:rPr>
-      <w:drawing>
-        <wp:anchor distT="0" distB="0" distL="114300" distR="114300" simplePos="0" relativeHeight="251661312" behindDoc="1" locked="0" layoutInCell="1" allowOverlap="1" wp14:anchorId="0EDC73B9" wp14:editId="3A502958">
-          <wp:simplePos x="0" y="0"/>
-          <wp:positionH relativeFrom="column">
-            <wp:posOffset>5727113</wp:posOffset>
-          </wp:positionH>
-          <wp:positionV relativeFrom="paragraph">
-            <wp:posOffset>145224</wp:posOffset>
-          </wp:positionV>
-          <wp:extent cx="1348740" cy="649568"/>
-          <wp:effectExtent l="0" t="0" r="3810" b="0"/>
-          <wp:wrapNone/>
-          <wp:docPr id="8" name="0 Imagen"/>
-          <wp:cNvGraphicFramePr>
-            <a:graphicFrameLocks xmlns:a="http://schemas.openxmlformats.org/drawingml/2006/main" noChangeAspect="1"/>
-          </wp:cNvGraphicFramePr>
-          <a:graphic xmlns:a="http://schemas.openxmlformats.org/drawingml/2006/main">
-            <a:graphicData uri="http://schemas.openxmlformats.org/drawingml/2006/picture">
-              <pic:pic xmlns:pic="http://schemas.openxmlformats.org/drawingml/2006/picture">
-                <pic:nvPicPr>
-                  <pic:cNvPr id="0" name="logo.jpg"/>
-                  <pic:cNvPicPr/>
-                </pic:nvPicPr>
-                <pic:blipFill>
-                  <a:blip r:embed="rId1" cstate="print">
-                    <a:extLst>
-                      <a:ext uri="{28A0092B-C50C-407E-A947-70E740481C1C}">
-                        <a14:useLocalDpi xmlns:a14="http://schemas.microsoft.com/office/drawing/2010/main" val="0"/>
-                      </a:ext>
-                    </a:extLst>
-                  </a:blip>
-                  <a:stretch>
-                    <a:fillRect/>
-                  </a:stretch>
-                </pic:blipFill>
-                <pic:spPr>
-                  <a:xfrm>
-                    <a:off x="0" y="0"/>
-                    <a:ext cx="1348740" cy="649568"/>
-                  </a:xfrm>
-                  <a:prstGeom prst="rect">
-                    <a:avLst/>
-                  </a:prstGeom>
-                </pic:spPr>
-              </pic:pic>
-            </a:graphicData>
-          </a:graphic>
-          <wp14:sizeRelH relativeFrom="page">
-            <wp14:pctWidth>0</wp14:pctWidth>
-          </wp14:sizeRelH>
-          <wp14:sizeRelV relativeFrom="page">
-            <wp14:pctHeight>0</wp14:pctHeight>
-          </wp14:sizeRelV>
-        </wp:anchor>
-      </w:drawing>
-    </w:r>
   </w:p>
 </w:hdr>
 </file>
 
 <file path=word/numbering.xml><?xml version="1.0" encoding="utf-8"?>
-<w:numbering xmlns:wpc="http://schemas.microsoft.com/office/word/2010/wordprocessingCanvas" xmlns:mc="http://schemas.openxmlformats.org/markup-compatibility/2006" xmlns:o="urn:schemas-microsoft-com:office:office" xmlns:r="http://schemas.openxmlformats.org/officeDocument/2006/relationships" xmlns:m="http://schemas.openxmlformats.org/officeDocument/2006/math" xmlns:v="urn:schemas-microsoft-com:vml" xmlns:wp14="http://schemas.microsoft.com/office/word/2010/wordprocessingDrawing" xmlns:wp="http://schemas.openxmlformats.org/drawingml/2006/wordprocessingDrawing" xmlns:w10="urn:schemas-microsoft-com:office:word" xmlns:w="http://schemas.openxmlformats.org/wordprocessingml/2006/main" xmlns:w14="http://schemas.microsoft.com/office/word/2010/wordml" xmlns:wpg="http://schemas.microsoft.com/office/word/2010/wordprocessingGroup" xmlns:wpi="http://schemas.microsoft.com/office/word/2010/wordprocessingInk" xmlns:wne="http://schemas.microsoft.com/office/word/2006/wordml" xmlns:wps="http://schemas.microsoft.com/office/word/2010/wordprocessingShape" mc:Ignorable="w14 wp14">
-  <w:abstractNum w:abstractNumId="0">
+<w:numbering xmlns:wpc="http://schemas.microsoft.com/office/word/2010/wordprocessingCanvas" xmlns:cx="http://schemas.microsoft.com/office/drawing/2014/chartex" xmlns:cx1="http://schemas.microsoft.com/office/drawing/2015/9/8/chartex" xmlns:cx2="http://schemas.microsoft.com/office/drawing/2015/10/21/chartex" xmlns:cx3="http://schemas.microsoft.com/office/drawing/2016/5/9/chartex" xmlns:cx4="http://schemas.microsoft.com/office/drawing/2016/5/10/chartex" xmlns:cx5="http://schemas.microsoft.com/office/drawing/2016/5/11/chartex" xmlns:cx6="http://schemas.microsoft.com/office/drawing/2016/5/12/chartex" xmlns:cx7="http://schemas.microsoft.com/office/drawing/2016/5/13/chartex" xmlns:cx8="http://schemas.microsoft.com/office/drawing/2016/5/14/chartex" xmlns:mc="http://schemas.openxmlformats.org/markup-compatibility/2006" xmlns:aink="http://schemas.microsoft.com/office/drawing/2016/ink" xmlns:am3d="http://schemas.microsoft.com/office/drawing/2017/model3d" xmlns:o="urn:schemas-microsoft-com:office:office" xmlns:oel="http://schemas.microsoft.com/office/2019/extlst" xmlns:r="http://schemas.openxmlformats.org/officeDocument/2006/relationships" xmlns:m="http://schemas.openxmlformats.org/officeDocument/2006/math" xmlns:v="urn:schemas-microsoft-com:vml" xmlns:wp14="http://schemas.microsoft.com/office/word/2010/wordprocessingDrawing" xmlns:wp="http://schemas.openxmlformats.org/drawingml/2006/wordprocessingDrawing" xmlns:w10="urn:schemas-microsoft-com:office:word" xmlns:w="http://schemas.openxmlformats.org/wordprocessingml/2006/main" xmlns:w14="http://schemas.microsoft.com/office/word/2010/wordml" xmlns:w15="http://schemas.microsoft.com/office/word/2012/wordml" xmlns:w16cex="http://schemas.microsoft.com/office/word/2018/wordml/cex" xmlns:w16cid="http://schemas.microsoft.com/office/word/2016/wordml/cid" xmlns:w16="http://schemas.microsoft.com/office/word/2018/wordml" xmlns:w16du="http://schemas.microsoft.com/office/word/2023/wordml/word16du" xmlns:w16sdtdh="http://schemas.microsoft.com/office/word/2020/wordml/sdtdatahash" xmlns:w16sdtfl="http://schemas.microsoft.com/office/word/2024/wordml/sdtformatlock" xmlns:w16se="http://schemas.microsoft.com/office/word/2015/wordml/symex" xmlns:wpg="http://schemas.microsoft.com/office/word/2010/wordprocessingGroup" xmlns:wpi="http://schemas.microsoft.com/office/word/2010/wordprocessingInk" xmlns:wne="http://schemas.microsoft.com/office/word/2006/wordml" xmlns:wps="http://schemas.microsoft.com/office/word/2010/wordprocessingShape" mc:Ignorable="w14 w15 w16se w16cid w16 w16cex w16sdtdh w16sdtfl w16du wp14">
+  <w:abstractNum w:abstractNumId="0" w15:restartNumberingAfterBreak="0">
     <w:nsid w:val="22196096"/>
     <w:multiLevelType w:val="hybridMultilevel"/>
     <w:tmpl w:val="8ABCEC18"/>
@@ -4531,7 +5336,7 @@
       </w:pPr>
     </w:lvl>
   </w:abstractNum>
-  <w:abstractNum w:abstractNumId="1">
+  <w:abstractNum w:abstractNumId="1" w15:restartNumberingAfterBreak="0">
     <w:nsid w:val="48D9663A"/>
     <w:multiLevelType w:val="hybridMultilevel"/>
     <w:tmpl w:val="FE48B74E"/>
@@ -4617,7 +5422,7 @@
       </w:pPr>
     </w:lvl>
   </w:abstractNum>
-  <w:abstractNum w:abstractNumId="2">
+  <w:abstractNum w:abstractNumId="2" w15:restartNumberingAfterBreak="0">
     <w:nsid w:val="591E2F8F"/>
     <w:multiLevelType w:val="hybridMultilevel"/>
     <w:tmpl w:val="298C3D3E"/>
@@ -4706,7 +5511,7 @@
       </w:pPr>
     </w:lvl>
   </w:abstractNum>
-  <w:abstractNum w:abstractNumId="3">
+  <w:abstractNum w:abstractNumId="3" w15:restartNumberingAfterBreak="0">
     <w:nsid w:val="677D7D03"/>
     <w:multiLevelType w:val="hybridMultilevel"/>
     <w:tmpl w:val="05EA5F1E"/>
@@ -4796,23 +5601,23 @@
       </w:pPr>
     </w:lvl>
   </w:abstractNum>
-  <w:num w:numId="1">
+  <w:num w:numId="1" w16cid:durableId="1680351384">
     <w:abstractNumId w:val="3"/>
   </w:num>
-  <w:num w:numId="2">
+  <w:num w:numId="2" w16cid:durableId="1315182247">
     <w:abstractNumId w:val="0"/>
   </w:num>
-  <w:num w:numId="3">
+  <w:num w:numId="3" w16cid:durableId="657347085">
     <w:abstractNumId w:val="2"/>
   </w:num>
-  <w:num w:numId="4">
+  <w:num w:numId="4" w16cid:durableId="190261281">
     <w:abstractNumId w:val="1"/>
   </w:num>
 </w:numbering>
 </file>
 
 <file path=word/styles.xml><?xml version="1.0" encoding="utf-8"?>
-<w:styles xmlns:mc="http://schemas.openxmlformats.org/markup-compatibility/2006" xmlns:r="http://schemas.openxmlformats.org/officeDocument/2006/relationships" xmlns:w="http://schemas.openxmlformats.org/wordprocessingml/2006/main" xmlns:w14="http://schemas.microsoft.com/office/word/2010/wordml" mc:Ignorable="w14">
+<w:styles xmlns:mc="http://schemas.openxmlformats.org/markup-compatibility/2006" xmlns:r="http://schemas.openxmlformats.org/officeDocument/2006/relationships" xmlns:w="http://schemas.openxmlformats.org/wordprocessingml/2006/main" xmlns:w14="http://schemas.microsoft.com/office/word/2010/wordml" xmlns:w15="http://schemas.microsoft.com/office/word/2012/wordml" xmlns:w16cex="http://schemas.microsoft.com/office/word/2018/wordml/cex" xmlns:w16cid="http://schemas.microsoft.com/office/word/2016/wordml/cid" xmlns:w16="http://schemas.microsoft.com/office/word/2018/wordml" xmlns:w16du="http://schemas.microsoft.com/office/word/2023/wordml/word16du" xmlns:w16sdtdh="http://schemas.microsoft.com/office/word/2020/wordml/sdtdatahash" xmlns:w16sdtfl="http://schemas.microsoft.com/office/word/2024/wordml/sdtformatlock" xmlns:w16se="http://schemas.microsoft.com/office/word/2015/wordml/symex" mc:Ignorable="w14 w15 w16se w16cid w16 w16cex w16sdtdh w16sdtfl w16du">
   <w:docDefaults>
     <w:rPrDefault>
       <w:rPr>
@@ -4828,149 +5633,410 @@
       </w:pPr>
     </w:pPrDefault>
   </w:docDefaults>
-  <w:latentStyles w:defLockedState="0" w:defUIPriority="99" w:defSemiHidden="1" w:defUnhideWhenUsed="1" w:defQFormat="0" w:count="267">
-    <w:lsdException w:name="Normal" w:semiHidden="0" w:uiPriority="0" w:unhideWhenUsed="0" w:qFormat="1"/>
-    <w:lsdException w:name="heading 1" w:semiHidden="0" w:uiPriority="9" w:unhideWhenUsed="0" w:qFormat="1"/>
-    <w:lsdException w:name="heading 2" w:uiPriority="9" w:qFormat="1"/>
-    <w:lsdException w:name="heading 3" w:uiPriority="9" w:qFormat="1"/>
-    <w:lsdException w:name="heading 4" w:uiPriority="9" w:qFormat="1"/>
-    <w:lsdException w:name="heading 5" w:uiPriority="9" w:qFormat="1"/>
-    <w:lsdException w:name="heading 6" w:uiPriority="9" w:qFormat="1"/>
-    <w:lsdException w:name="heading 7" w:uiPriority="9" w:qFormat="1"/>
-    <w:lsdException w:name="heading 8" w:uiPriority="9" w:qFormat="1"/>
-    <w:lsdException w:name="heading 9" w:uiPriority="9" w:qFormat="1"/>
-    <w:lsdException w:name="toc 1" w:uiPriority="39"/>
-    <w:lsdException w:name="toc 2" w:uiPriority="39"/>
-    <w:lsdException w:name="toc 3" w:uiPriority="39"/>
-    <w:lsdException w:name="toc 4" w:uiPriority="39"/>
-    <w:lsdException w:name="toc 5" w:uiPriority="39"/>
-    <w:lsdException w:name="toc 6" w:uiPriority="39"/>
-    <w:lsdException w:name="toc 7" w:uiPriority="39"/>
-    <w:lsdException w:name="toc 8" w:uiPriority="39"/>
-    <w:lsdException w:name="toc 9" w:uiPriority="39"/>
-    <w:lsdException w:name="caption" w:uiPriority="35" w:qFormat="1"/>
-    <w:lsdException w:name="Title" w:semiHidden="0" w:uiPriority="10" w:unhideWhenUsed="0" w:qFormat="1"/>
-    <w:lsdException w:name="Default Paragraph Font" w:uiPriority="1"/>
-    <w:lsdException w:name="Subtitle" w:semiHidden="0" w:uiPriority="11" w:unhideWhenUsed="0" w:qFormat="1"/>
-    <w:lsdException w:name="Strong" w:semiHidden="0" w:uiPriority="22" w:unhideWhenUsed="0" w:qFormat="1"/>
-    <w:lsdException w:name="Emphasis" w:semiHidden="0" w:uiPriority="20" w:unhideWhenUsed="0" w:qFormat="1"/>
-    <w:lsdException w:name="Table Grid" w:semiHidden="0" w:uiPriority="59" w:unhideWhenUsed="0"/>
-    <w:lsdException w:name="Placeholder Text" w:unhideWhenUsed="0"/>
-    <w:lsdException w:name="No Spacing" w:semiHidden="0" w:uiPriority="1" w:unhideWhenUsed="0" w:qFormat="1"/>
-    <w:lsdException w:name="Light Shading" w:semiHidden="0" w:uiPriority="60" w:unhideWhenUsed="0"/>
-    <w:lsdException w:name="Light List" w:semiHidden="0" w:uiPriority="61" w:unhideWhenUsed="0"/>
-    <w:lsdException w:name="Light Grid" w:semiHidden="0" w:uiPriority="62" w:unhideWhenUsed="0"/>
-    <w:lsdException w:name="Medium Shading 1" w:semiHidden="0" w:uiPriority="63" w:unhideWhenUsed="0"/>
-    <w:lsdException w:name="Medium Shading 2" w:semiHidden="0" w:uiPriority="64" w:unhideWhenUsed="0"/>
-    <w:lsdException w:name="Medium List 1" w:semiHidden="0" w:uiPriority="65" w:unhideWhenUsed="0"/>
-    <w:lsdException w:name="Medium List 2" w:semiHidden="0" w:uiPriority="66" w:unhideWhenUsed="0"/>
-    <w:lsdException w:name="Medium Grid 1" w:semiHidden="0" w:uiPriority="67" w:unhideWhenUsed="0"/>
-    <w:lsdException w:name="Medium Grid 2" w:semiHidden="0" w:uiPriority="68" w:unhideWhenUsed="0"/>
-    <w:lsdException w:name="Medium Grid 3" w:semiHidden="0" w:uiPriority="69" w:unhideWhenUsed="0"/>
-    <w:lsdException w:name="Dark List" w:semiHidden="0" w:uiPriority="70" w:unhideWhenUsed="0"/>
-    <w:lsdException w:name="Colorful Shading" w:semiHidden="0" w:uiPriority="71" w:unhideWhenUsed="0"/>
-    <w:lsdException w:name="Colorful List" w:semiHidden="0" w:uiPriority="72" w:unhideWhenUsed="0"/>
-    <w:lsdException w:name="Colorful Grid" w:semiHidden="0" w:uiPriority="73" w:unhideWhenUsed="0"/>
-    <w:lsdException w:name="Light Shading Accent 1" w:semiHidden="0" w:uiPriority="60" w:unhideWhenUsed="0"/>
-    <w:lsdException w:name="Light List Accent 1" w:semiHidden="0" w:uiPriority="61" w:unhideWhenUsed="0"/>
-    <w:lsdException w:name="Light Grid Accent 1" w:semiHidden="0" w:uiPriority="62" w:unhideWhenUsed="0"/>
-    <w:lsdException w:name="Medium Shading 1 Accent 1" w:semiHidden="0" w:uiPriority="63" w:unhideWhenUsed="0"/>
-    <w:lsdException w:name="Medium Shading 2 Accent 1" w:semiHidden="0" w:uiPriority="64" w:unhideWhenUsed="0"/>
-    <w:lsdException w:name="Medium List 1 Accent 1" w:semiHidden="0" w:uiPriority="65" w:unhideWhenUsed="0"/>
-    <w:lsdException w:name="Revision" w:unhideWhenUsed="0"/>
-    <w:lsdException w:name="List Paragraph" w:semiHidden="0" w:uiPriority="34" w:unhideWhenUsed="0" w:qFormat="1"/>
-    <w:lsdException w:name="Quote" w:semiHidden="0" w:uiPriority="29" w:unhideWhenUsed="0" w:qFormat="1"/>
-    <w:lsdException w:name="Intense Quote" w:semiHidden="0" w:uiPriority="30" w:unhideWhenUsed="0" w:qFormat="1"/>
-    <w:lsdException w:name="Medium List 2 Accent 1" w:semiHidden="0" w:uiPriority="66" w:unhideWhenUsed="0"/>
-    <w:lsdException w:name="Medium Grid 1 Accent 1" w:semiHidden="0" w:uiPriority="67" w:unhideWhenUsed="0"/>
-    <w:lsdException w:name="Medium Grid 2 Accent 1" w:semiHidden="0" w:uiPriority="68" w:unhideWhenUsed="0"/>
-    <w:lsdException w:name="Medium Grid 3 Accent 1" w:semiHidden="0" w:uiPriority="69" w:unhideWhenUsed="0"/>
-    <w:lsdException w:name="Dark List Accent 1" w:semiHidden="0" w:uiPriority="70" w:unhideWhenUsed="0"/>
-    <w:lsdException w:name="Colorful Shading Accent 1" w:semiHidden="0" w:uiPriority="71" w:unhideWhenUsed="0"/>
-    <w:lsdException w:name="Colorful List Accent 1" w:semiHidden="0" w:uiPriority="72" w:unhideWhenUsed="0"/>
-    <w:lsdException w:name="Colorful Grid Accent 1" w:semiHidden="0" w:uiPriority="73" w:unhideWhenUsed="0"/>
-    <w:lsdException w:name="Light Shading Accent 2" w:semiHidden="0" w:uiPriority="60" w:unhideWhenUsed="0"/>
-    <w:lsdException w:name="Light List Accent 2" w:semiHidden="0" w:uiPriority="61" w:unhideWhenUsed="0"/>
-    <w:lsdException w:name="Light Grid Accent 2" w:semiHidden="0" w:uiPriority="62" w:unhideWhenUsed="0"/>
-    <w:lsdException w:name="Medium Shading 1 Accent 2" w:semiHidden="0" w:uiPriority="63" w:unhideWhenUsed="0"/>
-    <w:lsdException w:name="Medium Shading 2 Accent 2" w:semiHidden="0" w:uiPriority="64" w:unhideWhenUsed="0"/>
-    <w:lsdException w:name="Medium List 1 Accent 2" w:semiHidden="0" w:uiPriority="65" w:unhideWhenUsed="0"/>
-    <w:lsdException w:name="Medium List 2 Accent 2" w:semiHidden="0" w:uiPriority="66" w:unhideWhenUsed="0"/>
-    <w:lsdException w:name="Medium Grid 1 Accent 2" w:semiHidden="0" w:uiPriority="67" w:unhideWhenUsed="0"/>
-    <w:lsdException w:name="Medium Grid 2 Accent 2" w:semiHidden="0" w:uiPriority="68" w:unhideWhenUsed="0"/>
-    <w:lsdException w:name="Medium Grid 3 Accent 2" w:semiHidden="0" w:uiPriority="69" w:unhideWhenUsed="0"/>
-    <w:lsdException w:name="Dark List Accent 2" w:semiHidden="0" w:uiPriority="70" w:unhideWhenUsed="0"/>
-    <w:lsdException w:name="Colorful Shading Accent 2" w:semiHidden="0" w:uiPriority="71" w:unhideWhenUsed="0"/>
-    <w:lsdException w:name="Colorful List Accent 2" w:semiHidden="0" w:uiPriority="72" w:unhideWhenUsed="0"/>
-    <w:lsdException w:name="Colorful Grid Accent 2" w:semiHidden="0" w:uiPriority="73" w:unhideWhenUsed="0"/>
-    <w:lsdException w:name="Light Shading Accent 3" w:semiHidden="0" w:uiPriority="60" w:unhideWhenUsed="0"/>
-    <w:lsdException w:name="Light List Accent 3" w:semiHidden="0" w:uiPriority="61" w:unhideWhenUsed="0"/>
-    <w:lsdException w:name="Light Grid Accent 3" w:semiHidden="0" w:uiPriority="62" w:unhideWhenUsed="0"/>
-    <w:lsdException w:name="Medium Shading 1 Accent 3" w:semiHidden="0" w:uiPriority="63" w:unhideWhenUsed="0"/>
-    <w:lsdException w:name="Medium Shading 2 Accent 3" w:semiHidden="0" w:uiPriority="64" w:unhideWhenUsed="0"/>
-    <w:lsdException w:name="Medium List 1 Accent 3" w:semiHidden="0" w:uiPriority="65" w:unhideWhenUsed="0"/>
-    <w:lsdException w:name="Medium List 2 Accent 3" w:semiHidden="0" w:uiPriority="66" w:unhideWhenUsed="0"/>
-    <w:lsdException w:name="Medium Grid 1 Accent 3" w:semiHidden="0" w:uiPriority="67" w:unhideWhenUsed="0"/>
-    <w:lsdException w:name="Medium Grid 2 Accent 3" w:semiHidden="0" w:uiPriority="68" w:unhideWhenUsed="0"/>
-    <w:lsdException w:name="Medium Grid 3 Accent 3" w:semiHidden="0" w:uiPriority="69" w:unhideWhenUsed="0"/>
-    <w:lsdException w:name="Dark List Accent 3" w:semiHidden="0" w:uiPriority="70" w:unhideWhenUsed="0"/>
-    <w:lsdException w:name="Colorful Shading Accent 3" w:semiHidden="0" w:uiPriority="71" w:unhideWhenUsed="0"/>
-    <w:lsdException w:name="Colorful List Accent 3" w:semiHidden="0" w:uiPriority="72" w:unhideWhenUsed="0"/>
-    <w:lsdException w:name="Colorful Grid Accent 3" w:semiHidden="0" w:uiPriority="73" w:unhideWhenUsed="0"/>
-    <w:lsdException w:name="Light Shading Accent 4" w:semiHidden="0" w:uiPriority="60" w:unhideWhenUsed="0"/>
-    <w:lsdException w:name="Light List Accent 4" w:semiHidden="0" w:uiPriority="61" w:unhideWhenUsed="0"/>
-    <w:lsdException w:name="Light Grid Accent 4" w:semiHidden="0" w:uiPriority="62" w:unhideWhenUsed="0"/>
-    <w:lsdException w:name="Medium Shading 1 Accent 4" w:semiHidden="0" w:uiPriority="63" w:unhideWhenUsed="0"/>
-    <w:lsdException w:name="Medium Shading 2 Accent 4" w:semiHidden="0" w:uiPriority="64" w:unhideWhenUsed="0"/>
-    <w:lsdException w:name="Medium List 1 Accent 4" w:semiHidden="0" w:uiPriority="65" w:unhideWhenUsed="0"/>
-    <w:lsdException w:name="Medium List 2 Accent 4" w:semiHidden="0" w:uiPriority="66" w:unhideWhenUsed="0"/>
-    <w:lsdException w:name="Medium Grid 1 Accent 4" w:semiHidden="0" w:uiPriority="67" w:unhideWhenUsed="0"/>
-    <w:lsdException w:name="Medium Grid 2 Accent 4" w:semiHidden="0" w:uiPriority="68" w:unhideWhenUsed="0"/>
-    <w:lsdException w:name="Medium Grid 3 Accent 4" w:semiHidden="0" w:uiPriority="69" w:unhideWhenUsed="0"/>
-    <w:lsdException w:name="Dark List Accent 4" w:semiHidden="0" w:uiPriority="70" w:unhideWhenUsed="0"/>
-    <w:lsdException w:name="Colorful Shading Accent 4" w:semiHidden="0" w:uiPriority="71" w:unhideWhenUsed="0"/>
-    <w:lsdException w:name="Colorful List Accent 4" w:semiHidden="0" w:uiPriority="72" w:unhideWhenUsed="0"/>
-    <w:lsdException w:name="Colorful Grid Accent 4" w:semiHidden="0" w:uiPriority="73" w:unhideWhenUsed="0"/>
-    <w:lsdException w:name="Light Shading Accent 5" w:semiHidden="0" w:uiPriority="60" w:unhideWhenUsed="0"/>
-    <w:lsdException w:name="Light List Accent 5" w:semiHidden="0" w:uiPriority="61" w:unhideWhenUsed="0"/>
-    <w:lsdException w:name="Light Grid Accent 5" w:semiHidden="0" w:uiPriority="62" w:unhideWhenUsed="0"/>
-    <w:lsdException w:name="Medium Shading 1 Accent 5" w:semiHidden="0" w:uiPriority="63" w:unhideWhenUsed="0"/>
-    <w:lsdException w:name="Medium Shading 2 Accent 5" w:semiHidden="0" w:uiPriority="64" w:unhideWhenUsed="0"/>
-    <w:lsdException w:name="Medium List 1 Accent 5" w:semiHidden="0" w:uiPriority="65" w:unhideWhenUsed="0"/>
-    <w:lsdException w:name="Medium List 2 Accent 5" w:semiHidden="0" w:uiPriority="66" w:unhideWhenUsed="0"/>
-    <w:lsdException w:name="Medium Grid 1 Accent 5" w:semiHidden="0" w:uiPriority="67" w:unhideWhenUsed="0"/>
-    <w:lsdException w:name="Medium Grid 2 Accent 5" w:semiHidden="0" w:uiPriority="68" w:unhideWhenUsed="0"/>
-    <w:lsdException w:name="Medium Grid 3 Accent 5" w:semiHidden="0" w:uiPriority="69" w:unhideWhenUsed="0"/>
-    <w:lsdException w:name="Dark List Accent 5" w:semiHidden="0" w:uiPriority="70" w:unhideWhenUsed="0"/>
-    <w:lsdException w:name="Colorful Shading Accent 5" w:semiHidden="0" w:uiPriority="71" w:unhideWhenUsed="0"/>
-    <w:lsdException w:name="Colorful List Accent 5" w:semiHidden="0" w:uiPriority="72" w:unhideWhenUsed="0"/>
-    <w:lsdException w:name="Colorful Grid Accent 5" w:semiHidden="0" w:uiPriority="73" w:unhideWhenUsed="0"/>
-    <w:lsdException w:name="Light Shading Accent 6" w:semiHidden="0" w:uiPriority="60" w:unhideWhenUsed="0"/>
-    <w:lsdException w:name="Light List Accent 6" w:semiHidden="0" w:uiPriority="61" w:unhideWhenUsed="0"/>
-    <w:lsdException w:name="Light Grid Accent 6" w:semiHidden="0" w:uiPriority="62" w:unhideWhenUsed="0"/>
-    <w:lsdException w:name="Medium Shading 1 Accent 6" w:semiHidden="0" w:uiPriority="63" w:unhideWhenUsed="0"/>
-    <w:lsdException w:name="Medium Shading 2 Accent 6" w:semiHidden="0" w:uiPriority="64" w:unhideWhenUsed="0"/>
-    <w:lsdException w:name="Medium List 1 Accent 6" w:semiHidden="0" w:uiPriority="65" w:unhideWhenUsed="0"/>
-    <w:lsdException w:name="Medium List 2 Accent 6" w:semiHidden="0" w:uiPriority="66" w:unhideWhenUsed="0"/>
-    <w:lsdException w:name="Medium Grid 1 Accent 6" w:semiHidden="0" w:uiPriority="67" w:unhideWhenUsed="0"/>
-    <w:lsdException w:name="Medium Grid 2 Accent 6" w:semiHidden="0" w:uiPriority="68" w:unhideWhenUsed="0"/>
-    <w:lsdException w:name="Medium Grid 3 Accent 6" w:semiHidden="0" w:uiPriority="69" w:unhideWhenUsed="0"/>
-    <w:lsdException w:name="Dark List Accent 6" w:semiHidden="0" w:uiPriority="70" w:unhideWhenUsed="0"/>
-    <w:lsdException w:name="Colorful Shading Accent 6" w:semiHidden="0" w:uiPriority="71" w:unhideWhenUsed="0"/>
-    <w:lsdException w:name="Colorful List Accent 6" w:semiHidden="0" w:uiPriority="72" w:unhideWhenUsed="0"/>
-    <w:lsdException w:name="Colorful Grid Accent 6" w:semiHidden="0" w:uiPriority="73" w:unhideWhenUsed="0"/>
-    <w:lsdException w:name="Subtle Emphasis" w:semiHidden="0" w:uiPriority="19" w:unhideWhenUsed="0" w:qFormat="1"/>
-    <w:lsdException w:name="Intense Emphasis" w:semiHidden="0" w:uiPriority="21" w:unhideWhenUsed="0" w:qFormat="1"/>
-    <w:lsdException w:name="Subtle Reference" w:semiHidden="0" w:uiPriority="31" w:unhideWhenUsed="0" w:qFormat="1"/>
-    <w:lsdException w:name="Intense Reference" w:semiHidden="0" w:uiPriority="32" w:unhideWhenUsed="0" w:qFormat="1"/>
-    <w:lsdException w:name="Book Title" w:semiHidden="0" w:uiPriority="33" w:unhideWhenUsed="0" w:qFormat="1"/>
-    <w:lsdException w:name="Bibliography" w:uiPriority="37"/>
-    <w:lsdException w:name="TOC Heading" w:uiPriority="39" w:qFormat="1"/>
+  <w:latentStyles w:defLockedState="0" w:defUIPriority="99" w:defSemiHidden="0" w:defUnhideWhenUsed="0" w:defQFormat="0" w:count="376">
+    <w:lsdException w:name="Normal" w:uiPriority="0" w:qFormat="1"/>
+    <w:lsdException w:name="heading 1" w:uiPriority="9" w:qFormat="1"/>
+    <w:lsdException w:name="heading 2" w:semiHidden="1" w:uiPriority="9" w:unhideWhenUsed="1" w:qFormat="1"/>
+    <w:lsdException w:name="heading 3" w:semiHidden="1" w:uiPriority="9" w:unhideWhenUsed="1" w:qFormat="1"/>
+    <w:lsdException w:name="heading 4" w:semiHidden="1" w:uiPriority="9" w:unhideWhenUsed="1" w:qFormat="1"/>
+    <w:lsdException w:name="heading 5" w:semiHidden="1" w:uiPriority="9" w:unhideWhenUsed="1" w:qFormat="1"/>
+    <w:lsdException w:name="heading 6" w:semiHidden="1" w:uiPriority="9" w:unhideWhenUsed="1" w:qFormat="1"/>
+    <w:lsdException w:name="heading 7" w:semiHidden="1" w:uiPriority="9" w:unhideWhenUsed="1" w:qFormat="1"/>
+    <w:lsdException w:name="heading 8" w:semiHidden="1" w:uiPriority="9" w:unhideWhenUsed="1" w:qFormat="1"/>
+    <w:lsdException w:name="heading 9" w:semiHidden="1" w:uiPriority="9" w:unhideWhenUsed="1" w:qFormat="1"/>
+    <w:lsdException w:name="index 1" w:semiHidden="1" w:unhideWhenUsed="1"/>
+    <w:lsdException w:name="index 2" w:semiHidden="1" w:unhideWhenUsed="1"/>
+    <w:lsdException w:name="index 3" w:semiHidden="1" w:unhideWhenUsed="1"/>
+    <w:lsdException w:name="index 4" w:semiHidden="1" w:unhideWhenUsed="1"/>
+    <w:lsdException w:name="index 5" w:semiHidden="1" w:unhideWhenUsed="1"/>
+    <w:lsdException w:name="index 6" w:semiHidden="1" w:unhideWhenUsed="1"/>
+    <w:lsdException w:name="index 7" w:semiHidden="1" w:unhideWhenUsed="1"/>
+    <w:lsdException w:name="index 8" w:semiHidden="1" w:unhideWhenUsed="1"/>
+    <w:lsdException w:name="index 9" w:semiHidden="1" w:unhideWhenUsed="1"/>
+    <w:lsdException w:name="toc 1" w:semiHidden="1" w:uiPriority="39" w:unhideWhenUsed="1"/>
+    <w:lsdException w:name="toc 2" w:semiHidden="1" w:uiPriority="39" w:unhideWhenUsed="1"/>
+    <w:lsdException w:name="toc 3" w:semiHidden="1" w:uiPriority="39" w:unhideWhenUsed="1"/>
+    <w:lsdException w:name="toc 4" w:semiHidden="1" w:uiPriority="39" w:unhideWhenUsed="1"/>
+    <w:lsdException w:name="toc 5" w:semiHidden="1" w:uiPriority="39" w:unhideWhenUsed="1"/>
+    <w:lsdException w:name="toc 6" w:semiHidden="1" w:uiPriority="39" w:unhideWhenUsed="1"/>
+    <w:lsdException w:name="toc 7" w:semiHidden="1" w:uiPriority="39" w:unhideWhenUsed="1"/>
+    <w:lsdException w:name="toc 8" w:semiHidden="1" w:uiPriority="39" w:unhideWhenUsed="1"/>
+    <w:lsdException w:name="toc 9" w:semiHidden="1" w:uiPriority="39" w:unhideWhenUsed="1"/>
+    <w:lsdException w:name="Normal Indent" w:semiHidden="1" w:unhideWhenUsed="1"/>
+    <w:lsdException w:name="footnote text" w:semiHidden="1" w:unhideWhenUsed="1"/>
+    <w:lsdException w:name="annotation text" w:semiHidden="1" w:unhideWhenUsed="1"/>
+    <w:lsdException w:name="header" w:semiHidden="1" w:unhideWhenUsed="1"/>
+    <w:lsdException w:name="footer" w:semiHidden="1" w:unhideWhenUsed="1"/>
+    <w:lsdException w:name="index heading" w:semiHidden="1" w:unhideWhenUsed="1"/>
+    <w:lsdException w:name="caption" w:semiHidden="1" w:uiPriority="35" w:unhideWhenUsed="1" w:qFormat="1"/>
+    <w:lsdException w:name="table of figures" w:semiHidden="1" w:unhideWhenUsed="1"/>
+    <w:lsdException w:name="envelope address" w:semiHidden="1" w:unhideWhenUsed="1"/>
+    <w:lsdException w:name="envelope return" w:semiHidden="1" w:unhideWhenUsed="1"/>
+    <w:lsdException w:name="footnote reference" w:semiHidden="1" w:unhideWhenUsed="1"/>
+    <w:lsdException w:name="annotation reference" w:semiHidden="1" w:unhideWhenUsed="1"/>
+    <w:lsdException w:name="line number" w:semiHidden="1" w:unhideWhenUsed="1"/>
+    <w:lsdException w:name="page number" w:semiHidden="1" w:unhideWhenUsed="1"/>
+    <w:lsdException w:name="endnote reference" w:semiHidden="1" w:unhideWhenUsed="1"/>
+    <w:lsdException w:name="endnote text" w:semiHidden="1" w:unhideWhenUsed="1"/>
+    <w:lsdException w:name="table of authorities" w:semiHidden="1" w:unhideWhenUsed="1"/>
+    <w:lsdException w:name="macro" w:semiHidden="1" w:unhideWhenUsed="1"/>
+    <w:lsdException w:name="toa heading" w:semiHidden="1" w:unhideWhenUsed="1"/>
+    <w:lsdException w:name="List" w:semiHidden="1" w:unhideWhenUsed="1"/>
+    <w:lsdException w:name="List Bullet" w:semiHidden="1" w:unhideWhenUsed="1"/>
+    <w:lsdException w:name="List Number" w:semiHidden="1" w:unhideWhenUsed="1"/>
+    <w:lsdException w:name="List 2" w:semiHidden="1" w:unhideWhenUsed="1"/>
+    <w:lsdException w:name="List 3" w:semiHidden="1" w:unhideWhenUsed="1"/>
+    <w:lsdException w:name="List 4" w:semiHidden="1" w:unhideWhenUsed="1"/>
+    <w:lsdException w:name="List 5" w:semiHidden="1" w:unhideWhenUsed="1"/>
+    <w:lsdException w:name="List Bullet 2" w:semiHidden="1" w:unhideWhenUsed="1"/>
+    <w:lsdException w:name="List Bullet 3" w:semiHidden="1" w:unhideWhenUsed="1"/>
+    <w:lsdException w:name="List Bullet 4" w:semiHidden="1" w:unhideWhenUsed="1"/>
+    <w:lsdException w:name="List Bullet 5" w:semiHidden="1" w:unhideWhenUsed="1"/>
+    <w:lsdException w:name="List Number 2" w:semiHidden="1" w:unhideWhenUsed="1"/>
+    <w:lsdException w:name="List Number 3" w:semiHidden="1" w:unhideWhenUsed="1"/>
+    <w:lsdException w:name="List Number 4" w:semiHidden="1" w:unhideWhenUsed="1"/>
+    <w:lsdException w:name="List Number 5" w:semiHidden="1" w:unhideWhenUsed="1"/>
+    <w:lsdException w:name="Title" w:uiPriority="10" w:qFormat="1"/>
+    <w:lsdException w:name="Closing" w:semiHidden="1" w:unhideWhenUsed="1"/>
+    <w:lsdException w:name="Signature" w:semiHidden="1" w:unhideWhenUsed="1"/>
+    <w:lsdException w:name="Default Paragraph Font" w:semiHidden="1" w:uiPriority="1" w:unhideWhenUsed="1"/>
+    <w:lsdException w:name="Body Text" w:semiHidden="1" w:unhideWhenUsed="1"/>
+    <w:lsdException w:name="Body Text Indent" w:semiHidden="1" w:unhideWhenUsed="1"/>
+    <w:lsdException w:name="List Continue" w:semiHidden="1" w:unhideWhenUsed="1"/>
+    <w:lsdException w:name="List Continue 2" w:semiHidden="1" w:unhideWhenUsed="1"/>
+    <w:lsdException w:name="List Continue 3" w:semiHidden="1" w:unhideWhenUsed="1"/>
+    <w:lsdException w:name="List Continue 4" w:semiHidden="1" w:unhideWhenUsed="1"/>
+    <w:lsdException w:name="List Continue 5" w:semiHidden="1" w:unhideWhenUsed="1"/>
+    <w:lsdException w:name="Message Header" w:semiHidden="1" w:unhideWhenUsed="1"/>
+    <w:lsdException w:name="Subtitle" w:uiPriority="11" w:qFormat="1"/>
+    <w:lsdException w:name="Salutation" w:semiHidden="1" w:unhideWhenUsed="1"/>
+    <w:lsdException w:name="Date" w:semiHidden="1" w:unhideWhenUsed="1"/>
+    <w:lsdException w:name="Body Text First Indent" w:semiHidden="1" w:unhideWhenUsed="1"/>
+    <w:lsdException w:name="Body Text First Indent 2" w:semiHidden="1" w:unhideWhenUsed="1"/>
+    <w:lsdException w:name="Note Heading" w:semiHidden="1" w:unhideWhenUsed="1"/>
+    <w:lsdException w:name="Body Text 2" w:semiHidden="1" w:unhideWhenUsed="1"/>
+    <w:lsdException w:name="Body Text 3" w:semiHidden="1" w:unhideWhenUsed="1"/>
+    <w:lsdException w:name="Body Text Indent 2" w:semiHidden="1" w:unhideWhenUsed="1"/>
+    <w:lsdException w:name="Body Text Indent 3" w:semiHidden="1" w:unhideWhenUsed="1"/>
+    <w:lsdException w:name="Block Text" w:semiHidden="1" w:unhideWhenUsed="1"/>
+    <w:lsdException w:name="Hyperlink" w:semiHidden="1" w:unhideWhenUsed="1"/>
+    <w:lsdException w:name="FollowedHyperlink" w:semiHidden="1" w:unhideWhenUsed="1"/>
+    <w:lsdException w:name="Strong" w:uiPriority="22" w:qFormat="1"/>
+    <w:lsdException w:name="Emphasis" w:uiPriority="20" w:qFormat="1"/>
+    <w:lsdException w:name="Document Map" w:semiHidden="1" w:unhideWhenUsed="1"/>
+    <w:lsdException w:name="Plain Text" w:semiHidden="1" w:unhideWhenUsed="1"/>
+    <w:lsdException w:name="E-mail Signature" w:semiHidden="1" w:unhideWhenUsed="1"/>
+    <w:lsdException w:name="HTML Top of Form" w:semiHidden="1" w:unhideWhenUsed="1"/>
+    <w:lsdException w:name="HTML Bottom of Form" w:semiHidden="1" w:unhideWhenUsed="1"/>
+    <w:lsdException w:name="Normal (Web)" w:semiHidden="1" w:unhideWhenUsed="1"/>
+    <w:lsdException w:name="HTML Acronym" w:semiHidden="1" w:unhideWhenUsed="1"/>
+    <w:lsdException w:name="HTML Address" w:semiHidden="1" w:unhideWhenUsed="1"/>
+    <w:lsdException w:name="HTML Cite" w:semiHidden="1" w:unhideWhenUsed="1"/>
+    <w:lsdException w:name="HTML Code" w:semiHidden="1" w:unhideWhenUsed="1"/>
+    <w:lsdException w:name="HTML Definition" w:semiHidden="1" w:unhideWhenUsed="1"/>
+    <w:lsdException w:name="HTML Keyboard" w:semiHidden="1" w:unhideWhenUsed="1"/>
+    <w:lsdException w:name="HTML Preformatted" w:semiHidden="1" w:unhideWhenUsed="1"/>
+    <w:lsdException w:name="HTML Sample" w:semiHidden="1" w:unhideWhenUsed="1"/>
+    <w:lsdException w:name="HTML Typewriter" w:semiHidden="1" w:unhideWhenUsed="1"/>
+    <w:lsdException w:name="HTML Variable" w:semiHidden="1" w:unhideWhenUsed="1"/>
+    <w:lsdException w:name="Normal Table" w:semiHidden="1" w:unhideWhenUsed="1"/>
+    <w:lsdException w:name="annotation subject" w:semiHidden="1" w:unhideWhenUsed="1"/>
+    <w:lsdException w:name="No List" w:semiHidden="1" w:unhideWhenUsed="1"/>
+    <w:lsdException w:name="Outline List 1" w:semiHidden="1" w:unhideWhenUsed="1"/>
+    <w:lsdException w:name="Outline List 2" w:semiHidden="1" w:unhideWhenUsed="1"/>
+    <w:lsdException w:name="Outline List 3" w:semiHidden="1" w:unhideWhenUsed="1"/>
+    <w:lsdException w:name="Table Simple 1" w:semiHidden="1" w:unhideWhenUsed="1"/>
+    <w:lsdException w:name="Table Simple 2" w:semiHidden="1" w:unhideWhenUsed="1"/>
+    <w:lsdException w:name="Table Simple 3" w:semiHidden="1" w:unhideWhenUsed="1"/>
+    <w:lsdException w:name="Table Classic 1" w:semiHidden="1" w:unhideWhenUsed="1"/>
+    <w:lsdException w:name="Table Classic 2" w:semiHidden="1" w:unhideWhenUsed="1"/>
+    <w:lsdException w:name="Table Classic 3" w:semiHidden="1" w:unhideWhenUsed="1"/>
+    <w:lsdException w:name="Table Classic 4" w:semiHidden="1" w:unhideWhenUsed="1"/>
+    <w:lsdException w:name="Table Colorful 1" w:semiHidden="1" w:unhideWhenUsed="1"/>
+    <w:lsdException w:name="Table Colorful 2" w:semiHidden="1" w:unhideWhenUsed="1"/>
+    <w:lsdException w:name="Table Colorful 3" w:semiHidden="1" w:unhideWhenUsed="1"/>
+    <w:lsdException w:name="Table Columns 1" w:semiHidden="1" w:unhideWhenUsed="1"/>
+    <w:lsdException w:name="Table Columns 2" w:semiHidden="1" w:unhideWhenUsed="1"/>
+    <w:lsdException w:name="Table Columns 3" w:semiHidden="1" w:unhideWhenUsed="1"/>
+    <w:lsdException w:name="Table Columns 4" w:semiHidden="1" w:unhideWhenUsed="1"/>
+    <w:lsdException w:name="Table Columns 5" w:semiHidden="1" w:unhideWhenUsed="1"/>
+    <w:lsdException w:name="Table Grid 1" w:semiHidden="1" w:unhideWhenUsed="1"/>
+    <w:lsdException w:name="Table Grid 2" w:semiHidden="1" w:unhideWhenUsed="1"/>
+    <w:lsdException w:name="Table Grid 3" w:semiHidden="1" w:unhideWhenUsed="1"/>
+    <w:lsdException w:name="Table Grid 4" w:semiHidden="1" w:unhideWhenUsed="1"/>
+    <w:lsdException w:name="Table Grid 5" w:semiHidden="1" w:unhideWhenUsed="1"/>
+    <w:lsdException w:name="Table Grid 6" w:semiHidden="1" w:unhideWhenUsed="1"/>
+    <w:lsdException w:name="Table Grid 7" w:semiHidden="1" w:unhideWhenUsed="1"/>
+    <w:lsdException w:name="Table Grid 8" w:semiHidden="1" w:unhideWhenUsed="1"/>
+    <w:lsdException w:name="Table List 1" w:semiHidden="1" w:unhideWhenUsed="1"/>
+    <w:lsdException w:name="Table List 2" w:semiHidden="1" w:unhideWhenUsed="1"/>
+    <w:lsdException w:name="Table List 3" w:semiHidden="1" w:unhideWhenUsed="1"/>
+    <w:lsdException w:name="Table List 4" w:semiHidden="1" w:unhideWhenUsed="1"/>
+    <w:lsdException w:name="Table List 5" w:semiHidden="1" w:unhideWhenUsed="1"/>
+    <w:lsdException w:name="Table List 6" w:semiHidden="1" w:unhideWhenUsed="1"/>
+    <w:lsdException w:name="Table List 7" w:semiHidden="1" w:unhideWhenUsed="1"/>
+    <w:lsdException w:name="Table List 8" w:semiHidden="1" w:unhideWhenUsed="1"/>
+    <w:lsdException w:name="Table 3D effects 1" w:semiHidden="1" w:unhideWhenUsed="1"/>
+    <w:lsdException w:name="Table 3D effects 2" w:semiHidden="1" w:unhideWhenUsed="1"/>
+    <w:lsdException w:name="Table 3D effects 3" w:semiHidden="1" w:unhideWhenUsed="1"/>
+    <w:lsdException w:name="Table Contemporary" w:semiHidden="1" w:unhideWhenUsed="1"/>
+    <w:lsdException w:name="Table Elegant" w:semiHidden="1" w:unhideWhenUsed="1"/>
+    <w:lsdException w:name="Table Professional" w:semiHidden="1" w:unhideWhenUsed="1"/>
+    <w:lsdException w:name="Table Subtle 1" w:semiHidden="1" w:unhideWhenUsed="1"/>
+    <w:lsdException w:name="Table Subtle 2" w:semiHidden="1" w:unhideWhenUsed="1"/>
+    <w:lsdException w:name="Table Web 1" w:semiHidden="1" w:unhideWhenUsed="1"/>
+    <w:lsdException w:name="Table Web 2" w:semiHidden="1" w:unhideWhenUsed="1"/>
+    <w:lsdException w:name="Table Web 3" w:semiHidden="1" w:unhideWhenUsed="1"/>
+    <w:lsdException w:name="Balloon Text" w:semiHidden="1" w:unhideWhenUsed="1"/>
+    <w:lsdException w:name="Table Grid" w:uiPriority="59"/>
+    <w:lsdException w:name="Table Theme" w:semiHidden="1" w:unhideWhenUsed="1"/>
+    <w:lsdException w:name="Placeholder Text" w:semiHidden="1"/>
+    <w:lsdException w:name="No Spacing" w:uiPriority="1" w:qFormat="1"/>
+    <w:lsdException w:name="Light Shading" w:uiPriority="60"/>
+    <w:lsdException w:name="Light List" w:uiPriority="61"/>
+    <w:lsdException w:name="Light Grid" w:uiPriority="62"/>
+    <w:lsdException w:name="Medium Shading 1" w:uiPriority="63"/>
+    <w:lsdException w:name="Medium Shading 2" w:uiPriority="64"/>
+    <w:lsdException w:name="Medium List 1" w:uiPriority="65"/>
+    <w:lsdException w:name="Medium List 2" w:uiPriority="66"/>
+    <w:lsdException w:name="Medium Grid 1" w:uiPriority="67"/>
+    <w:lsdException w:name="Medium Grid 2" w:uiPriority="68"/>
+    <w:lsdException w:name="Medium Grid 3" w:uiPriority="69"/>
+    <w:lsdException w:name="Dark List" w:uiPriority="70"/>
+    <w:lsdException w:name="Colorful Shading" w:uiPriority="71"/>
+    <w:lsdException w:name="Colorful List" w:uiPriority="72"/>
+    <w:lsdException w:name="Colorful Grid" w:uiPriority="73"/>
+    <w:lsdException w:name="Light Shading Accent 1" w:uiPriority="60"/>
+    <w:lsdException w:name="Light List Accent 1" w:uiPriority="61"/>
+    <w:lsdException w:name="Light Grid Accent 1" w:uiPriority="62"/>
+    <w:lsdException w:name="Medium Shading 1 Accent 1" w:uiPriority="63"/>
+    <w:lsdException w:name="Medium Shading 2 Accent 1" w:uiPriority="64"/>
+    <w:lsdException w:name="Medium List 1 Accent 1" w:uiPriority="65"/>
+    <w:lsdException w:name="Revision" w:semiHidden="1"/>
+    <w:lsdException w:name="List Paragraph" w:uiPriority="34" w:qFormat="1"/>
+    <w:lsdException w:name="Quote" w:uiPriority="29" w:qFormat="1"/>
+    <w:lsdException w:name="Intense Quote" w:uiPriority="30" w:qFormat="1"/>
+    <w:lsdException w:name="Medium List 2 Accent 1" w:uiPriority="66"/>
+    <w:lsdException w:name="Medium Grid 1 Accent 1" w:uiPriority="67"/>
+    <w:lsdException w:name="Medium Grid 2 Accent 1" w:uiPriority="68"/>
+    <w:lsdException w:name="Medium Grid 3 Accent 1" w:uiPriority="69"/>
+    <w:lsdException w:name="Dark List Accent 1" w:uiPriority="70"/>
+    <w:lsdException w:name="Colorful Shading Accent 1" w:uiPriority="71"/>
+    <w:lsdException w:name="Colorful List Accent 1" w:uiPriority="72"/>
+    <w:lsdException w:name="Colorful Grid Accent 1" w:uiPriority="73"/>
+    <w:lsdException w:name="Light Shading Accent 2" w:uiPriority="60"/>
+    <w:lsdException w:name="Light List Accent 2" w:uiPriority="61"/>
+    <w:lsdException w:name="Light Grid Accent 2" w:uiPriority="62"/>
+    <w:lsdException w:name="Medium Shading 1 Accent 2" w:uiPriority="63"/>
+    <w:lsdException w:name="Medium Shading 2 Accent 2" w:uiPriority="64"/>
+    <w:lsdException w:name="Medium List 1 Accent 2" w:uiPriority="65"/>
+    <w:lsdException w:name="Medium List 2 Accent 2" w:uiPriority="66"/>
+    <w:lsdException w:name="Medium Grid 1 Accent 2" w:uiPriority="67"/>
+    <w:lsdException w:name="Medium Grid 2 Accent 2" w:uiPriority="68"/>
+    <w:lsdException w:name="Medium Grid 3 Accent 2" w:uiPriority="69"/>
+    <w:lsdException w:name="Dark List Accent 2" w:uiPriority="70"/>
+    <w:lsdException w:name="Colorful Shading Accent 2" w:uiPriority="71"/>
+    <w:lsdException w:name="Colorful List Accent 2" w:uiPriority="72"/>
+    <w:lsdException w:name="Colorful Grid Accent 2" w:uiPriority="73"/>
+    <w:lsdException w:name="Light Shading Accent 3" w:uiPriority="60"/>
+    <w:lsdException w:name="Light List Accent 3" w:uiPriority="61"/>
+    <w:lsdException w:name="Light Grid Accent 3" w:uiPriority="62"/>
+    <w:lsdException w:name="Medium Shading 1 Accent 3" w:uiPriority="63"/>
+    <w:lsdException w:name="Medium Shading 2 Accent 3" w:uiPriority="64"/>
+    <w:lsdException w:name="Medium List 1 Accent 3" w:uiPriority="65"/>
+    <w:lsdException w:name="Medium List 2 Accent 3" w:uiPriority="66"/>
+    <w:lsdException w:name="Medium Grid 1 Accent 3" w:uiPriority="67"/>
+    <w:lsdException w:name="Medium Grid 2 Accent 3" w:uiPriority="68"/>
+    <w:lsdException w:name="Medium Grid 3 Accent 3" w:uiPriority="69"/>
+    <w:lsdException w:name="Dark List Accent 3" w:uiPriority="70"/>
+    <w:lsdException w:name="Colorful Shading Accent 3" w:uiPriority="71"/>
+    <w:lsdException w:name="Colorful List Accent 3" w:uiPriority="72"/>
+    <w:lsdException w:name="Colorful Grid Accent 3" w:uiPriority="73"/>
+    <w:lsdException w:name="Light Shading Accent 4" w:uiPriority="60"/>
+    <w:lsdException w:name="Light List Accent 4" w:uiPriority="61"/>
+    <w:lsdException w:name="Light Grid Accent 4" w:uiPriority="62"/>
+    <w:lsdException w:name="Medium Shading 1 Accent 4" w:uiPriority="63"/>
+    <w:lsdException w:name="Medium Shading 2 Accent 4" w:uiPriority="64"/>
+    <w:lsdException w:name="Medium List 1 Accent 4" w:uiPriority="65"/>
+    <w:lsdException w:name="Medium List 2 Accent 4" w:uiPriority="66"/>
+    <w:lsdException w:name="Medium Grid 1 Accent 4" w:uiPriority="67"/>
+    <w:lsdException w:name="Medium Grid 2 Accent 4" w:uiPriority="68"/>
+    <w:lsdException w:name="Medium Grid 3 Accent 4" w:uiPriority="69"/>
+    <w:lsdException w:name="Dark List Accent 4" w:uiPriority="70"/>
+    <w:lsdException w:name="Colorful Shading Accent 4" w:uiPriority="71"/>
+    <w:lsdException w:name="Colorful List Accent 4" w:uiPriority="72"/>
+    <w:lsdException w:name="Colorful Grid Accent 4" w:uiPriority="73"/>
+    <w:lsdException w:name="Light Shading Accent 5" w:uiPriority="60"/>
+    <w:lsdException w:name="Light List Accent 5" w:uiPriority="61"/>
+    <w:lsdException w:name="Light Grid Accent 5" w:uiPriority="62"/>
+    <w:lsdException w:name="Medium Shading 1 Accent 5" w:uiPriority="63"/>
+    <w:lsdException w:name="Medium Shading 2 Accent 5" w:uiPriority="64"/>
+    <w:lsdException w:name="Medium List 1 Accent 5" w:uiPriority="65"/>
+    <w:lsdException w:name="Medium List 2 Accent 5" w:uiPriority="66"/>
+    <w:lsdException w:name="Medium Grid 1 Accent 5" w:uiPriority="67"/>
+    <w:lsdException w:name="Medium Grid 2 Accent 5" w:uiPriority="68"/>
+    <w:lsdException w:name="Medium Grid 3 Accent 5" w:uiPriority="69"/>
+    <w:lsdException w:name="Dark List Accent 5" w:uiPriority="70"/>
+    <w:lsdException w:name="Colorful Shading Accent 5" w:uiPriority="71"/>
+    <w:lsdException w:name="Colorful List Accent 5" w:uiPriority="72"/>
+    <w:lsdException w:name="Colorful Grid Accent 5" w:uiPriority="73"/>
+    <w:lsdException w:name="Light Shading Accent 6" w:uiPriority="60"/>
+    <w:lsdException w:name="Light List Accent 6" w:uiPriority="61"/>
+    <w:lsdException w:name="Light Grid Accent 6" w:uiPriority="62"/>
+    <w:lsdException w:name="Medium Shading 1 Accent 6" w:uiPriority="63"/>
+    <w:lsdException w:name="Medium Shading 2 Accent 6" w:uiPriority="64"/>
+    <w:lsdException w:name="Medium List 1 Accent 6" w:uiPriority="65"/>
+    <w:lsdException w:name="Medium List 2 Accent 6" w:uiPriority="66"/>
+    <w:lsdException w:name="Medium Grid 1 Accent 6" w:uiPriority="67"/>
+    <w:lsdException w:name="Medium Grid 2 Accent 6" w:uiPriority="68"/>
+    <w:lsdException w:name="Medium Grid 3 Accent 6" w:uiPriority="69"/>
+    <w:lsdException w:name="Dark List Accent 6" w:uiPriority="70"/>
+    <w:lsdException w:name="Colorful Shading Accent 6" w:uiPriority="71"/>
+    <w:lsdException w:name="Colorful List Accent 6" w:uiPriority="72"/>
+    <w:lsdException w:name="Colorful Grid Accent 6" w:uiPriority="73"/>
+    <w:lsdException w:name="Subtle Emphasis" w:uiPriority="19" w:qFormat="1"/>
+    <w:lsdException w:name="Intense Emphasis" w:uiPriority="21" w:qFormat="1"/>
+    <w:lsdException w:name="Subtle Reference" w:uiPriority="31" w:qFormat="1"/>
+    <w:lsdException w:name="Intense Reference" w:uiPriority="32" w:qFormat="1"/>
+    <w:lsdException w:name="Book Title" w:uiPriority="33" w:qFormat="1"/>
+    <w:lsdException w:name="Bibliography" w:semiHidden="1" w:uiPriority="37" w:unhideWhenUsed="1"/>
+    <w:lsdException w:name="TOC Heading" w:semiHidden="1" w:uiPriority="39" w:unhideWhenUsed="1" w:qFormat="1"/>
+    <w:lsdException w:name="Plain Table 1" w:uiPriority="41"/>
+    <w:lsdException w:name="Plain Table 2" w:uiPriority="42"/>
+    <w:lsdException w:name="Plain Table 3" w:uiPriority="43"/>
+    <w:lsdException w:name="Plain Table 4" w:uiPriority="44"/>
+    <w:lsdException w:name="Plain Table 5" w:uiPriority="45"/>
+    <w:lsdException w:name="Grid Table Light" w:uiPriority="40"/>
+    <w:lsdException w:name="Grid Table 1 Light" w:uiPriority="46"/>
+    <w:lsdException w:name="Grid Table 2" w:uiPriority="47"/>
+    <w:lsdException w:name="Grid Table 3" w:uiPriority="48"/>
+    <w:lsdException w:name="Grid Table 4" w:uiPriority="49"/>
+    <w:lsdException w:name="Grid Table 5 Dark" w:uiPriority="50"/>
+    <w:lsdException w:name="Grid Table 6 Colorful" w:uiPriority="51"/>
+    <w:lsdException w:name="Grid Table 7 Colorful" w:uiPriority="52"/>
+    <w:lsdException w:name="Grid Table 1 Light Accent 1" w:uiPriority="46"/>
+    <w:lsdException w:name="Grid Table 2 Accent 1" w:uiPriority="47"/>
+    <w:lsdException w:name="Grid Table 3 Accent 1" w:uiPriority="48"/>
+    <w:lsdException w:name="Grid Table 4 Accent 1" w:uiPriority="49"/>
+    <w:lsdException w:name="Grid Table 5 Dark Accent 1" w:uiPriority="50"/>
+    <w:lsdException w:name="Grid Table 6 Colorful Accent 1" w:uiPriority="51"/>
+    <w:lsdException w:name="Grid Table 7 Colorful Accent 1" w:uiPriority="52"/>
+    <w:lsdException w:name="Grid Table 1 Light Accent 2" w:uiPriority="46"/>
+    <w:lsdException w:name="Grid Table 2 Accent 2" w:uiPriority="47"/>
+    <w:lsdException w:name="Grid Table 3 Accent 2" w:uiPriority="48"/>
+    <w:lsdException w:name="Grid Table 4 Accent 2" w:uiPriority="49"/>
+    <w:lsdException w:name="Grid Table 5 Dark Accent 2" w:uiPriority="50"/>
+    <w:lsdException w:name="Grid Table 6 Colorful Accent 2" w:uiPriority="51"/>
+    <w:lsdException w:name="Grid Table 7 Colorful Accent 2" w:uiPriority="52"/>
+    <w:lsdException w:name="Grid Table 1 Light Accent 3" w:uiPriority="46"/>
+    <w:lsdException w:name="Grid Table 2 Accent 3" w:uiPriority="47"/>
+    <w:lsdException w:name="Grid Table 3 Accent 3" w:uiPriority="48"/>
+    <w:lsdException w:name="Grid Table 4 Accent 3" w:uiPriority="49"/>
+    <w:lsdException w:name="Grid Table 5 Dark Accent 3" w:uiPriority="50"/>
+    <w:lsdException w:name="Grid Table 6 Colorful Accent 3" w:uiPriority="51"/>
+    <w:lsdException w:name="Grid Table 7 Colorful Accent 3" w:uiPriority="52"/>
+    <w:lsdException w:name="Grid Table 1 Light Accent 4" w:uiPriority="46"/>
+    <w:lsdException w:name="Grid Table 2 Accent 4" w:uiPriority="47"/>
+    <w:lsdException w:name="Grid Table 3 Accent 4" w:uiPriority="48"/>
+    <w:lsdException w:name="Grid Table 4 Accent 4" w:uiPriority="49"/>
+    <w:lsdException w:name="Grid Table 5 Dark Accent 4" w:uiPriority="50"/>
+    <w:lsdException w:name="Grid Table 6 Colorful Accent 4" w:uiPriority="51"/>
+    <w:lsdException w:name="Grid Table 7 Colorful Accent 4" w:uiPriority="52"/>
+    <w:lsdException w:name="Grid Table 1 Light Accent 5" w:uiPriority="46"/>
+    <w:lsdException w:name="Grid Table 2 Accent 5" w:uiPriority="47"/>
+    <w:lsdException w:name="Grid Table 3 Accent 5" w:uiPriority="48"/>
+    <w:lsdException w:name="Grid Table 4 Accent 5" w:uiPriority="49"/>
+    <w:lsdException w:name="Grid Table 5 Dark Accent 5" w:uiPriority="50"/>
+    <w:lsdException w:name="Grid Table 6 Colorful Accent 5" w:uiPriority="51"/>
+    <w:lsdException w:name="Grid Table 7 Colorful Accent 5" w:uiPriority="52"/>
+    <w:lsdException w:name="Grid Table 1 Light Accent 6" w:uiPriority="46"/>
+    <w:lsdException w:name="Grid Table 2 Accent 6" w:uiPriority="47"/>
+    <w:lsdException w:name="Grid Table 3 Accent 6" w:uiPriority="48"/>
+    <w:lsdException w:name="Grid Table 4 Accent 6" w:uiPriority="49"/>
+    <w:lsdException w:name="Grid Table 5 Dark Accent 6" w:uiPriority="50"/>
+    <w:lsdException w:name="Grid Table 6 Colorful Accent 6" w:uiPriority="51"/>
+    <w:lsdException w:name="Grid Table 7 Colorful Accent 6" w:uiPriority="52"/>
+    <w:lsdException w:name="List Table 1 Light" w:uiPriority="46"/>
+    <w:lsdException w:name="List Table 2" w:uiPriority="47"/>
+    <w:lsdException w:name="List Table 3" w:uiPriority="48"/>
+    <w:lsdException w:name="List Table 4" w:uiPriority="49"/>
+    <w:lsdException w:name="List Table 5 Dark" w:uiPriority="50"/>
+    <w:lsdException w:name="List Table 6 Colorful" w:uiPriority="51"/>
+    <w:lsdException w:name="List Table 7 Colorful" w:uiPriority="52"/>
+    <w:lsdException w:name="List Table 1 Light Accent 1" w:uiPriority="46"/>
+    <w:lsdException w:name="List Table 2 Accent 1" w:uiPriority="47"/>
+    <w:lsdException w:name="List Table 3 Accent 1" w:uiPriority="48"/>
+    <w:lsdException w:name="List Table 4 Accent 1" w:uiPriority="49"/>
+    <w:lsdException w:name="List Table 5 Dark Accent 1" w:uiPriority="50"/>
+    <w:lsdException w:name="List Table 6 Colorful Accent 1" w:uiPriority="51"/>
+    <w:lsdException w:name="List Table 7 Colorful Accent 1" w:uiPriority="52"/>
+    <w:lsdException w:name="List Table 1 Light Accent 2" w:uiPriority="46"/>
+    <w:lsdException w:name="List Table 2 Accent 2" w:uiPriority="47"/>
+    <w:lsdException w:name="List Table 3 Accent 2" w:uiPriority="48"/>
+    <w:lsdException w:name="List Table 4 Accent 2" w:uiPriority="49"/>
+    <w:lsdException w:name="List Table 5 Dark Accent 2" w:uiPriority="50"/>
+    <w:lsdException w:name="List Table 6 Colorful Accent 2" w:uiPriority="51"/>
+    <w:lsdException w:name="List Table 7 Colorful Accent 2" w:uiPriority="52"/>
+    <w:lsdException w:name="List Table 1 Light Accent 3" w:uiPriority="46"/>
+    <w:lsdException w:name="List Table 2 Accent 3" w:uiPriority="47"/>
+    <w:lsdException w:name="List Table 3 Accent 3" w:uiPriority="48"/>
+    <w:lsdException w:name="List Table 4 Accent 3" w:uiPriority="49"/>
+    <w:lsdException w:name="List Table 5 Dark Accent 3" w:uiPriority="50"/>
+    <w:lsdException w:name="List Table 6 Colorful Accent 3" w:uiPriority="51"/>
+    <w:lsdException w:name="List Table 7 Colorful Accent 3" w:uiPriority="52"/>
+    <w:lsdException w:name="List Table 1 Light Accent 4" w:uiPriority="46"/>
+    <w:lsdException w:name="List Table 2 Accent 4" w:uiPriority="47"/>
+    <w:lsdException w:name="List Table 3 Accent 4" w:uiPriority="48"/>
+    <w:lsdException w:name="List Table 4 Accent 4" w:uiPriority="49"/>
+    <w:lsdException w:name="List Table 5 Dark Accent 4" w:uiPriority="50"/>
+    <w:lsdException w:name="List Table 6 Colorful Accent 4" w:uiPriority="51"/>
+    <w:lsdException w:name="List Table 7 Colorful Accent 4" w:uiPriority="52"/>
+    <w:lsdException w:name="List Table 1 Light Accent 5" w:uiPriority="46"/>
+    <w:lsdException w:name="List Table 2 Accent 5" w:uiPriority="47"/>
+    <w:lsdException w:name="List Table 3 Accent 5" w:uiPriority="48"/>
+    <w:lsdException w:name="List Table 4 Accent 5" w:uiPriority="49"/>
+    <w:lsdException w:name="List Table 5 Dark Accent 5" w:uiPriority="50"/>
+    <w:lsdException w:name="List Table 6 Colorful Accent 5" w:uiPriority="51"/>
+    <w:lsdException w:name="List Table 7 Colorful Accent 5" w:uiPriority="52"/>
+    <w:lsdException w:name="List Table 1 Light Accent 6" w:uiPriority="46"/>
+    <w:lsdException w:name="List Table 2 Accent 6" w:uiPriority="47"/>
+    <w:lsdException w:name="List Table 3 Accent 6" w:uiPriority="48"/>
+    <w:lsdException w:name="List Table 4 Accent 6" w:uiPriority="49"/>
+    <w:lsdException w:name="List Table 5 Dark Accent 6" w:uiPriority="50"/>
+    <w:lsdException w:name="List Table 6 Colorful Accent 6" w:uiPriority="51"/>
+    <w:lsdException w:name="List Table 7 Colorful Accent 6" w:uiPriority="52"/>
+    <w:lsdException w:name="Mention" w:semiHidden="1" w:unhideWhenUsed="1"/>
+    <w:lsdException w:name="Smart Hyperlink" w:semiHidden="1" w:unhideWhenUsed="1"/>
+    <w:lsdException w:name="Hashtag" w:semiHidden="1" w:unhideWhenUsed="1"/>
+    <w:lsdException w:name="Unresolved Mention" w:semiHidden="1" w:unhideWhenUsed="1"/>
+    <w:lsdException w:name="Smart Link" w:semiHidden="1" w:unhideWhenUsed="1"/>
   </w:latentStyles>
   <w:style w:type="paragraph" w:default="1" w:styleId="Normal">
     <w:name w:val="Normal"/>
     <w:qFormat/>
     <w:rsid w:val="00941A41"/>
+  </w:style>
+  <w:style w:type="paragraph" w:styleId="Ttulo2">
+    <w:name w:val="heading 2"/>
+    <w:basedOn w:val="Normal"/>
+    <w:next w:val="Normal"/>
+    <w:link w:val="Ttulo2Car"/>
+    <w:uiPriority w:val="9"/>
+    <w:unhideWhenUsed/>
+    <w:qFormat/>
+    <w:rsid w:val="0078730D"/>
+    <w:pPr>
+      <w:keepNext/>
+      <w:keepLines/>
+      <w:spacing w:before="40" w:after="0"/>
+      <w:outlineLvl w:val="1"/>
+    </w:pPr>
+    <w:rPr>
+      <w:rFonts w:asciiTheme="majorHAnsi" w:eastAsiaTheme="majorEastAsia" w:hAnsiTheme="majorHAnsi" w:cstheme="majorBidi"/>
+      <w:color w:val="365F91" w:themeColor="accent1" w:themeShade="BF"/>
+      <w:sz w:val="26"/>
+      <w:szCs w:val="26"/>
+    </w:rPr>
   </w:style>
   <w:style w:type="character" w:default="1" w:styleId="Fuentedeprrafopredeter">
     <w:name w:val="Default Paragraph Font"/>
@@ -5107,303 +6173,17 @@
       <w:u w:val="single"/>
     </w:rPr>
   </w:style>
-</w:styles>
-</file>
-
-<file path=word/stylesWithEffects.xml><?xml version="1.0" encoding="utf-8"?>
-<w:styles xmlns:wpc="http://schemas.microsoft.com/office/word/2010/wordprocessingCanvas" xmlns:mc="http://schemas.openxmlformats.org/markup-compatibility/2006" xmlns:o="urn:schemas-microsoft-com:office:office" xmlns:r="http://schemas.openxmlformats.org/officeDocument/2006/relationships" xmlns:m="http://schemas.openxmlformats.org/officeDocument/2006/math" xmlns:v="urn:schemas-microsoft-com:vml" xmlns:wp14="http://schemas.microsoft.com/office/word/2010/wordprocessingDrawing" xmlns:wp="http://schemas.openxmlformats.org/drawingml/2006/wordprocessingDrawing" xmlns:w10="urn:schemas-microsoft-com:office:word" xmlns:w="http://schemas.openxmlformats.org/wordprocessingml/2006/main" xmlns:w14="http://schemas.microsoft.com/office/word/2010/wordml" xmlns:wpg="http://schemas.microsoft.com/office/word/2010/wordprocessingGroup" xmlns:wpi="http://schemas.microsoft.com/office/word/2010/wordprocessingInk" xmlns:wne="http://schemas.microsoft.com/office/word/2006/wordml" xmlns:wps="http://schemas.microsoft.com/office/word/2010/wordprocessingShape" mc:Ignorable="w14 wp14">
-  <w:docDefaults>
-    <w:rPrDefault>
-      <w:rPr>
-        <w:rFonts w:asciiTheme="minorHAnsi" w:eastAsiaTheme="minorHAnsi" w:hAnsiTheme="minorHAnsi" w:cstheme="minorBidi"/>
-        <w:sz w:val="22"/>
-        <w:szCs w:val="22"/>
-        <w:lang w:val="es-MX" w:eastAsia="en-US" w:bidi="ar-SA"/>
-      </w:rPr>
-    </w:rPrDefault>
-    <w:pPrDefault>
-      <w:pPr>
-        <w:spacing w:after="200" w:line="276" w:lineRule="auto"/>
-      </w:pPr>
-    </w:pPrDefault>
-  </w:docDefaults>
-  <w:latentStyles w:defLockedState="0" w:defUIPriority="99" w:defSemiHidden="1" w:defUnhideWhenUsed="1" w:defQFormat="0" w:count="267">
-    <w:lsdException w:name="Normal" w:semiHidden="0" w:uiPriority="0" w:unhideWhenUsed="0" w:qFormat="1"/>
-    <w:lsdException w:name="heading 1" w:semiHidden="0" w:uiPriority="9" w:unhideWhenUsed="0" w:qFormat="1"/>
-    <w:lsdException w:name="heading 2" w:uiPriority="9" w:qFormat="1"/>
-    <w:lsdException w:name="heading 3" w:uiPriority="9" w:qFormat="1"/>
-    <w:lsdException w:name="heading 4" w:uiPriority="9" w:qFormat="1"/>
-    <w:lsdException w:name="heading 5" w:uiPriority="9" w:qFormat="1"/>
-    <w:lsdException w:name="heading 6" w:uiPriority="9" w:qFormat="1"/>
-    <w:lsdException w:name="heading 7" w:uiPriority="9" w:qFormat="1"/>
-    <w:lsdException w:name="heading 8" w:uiPriority="9" w:qFormat="1"/>
-    <w:lsdException w:name="heading 9" w:uiPriority="9" w:qFormat="1"/>
-    <w:lsdException w:name="toc 1" w:uiPriority="39"/>
-    <w:lsdException w:name="toc 2" w:uiPriority="39"/>
-    <w:lsdException w:name="toc 3" w:uiPriority="39"/>
-    <w:lsdException w:name="toc 4" w:uiPriority="39"/>
-    <w:lsdException w:name="toc 5" w:uiPriority="39"/>
-    <w:lsdException w:name="toc 6" w:uiPriority="39"/>
-    <w:lsdException w:name="toc 7" w:uiPriority="39"/>
-    <w:lsdException w:name="toc 8" w:uiPriority="39"/>
-    <w:lsdException w:name="toc 9" w:uiPriority="39"/>
-    <w:lsdException w:name="caption" w:uiPriority="35" w:qFormat="1"/>
-    <w:lsdException w:name="Title" w:semiHidden="0" w:uiPriority="10" w:unhideWhenUsed="0" w:qFormat="1"/>
-    <w:lsdException w:name="Default Paragraph Font" w:uiPriority="1"/>
-    <w:lsdException w:name="Subtitle" w:semiHidden="0" w:uiPriority="11" w:unhideWhenUsed="0" w:qFormat="1"/>
-    <w:lsdException w:name="Strong" w:semiHidden="0" w:uiPriority="22" w:unhideWhenUsed="0" w:qFormat="1"/>
-    <w:lsdException w:name="Emphasis" w:semiHidden="0" w:uiPriority="20" w:unhideWhenUsed="0" w:qFormat="1"/>
-    <w:lsdException w:name="Table Grid" w:semiHidden="0" w:uiPriority="59" w:unhideWhenUsed="0"/>
-    <w:lsdException w:name="Placeholder Text" w:unhideWhenUsed="0"/>
-    <w:lsdException w:name="No Spacing" w:semiHidden="0" w:uiPriority="1" w:unhideWhenUsed="0" w:qFormat="1"/>
-    <w:lsdException w:name="Light Shading" w:semiHidden="0" w:uiPriority="60" w:unhideWhenUsed="0"/>
-    <w:lsdException w:name="Light List" w:semiHidden="0" w:uiPriority="61" w:unhideWhenUsed="0"/>
-    <w:lsdException w:name="Light Grid" w:semiHidden="0" w:uiPriority="62" w:unhideWhenUsed="0"/>
-    <w:lsdException w:name="Medium Shading 1" w:semiHidden="0" w:uiPriority="63" w:unhideWhenUsed="0"/>
-    <w:lsdException w:name="Medium Shading 2" w:semiHidden="0" w:uiPriority="64" w:unhideWhenUsed="0"/>
-    <w:lsdException w:name="Medium List 1" w:semiHidden="0" w:uiPriority="65" w:unhideWhenUsed="0"/>
-    <w:lsdException w:name="Medium List 2" w:semiHidden="0" w:uiPriority="66" w:unhideWhenUsed="0"/>
-    <w:lsdException w:name="Medium Grid 1" w:semiHidden="0" w:uiPriority="67" w:unhideWhenUsed="0"/>
-    <w:lsdException w:name="Medium Grid 2" w:semiHidden="0" w:uiPriority="68" w:unhideWhenUsed="0"/>
-    <w:lsdException w:name="Medium Grid 3" w:semiHidden="0" w:uiPriority="69" w:unhideWhenUsed="0"/>
-    <w:lsdException w:name="Dark List" w:semiHidden="0" w:uiPriority="70" w:unhideWhenUsed="0"/>
-    <w:lsdException w:name="Colorful Shading" w:semiHidden="0" w:uiPriority="71" w:unhideWhenUsed="0"/>
-    <w:lsdException w:name="Colorful List" w:semiHidden="0" w:uiPriority="72" w:unhideWhenUsed="0"/>
-    <w:lsdException w:name="Colorful Grid" w:semiHidden="0" w:uiPriority="73" w:unhideWhenUsed="0"/>
-    <w:lsdException w:name="Light Shading Accent 1" w:semiHidden="0" w:uiPriority="60" w:unhideWhenUsed="0"/>
-    <w:lsdException w:name="Light List Accent 1" w:semiHidden="0" w:uiPriority="61" w:unhideWhenUsed="0"/>
-    <w:lsdException w:name="Light Grid Accent 1" w:semiHidden="0" w:uiPriority="62" w:unhideWhenUsed="0"/>
-    <w:lsdException w:name="Medium Shading 1 Accent 1" w:semiHidden="0" w:uiPriority="63" w:unhideWhenUsed="0"/>
-    <w:lsdException w:name="Medium Shading 2 Accent 1" w:semiHidden="0" w:uiPriority="64" w:unhideWhenUsed="0"/>
-    <w:lsdException w:name="Medium List 1 Accent 1" w:semiHidden="0" w:uiPriority="65" w:unhideWhenUsed="0"/>
-    <w:lsdException w:name="Revision" w:unhideWhenUsed="0"/>
-    <w:lsdException w:name="List Paragraph" w:semiHidden="0" w:uiPriority="34" w:unhideWhenUsed="0" w:qFormat="1"/>
-    <w:lsdException w:name="Quote" w:semiHidden="0" w:uiPriority="29" w:unhideWhenUsed="0" w:qFormat="1"/>
-    <w:lsdException w:name="Intense Quote" w:semiHidden="0" w:uiPriority="30" w:unhideWhenUsed="0" w:qFormat="1"/>
-    <w:lsdException w:name="Medium List 2 Accent 1" w:semiHidden="0" w:uiPriority="66" w:unhideWhenUsed="0"/>
-    <w:lsdException w:name="Medium Grid 1 Accent 1" w:semiHidden="0" w:uiPriority="67" w:unhideWhenUsed="0"/>
-    <w:lsdException w:name="Medium Grid 2 Accent 1" w:semiHidden="0" w:uiPriority="68" w:unhideWhenUsed="0"/>
-    <w:lsdException w:name="Medium Grid 3 Accent 1" w:semiHidden="0" w:uiPriority="69" w:unhideWhenUsed="0"/>
-    <w:lsdException w:name="Dark List Accent 1" w:semiHidden="0" w:uiPriority="70" w:unhideWhenUsed="0"/>
-    <w:lsdException w:name="Colorful Shading Accent 1" w:semiHidden="0" w:uiPriority="71" w:unhideWhenUsed="0"/>
-    <w:lsdException w:name="Colorful List Accent 1" w:semiHidden="0" w:uiPriority="72" w:unhideWhenUsed="0"/>
-    <w:lsdException w:name="Colorful Grid Accent 1" w:semiHidden="0" w:uiPriority="73" w:unhideWhenUsed="0"/>
-    <w:lsdException w:name="Light Shading Accent 2" w:semiHidden="0" w:uiPriority="60" w:unhideWhenUsed="0"/>
-    <w:lsdException w:name="Light List Accent 2" w:semiHidden="0" w:uiPriority="61" w:unhideWhenUsed="0"/>
-    <w:lsdException w:name="Light Grid Accent 2" w:semiHidden="0" w:uiPriority="62" w:unhideWhenUsed="0"/>
-    <w:lsdException w:name="Medium Shading 1 Accent 2" w:semiHidden="0" w:uiPriority="63" w:unhideWhenUsed="0"/>
-    <w:lsdException w:name="Medium Shading 2 Accent 2" w:semiHidden="0" w:uiPriority="64" w:unhideWhenUsed="0"/>
-    <w:lsdException w:name="Medium List 1 Accent 2" w:semiHidden="0" w:uiPriority="65" w:unhideWhenUsed="0"/>
-    <w:lsdException w:name="Medium List 2 Accent 2" w:semiHidden="0" w:uiPriority="66" w:unhideWhenUsed="0"/>
-    <w:lsdException w:name="Medium Grid 1 Accent 2" w:semiHidden="0" w:uiPriority="67" w:unhideWhenUsed="0"/>
-    <w:lsdException w:name="Medium Grid 2 Accent 2" w:semiHidden="0" w:uiPriority="68" w:unhideWhenUsed="0"/>
-    <w:lsdException w:name="Medium Grid 3 Accent 2" w:semiHidden="0" w:uiPriority="69" w:unhideWhenUsed="0"/>
-    <w:lsdException w:name="Dark List Accent 2" w:semiHidden="0" w:uiPriority="70" w:unhideWhenUsed="0"/>
-    <w:lsdException w:name="Colorful Shading Accent 2" w:semiHidden="0" w:uiPriority="71" w:unhideWhenUsed="0"/>
-    <w:lsdException w:name="Colorful List Accent 2" w:semiHidden="0" w:uiPriority="72" w:unhideWhenUsed="0"/>
-    <w:lsdException w:name="Colorful Grid Accent 2" w:semiHidden="0" w:uiPriority="73" w:unhideWhenUsed="0"/>
-    <w:lsdException w:name="Light Shading Accent 3" w:semiHidden="0" w:uiPriority="60" w:unhideWhenUsed="0"/>
-    <w:lsdException w:name="Light List Accent 3" w:semiHidden="0" w:uiPriority="61" w:unhideWhenUsed="0"/>
-    <w:lsdException w:name="Light Grid Accent 3" w:semiHidden="0" w:uiPriority="62" w:unhideWhenUsed="0"/>
-    <w:lsdException w:name="Medium Shading 1 Accent 3" w:semiHidden="0" w:uiPriority="63" w:unhideWhenUsed="0"/>
-    <w:lsdException w:name="Medium Shading 2 Accent 3" w:semiHidden="0" w:uiPriority="64" w:unhideWhenUsed="0"/>
-    <w:lsdException w:name="Medium List 1 Accent 3" w:semiHidden="0" w:uiPriority="65" w:unhideWhenUsed="0"/>
-    <w:lsdException w:name="Medium List 2 Accent 3" w:semiHidden="0" w:uiPriority="66" w:unhideWhenUsed="0"/>
-    <w:lsdException w:name="Medium Grid 1 Accent 3" w:semiHidden="0" w:uiPriority="67" w:unhideWhenUsed="0"/>
-    <w:lsdException w:name="Medium Grid 2 Accent 3" w:semiHidden="0" w:uiPriority="68" w:unhideWhenUsed="0"/>
-    <w:lsdException w:name="Medium Grid 3 Accent 3" w:semiHidden="0" w:uiPriority="69" w:unhideWhenUsed="0"/>
-    <w:lsdException w:name="Dark List Accent 3" w:semiHidden="0" w:uiPriority="70" w:unhideWhenUsed="0"/>
-    <w:lsdException w:name="Colorful Shading Accent 3" w:semiHidden="0" w:uiPriority="71" w:unhideWhenUsed="0"/>
-    <w:lsdException w:name="Colorful List Accent 3" w:semiHidden="0" w:uiPriority="72" w:unhideWhenUsed="0"/>
-    <w:lsdException w:name="Colorful Grid Accent 3" w:semiHidden="0" w:uiPriority="73" w:unhideWhenUsed="0"/>
-    <w:lsdException w:name="Light Shading Accent 4" w:semiHidden="0" w:uiPriority="60" w:unhideWhenUsed="0"/>
-    <w:lsdException w:name="Light List Accent 4" w:semiHidden="0" w:uiPriority="61" w:unhideWhenUsed="0"/>
-    <w:lsdException w:name="Light Grid Accent 4" w:semiHidden="0" w:uiPriority="62" w:unhideWhenUsed="0"/>
-    <w:lsdException w:name="Medium Shading 1 Accent 4" w:semiHidden="0" w:uiPriority="63" w:unhideWhenUsed="0"/>
-    <w:lsdException w:name="Medium Shading 2 Accent 4" w:semiHidden="0" w:uiPriority="64" w:unhideWhenUsed="0"/>
-    <w:lsdException w:name="Medium List 1 Accent 4" w:semiHidden="0" w:uiPriority="65" w:unhideWhenUsed="0"/>
-    <w:lsdException w:name="Medium List 2 Accent 4" w:semiHidden="0" w:uiPriority="66" w:unhideWhenUsed="0"/>
-    <w:lsdException w:name="Medium Grid 1 Accent 4" w:semiHidden="0" w:uiPriority="67" w:unhideWhenUsed="0"/>
-    <w:lsdException w:name="Medium Grid 2 Accent 4" w:semiHidden="0" w:uiPriority="68" w:unhideWhenUsed="0"/>
-    <w:lsdException w:name="Medium Grid 3 Accent 4" w:semiHidden="0" w:uiPriority="69" w:unhideWhenUsed="0"/>
-    <w:lsdException w:name="Dark List Accent 4" w:semiHidden="0" w:uiPriority="70" w:unhideWhenUsed="0"/>
-    <w:lsdException w:name="Colorful Shading Accent 4" w:semiHidden="0" w:uiPriority="71" w:unhideWhenUsed="0"/>
-    <w:lsdException w:name="Colorful List Accent 4" w:semiHidden="0" w:uiPriority="72" w:unhideWhenUsed="0"/>
-    <w:lsdException w:name="Colorful Grid Accent 4" w:semiHidden="0" w:uiPriority="73" w:unhideWhenUsed="0"/>
-    <w:lsdException w:name="Light Shading Accent 5" w:semiHidden="0" w:uiPriority="60" w:unhideWhenUsed="0"/>
-    <w:lsdException w:name="Light List Accent 5" w:semiHidden="0" w:uiPriority="61" w:unhideWhenUsed="0"/>
-    <w:lsdException w:name="Light Grid Accent 5" w:semiHidden="0" w:uiPriority="62" w:unhideWhenUsed="0"/>
-    <w:lsdException w:name="Medium Shading 1 Accent 5" w:semiHidden="0" w:uiPriority="63" w:unhideWhenUsed="0"/>
-    <w:lsdException w:name="Medium Shading 2 Accent 5" w:semiHidden="0" w:uiPriority="64" w:unhideWhenUsed="0"/>
-    <w:lsdException w:name="Medium List 1 Accent 5" w:semiHidden="0" w:uiPriority="65" w:unhideWhenUsed="0"/>
-    <w:lsdException w:name="Medium List 2 Accent 5" w:semiHidden="0" w:uiPriority="66" w:unhideWhenUsed="0"/>
-    <w:lsdException w:name="Medium Grid 1 Accent 5" w:semiHidden="0" w:uiPriority="67" w:unhideWhenUsed="0"/>
-    <w:lsdException w:name="Medium Grid 2 Accent 5" w:semiHidden="0" w:uiPriority="68" w:unhideWhenUsed="0"/>
-    <w:lsdException w:name="Medium Grid 3 Accent 5" w:semiHidden="0" w:uiPriority="69" w:unhideWhenUsed="0"/>
-    <w:lsdException w:name="Dark List Accent 5" w:semiHidden="0" w:uiPriority="70" w:unhideWhenUsed="0"/>
-    <w:lsdException w:name="Colorful Shading Accent 5" w:semiHidden="0" w:uiPriority="71" w:unhideWhenUsed="0"/>
-    <w:lsdException w:name="Colorful List Accent 5" w:semiHidden="0" w:uiPriority="72" w:unhideWhenUsed="0"/>
-    <w:lsdException w:name="Colorful Grid Accent 5" w:semiHidden="0" w:uiPriority="73" w:unhideWhenUsed="0"/>
-    <w:lsdException w:name="Light Shading Accent 6" w:semiHidden="0" w:uiPriority="60" w:unhideWhenUsed="0"/>
-    <w:lsdException w:name="Light List Accent 6" w:semiHidden="0" w:uiPriority="61" w:unhideWhenUsed="0"/>
-    <w:lsdException w:name="Light Grid Accent 6" w:semiHidden="0" w:uiPriority="62" w:unhideWhenUsed="0"/>
-    <w:lsdException w:name="Medium Shading 1 Accent 6" w:semiHidden="0" w:uiPriority="63" w:unhideWhenUsed="0"/>
-    <w:lsdException w:name="Medium Shading 2 Accent 6" w:semiHidden="0" w:uiPriority="64" w:unhideWhenUsed="0"/>
-    <w:lsdException w:name="Medium List 1 Accent 6" w:semiHidden="0" w:uiPriority="65" w:unhideWhenUsed="0"/>
-    <w:lsdException w:name="Medium List 2 Accent 6" w:semiHidden="0" w:uiPriority="66" w:unhideWhenUsed="0"/>
-    <w:lsdException w:name="Medium Grid 1 Accent 6" w:semiHidden="0" w:uiPriority="67" w:unhideWhenUsed="0"/>
-    <w:lsdException w:name="Medium Grid 2 Accent 6" w:semiHidden="0" w:uiPriority="68" w:unhideWhenUsed="0"/>
-    <w:lsdException w:name="Medium Grid 3 Accent 6" w:semiHidden="0" w:uiPriority="69" w:unhideWhenUsed="0"/>
-    <w:lsdException w:name="Dark List Accent 6" w:semiHidden="0" w:uiPriority="70" w:unhideWhenUsed="0"/>
-    <w:lsdException w:name="Colorful Shading Accent 6" w:semiHidden="0" w:uiPriority="71" w:unhideWhenUsed="0"/>
-    <w:lsdException w:name="Colorful List Accent 6" w:semiHidden="0" w:uiPriority="72" w:unhideWhenUsed="0"/>
-    <w:lsdException w:name="Colorful Grid Accent 6" w:semiHidden="0" w:uiPriority="73" w:unhideWhenUsed="0"/>
-    <w:lsdException w:name="Subtle Emphasis" w:semiHidden="0" w:uiPriority="19" w:unhideWhenUsed="0" w:qFormat="1"/>
-    <w:lsdException w:name="Intense Emphasis" w:semiHidden="0" w:uiPriority="21" w:unhideWhenUsed="0" w:qFormat="1"/>
-    <w:lsdException w:name="Subtle Reference" w:semiHidden="0" w:uiPriority="31" w:unhideWhenUsed="0" w:qFormat="1"/>
-    <w:lsdException w:name="Intense Reference" w:semiHidden="0" w:uiPriority="32" w:unhideWhenUsed="0" w:qFormat="1"/>
-    <w:lsdException w:name="Book Title" w:semiHidden="0" w:uiPriority="33" w:unhideWhenUsed="0" w:qFormat="1"/>
-    <w:lsdException w:name="Bibliography" w:uiPriority="37"/>
-    <w:lsdException w:name="TOC Heading" w:uiPriority="39" w:qFormat="1"/>
-  </w:latentStyles>
-  <w:style w:type="paragraph" w:default="1" w:styleId="Normal">
-    <w:name w:val="Normal"/>
-    <w:qFormat/>
-    <w:rsid w:val="00941A41"/>
-  </w:style>
-  <w:style w:type="character" w:default="1" w:styleId="Fuentedeprrafopredeter">
-    <w:name w:val="Default Paragraph Font"/>
-    <w:uiPriority w:val="1"/>
-    <w:semiHidden/>
-    <w:unhideWhenUsed/>
-  </w:style>
-  <w:style w:type="table" w:default="1" w:styleId="Tablanormal">
-    <w:name w:val="Normal Table"/>
-    <w:uiPriority w:val="99"/>
-    <w:semiHidden/>
-    <w:unhideWhenUsed/>
-    <w:tblPr>
-      <w:tblInd w:w="0" w:type="dxa"/>
-      <w:tblCellMar>
-        <w:top w:w="0" w:type="dxa"/>
-        <w:left w:w="108" w:type="dxa"/>
-        <w:bottom w:w="0" w:type="dxa"/>
-        <w:right w:w="108" w:type="dxa"/>
-      </w:tblCellMar>
-    </w:tblPr>
-  </w:style>
-  <w:style w:type="numbering" w:default="1" w:styleId="Sinlista">
-    <w:name w:val="No List"/>
-    <w:uiPriority w:val="99"/>
-    <w:semiHidden/>
-    <w:unhideWhenUsed/>
-  </w:style>
-  <w:style w:type="paragraph" w:styleId="Encabezado">
-    <w:name w:val="header"/>
-    <w:basedOn w:val="Normal"/>
-    <w:link w:val="EncabezadoCar"/>
-    <w:uiPriority w:val="99"/>
-    <w:unhideWhenUsed/>
-    <w:rsid w:val="00854EB7"/>
-    <w:pPr>
-      <w:tabs>
-        <w:tab w:val="center" w:pos="4419"/>
-        <w:tab w:val="right" w:pos="8838"/>
-      </w:tabs>
-      <w:spacing w:after="0" w:line="240" w:lineRule="auto"/>
-    </w:pPr>
-  </w:style>
-  <w:style w:type="character" w:customStyle="1" w:styleId="EncabezadoCar">
-    <w:name w:val="Encabezado Car"/>
+  <w:style w:type="character" w:customStyle="1" w:styleId="Ttulo2Car">
+    <w:name w:val="Título 2 Car"/>
     <w:basedOn w:val="Fuentedeprrafopredeter"/>
-    <w:link w:val="Encabezado"/>
-    <w:uiPriority w:val="99"/>
-    <w:rsid w:val="00854EB7"/>
-  </w:style>
-  <w:style w:type="paragraph" w:styleId="Piedepgina">
-    <w:name w:val="footer"/>
-    <w:basedOn w:val="Normal"/>
-    <w:link w:val="PiedepginaCar"/>
-    <w:uiPriority w:val="99"/>
-    <w:unhideWhenUsed/>
-    <w:rsid w:val="00854EB7"/>
-    <w:pPr>
-      <w:tabs>
-        <w:tab w:val="center" w:pos="4419"/>
-        <w:tab w:val="right" w:pos="8838"/>
-      </w:tabs>
-      <w:spacing w:after="0" w:line="240" w:lineRule="auto"/>
-    </w:pPr>
-  </w:style>
-  <w:style w:type="character" w:customStyle="1" w:styleId="PiedepginaCar">
-    <w:name w:val="Pie de página Car"/>
-    <w:basedOn w:val="Fuentedeprrafopredeter"/>
-    <w:link w:val="Piedepgina"/>
-    <w:uiPriority w:val="99"/>
-    <w:rsid w:val="00854EB7"/>
-  </w:style>
-  <w:style w:type="paragraph" w:styleId="Sinespaciado">
-    <w:name w:val="No Spacing"/>
-    <w:uiPriority w:val="1"/>
-    <w:qFormat/>
-    <w:rsid w:val="00854EB7"/>
-    <w:pPr>
-      <w:spacing w:after="0" w:line="240" w:lineRule="auto"/>
-    </w:pPr>
+    <w:link w:val="Ttulo2"/>
+    <w:uiPriority w:val="9"/>
+    <w:rsid w:val="0078730D"/>
     <w:rPr>
-      <w:lang w:val="es-ES"/>
-    </w:rPr>
-  </w:style>
-  <w:style w:type="paragraph" w:styleId="Textodeglobo">
-    <w:name w:val="Balloon Text"/>
-    <w:basedOn w:val="Normal"/>
-    <w:link w:val="TextodegloboCar"/>
-    <w:uiPriority w:val="99"/>
-    <w:semiHidden/>
-    <w:unhideWhenUsed/>
-    <w:rsid w:val="00866FFA"/>
-    <w:pPr>
-      <w:spacing w:after="0" w:line="240" w:lineRule="auto"/>
-    </w:pPr>
-    <w:rPr>
-      <w:rFonts w:ascii="Tahoma" w:hAnsi="Tahoma" w:cs="Tahoma"/>
-      <w:sz w:val="16"/>
-      <w:szCs w:val="16"/>
-    </w:rPr>
-  </w:style>
-  <w:style w:type="character" w:customStyle="1" w:styleId="TextodegloboCar">
-    <w:name w:val="Texto de globo Car"/>
-    <w:basedOn w:val="Fuentedeprrafopredeter"/>
-    <w:link w:val="Textodeglobo"/>
-    <w:uiPriority w:val="99"/>
-    <w:semiHidden/>
-    <w:rsid w:val="00866FFA"/>
-    <w:rPr>
-      <w:rFonts w:ascii="Tahoma" w:hAnsi="Tahoma" w:cs="Tahoma"/>
-      <w:sz w:val="16"/>
-      <w:szCs w:val="16"/>
-    </w:rPr>
-  </w:style>
-  <w:style w:type="paragraph" w:styleId="Prrafodelista">
-    <w:name w:val="List Paragraph"/>
-    <w:basedOn w:val="Normal"/>
-    <w:uiPriority w:val="34"/>
-    <w:qFormat/>
-    <w:rsid w:val="009239D5"/>
-    <w:pPr>
-      <w:ind w:left="720"/>
-      <w:contextualSpacing/>
-    </w:pPr>
-  </w:style>
-  <w:style w:type="character" w:styleId="Hipervnculo">
-    <w:name w:val="Hyperlink"/>
-    <w:basedOn w:val="Fuentedeprrafopredeter"/>
-    <w:uiPriority w:val="99"/>
-    <w:unhideWhenUsed/>
-    <w:rsid w:val="00F2315D"/>
-    <w:rPr>
-      <w:color w:val="0000FF" w:themeColor="hyperlink"/>
-      <w:u w:val="single"/>
+      <w:rFonts w:asciiTheme="majorHAnsi" w:eastAsiaTheme="majorEastAsia" w:hAnsiTheme="majorHAnsi" w:cstheme="majorBidi"/>
+      <w:color w:val="365F91" w:themeColor="accent1" w:themeShade="BF"/>
+      <w:sz w:val="26"/>
+      <w:szCs w:val="26"/>
     </w:rPr>
   </w:style>
 </w:styles>
